--- a/lessons/2-2/downloads/2-2-notes.docx
+++ b/lessons/2-2/downloads/2-2-notes.docx
@@ -363,6 +363,610 @@
         <w:rPr>
           <w:b/>
           <w:bCs/>
+          <w:color w:val="1FA6A2"/>
+          <w:sz w:val="26"/>
+          <w:szCs w:val="26"/>
+        </w:rPr>
+        <w:t xml:space="preserve">Turn &amp; Talk — Discussion Points  (Level 1 support · Level 2)</w:t>
+      </w:r>
+    </w:p>
+    <w:p>
+      <w:pPr>
+        <w:spacing w:after="60"/>
+      </w:pPr>
+      <w:r>
+        <w:rPr>
+          <w:i/>
+          <w:iCs/>
+          <w:color w:val="5F6F80"/>
+          <w:sz w:val="19"/>
+          <w:szCs w:val="19"/>
+        </w:rPr>
+        <w:t xml:space="preserve">Talk with a partner. Use the Level 1 stems if you need help getting started; try the Level 2 question when you are ready for more.</w:t>
+      </w:r>
+    </w:p>
+    <w:p>
+      <w:pPr>
+        <w:spacing w:after="60"/>
+      </w:pPr>
+      <w:r>
+        <w:rPr>
+          <w:b/>
+          <w:bCs/>
+          <w:color w:val="12355B"/>
+          <w:sz w:val="21"/>
+          <w:szCs w:val="21"/>
+        </w:rPr>
+        <w:t xml:space="preserve">1. [Launch] </w:t>
+      </w:r>
+      <w:r>
+        <w:rPr>
+          <w:b/>
+          <w:bCs/>
+          <w:sz w:val="21"/>
+          <w:szCs w:val="21"/>
+        </w:rPr>
+        <w:t xml:space="preserve">Agent Park has 4 pounds of evidence powder and fills bags that hold 1/2 pound each. How many bags can he fill, and how do you know?</w:t>
+      </w:r>
+    </w:p>
+    <w:p>
+      <w:pPr>
+        <w:spacing w:after="60"/>
+      </w:pPr>
+      <w:r>
+        <w:rPr>
+          <w:b/>
+          <w:bCs/>
+          <w:color w:val="1FA6A2"/>
+          <w:sz w:val="20"/>
+          <w:szCs w:val="20"/>
+        </w:rPr>
+        <w:t xml:space="preserve">Level 1 — Start here: </w:t>
+      </w:r>
+      <w:r>
+        <w:rPr>
+          <w:sz w:val="20"/>
+          <w:szCs w:val="20"/>
+        </w:rPr>
+        <w:t xml:space="preserve">Each whole pound makes 2 half-pound bags, so 4 pounds makes 8 bags.</w:t>
+      </w:r>
+    </w:p>
+    <w:p>
+      <w:pPr>
+        <w:spacing w:after="60"/>
+      </w:pPr>
+      <w:r>
+        <w:rPr>
+          <w:sz w:val="21"/>
+          <w:szCs w:val="21"/>
+        </w:rPr>
+        <w:t xml:space="preserve">1/2 pound fits into 4 pounds a total of ___ times.</w:t>
+      </w:r>
+      <w:r>
+        <w:rPr>
+          <w:i/>
+          <w:iCs/>
+          <w:color w:val="5F6F80"/>
+          <w:sz w:val="19"/>
+          <w:szCs w:val="19"/>
+        </w:rPr>
+        <w:br/>
+        <w:t xml:space="preserve">
+1/2 libra cabe en 4 libras un total de ___ veces.</w:t>
+      </w:r>
+    </w:p>
+    <w:p>
+      <w:pPr>
+        <w:spacing w:after="60"/>
+      </w:pPr>
+      <w:r>
+        <w:rPr>
+          <w:sz w:val="21"/>
+          <w:szCs w:val="21"/>
+        </w:rPr>
+        <w:t xml:space="preserve">I know because each pound holds ___ bags, so ___.</w:t>
+      </w:r>
+      <w:r>
+        <w:rPr>
+          <w:i/>
+          <w:iCs/>
+          <w:color w:val="5F6F80"/>
+          <w:sz w:val="19"/>
+          <w:szCs w:val="19"/>
+        </w:rPr>
+        <w:br/>
+        <w:t xml:space="preserve">
+Lo sé porque cada libra contiene ___ bolsas, así que ___.</w:t>
+      </w:r>
+    </w:p>
+    <w:p>
+      <w:pPr>
+        <w:spacing w:after="60"/>
+      </w:pPr>
+      <w:r>
+        <w:rPr>
+          <w:b/>
+          <w:bCs/>
+          <w:color w:val="12355B"/>
+          <w:sz w:val="20"/>
+          <w:szCs w:val="20"/>
+        </w:rPr>
+        <w:t xml:space="preserve">Word bank: </w:t>
+      </w:r>
+      <w:r>
+        <w:rPr>
+          <w:color w:val="1FA6A2"/>
+          <w:sz w:val="20"/>
+          <w:szCs w:val="20"/>
+        </w:rPr>
+        <w:t xml:space="preserve">whole number, fraction, quotient</w:t>
+      </w:r>
+    </w:p>
+    <w:p>
+      <w:pPr>
+        <w:spacing w:after="60"/>
+      </w:pPr>
+      <w:r>
+        <w:rPr>
+          <w:b/>
+          <w:bCs/>
+          <w:color w:val="12355B"/>
+          <w:sz w:val="19"/>
+          <w:szCs w:val="19"/>
+        </w:rPr>
+        <w:t xml:space="preserve">Listen for: </w:t>
+      </w:r>
+      <w:r>
+        <w:rPr>
+          <w:i/>
+          <w:iCs/>
+          <w:color w:val="5F6F80"/>
+          <w:sz w:val="19"/>
+          <w:szCs w:val="19"/>
+        </w:rPr>
+        <w:t xml:space="preserve">Students see that 4 ÷ 1/2 = 8 and explain there are 2 halves in each whole pound.</w:t>
+      </w:r>
+    </w:p>
+    <w:p>
+      <w:pPr>
+        <w:spacing w:after="60"/>
+      </w:pPr>
+      <w:r>
+        <w:rPr>
+          <w:b/>
+          <w:bCs/>
+          <w:color w:val="9A6B12"/>
+          <w:sz w:val="20"/>
+          <w:szCs w:val="20"/>
+        </w:rPr>
+        <w:t xml:space="preserve">Level 2: </w:t>
+      </w:r>
+      <w:r>
+        <w:rPr>
+          <w:sz w:val="20"/>
+          <w:szCs w:val="20"/>
+        </w:rPr>
+        <w:t xml:space="preserve">Why does dividing 4 by 1/2 give 8, a number larger than 4, even though you are dividing? Justify.</w:t>
+      </w:r>
+    </w:p>
+    <w:p>
+      <w:pPr>
+        <w:spacing w:after="60"/>
+        <w:ind w:left="360"/>
+      </w:pPr>
+      <w:r>
+        <w:rPr>
+          <w:sz w:val="20"/>
+          <w:szCs w:val="20"/>
+        </w:rPr>
+        <w:t xml:space="preserve">• Dividing 4 by 1/2 makes the answer larger because ___.</w:t>
+      </w:r>
+    </w:p>
+    <w:p>
+      <w:pPr>
+        <w:spacing w:after="60"/>
+        <w:ind w:left="360"/>
+      </w:pPr>
+      <w:r>
+        <w:rPr>
+          <w:sz w:val="20"/>
+          <w:szCs w:val="20"/>
+        </w:rPr>
+        <w:t xml:space="preserve">• Dividing by less than one whole means ___.</w:t>
+      </w:r>
+    </w:p>
+    <w:p>
+      <w:pPr>
+        <w:spacing w:after="60"/>
+      </w:pPr>
+      <w:r>
+        <w:rPr>
+          <w:b/>
+          <w:bCs/>
+          <w:color w:val="12355B"/>
+          <w:sz w:val="21"/>
+          <w:szCs w:val="21"/>
+        </w:rPr>
+        <w:t xml:space="preserve">2. [Explore] </w:t>
+      </w:r>
+      <w:r>
+        <w:rPr>
+          <w:b/>
+          <w:bCs/>
+          <w:sz w:val="21"/>
+          <w:szCs w:val="21"/>
+        </w:rPr>
+        <w:t xml:space="preserve">How does 'Keep, Change, Flip' turn 6 ÷ 1/3 into a multiplication problem?</w:t>
+      </w:r>
+    </w:p>
+    <w:p>
+      <w:pPr>
+        <w:spacing w:after="60"/>
+      </w:pPr>
+      <w:r>
+        <w:rPr>
+          <w:b/>
+          <w:bCs/>
+          <w:color w:val="1FA6A2"/>
+          <w:sz w:val="20"/>
+          <w:szCs w:val="20"/>
+        </w:rPr>
+        <w:t xml:space="preserve">Level 1 — Start here: </w:t>
+      </w:r>
+      <w:r>
+        <w:rPr>
+          <w:sz w:val="20"/>
+          <w:szCs w:val="20"/>
+        </w:rPr>
+        <w:t xml:space="preserve">I keep the 6, change ÷ to ×, and flip 1/3 to its reciprocal 3.</w:t>
+      </w:r>
+    </w:p>
+    <w:p>
+      <w:pPr>
+        <w:spacing w:after="60"/>
+      </w:pPr>
+      <w:r>
+        <w:rPr>
+          <w:sz w:val="21"/>
+          <w:szCs w:val="21"/>
+        </w:rPr>
+        <w:t xml:space="preserve">I keep ___, change the sign to ___, and flip ___ to ___.</w:t>
+      </w:r>
+      <w:r>
+        <w:rPr>
+          <w:i/>
+          <w:iCs/>
+          <w:color w:val="5F6F80"/>
+          <w:sz w:val="19"/>
+          <w:szCs w:val="19"/>
+        </w:rPr>
+        <w:br/>
+        <w:t xml:space="preserve">
+Mantengo ___, cambio el signo a ___, y volteo ___ a ___.</w:t>
+      </w:r>
+    </w:p>
+    <w:p>
+      <w:pPr>
+        <w:spacing w:after="60"/>
+      </w:pPr>
+      <w:r>
+        <w:rPr>
+          <w:sz w:val="21"/>
+          <w:szCs w:val="21"/>
+        </w:rPr>
+        <w:t xml:space="preserve">So 6 ÷ 1/3 becomes 6 × ___, which equals ___.</w:t>
+      </w:r>
+      <w:r>
+        <w:rPr>
+          <w:i/>
+          <w:iCs/>
+          <w:color w:val="5F6F80"/>
+          <w:sz w:val="19"/>
+          <w:szCs w:val="19"/>
+        </w:rPr>
+        <w:br/>
+        <w:t xml:space="preserve">
+Entonces 6 ÷ 1/3 se convierte en 6 × ___, que es igual a ___.</w:t>
+      </w:r>
+    </w:p>
+    <w:p>
+      <w:pPr>
+        <w:spacing w:after="60"/>
+      </w:pPr>
+      <w:r>
+        <w:rPr>
+          <w:b/>
+          <w:bCs/>
+          <w:color w:val="12355B"/>
+          <w:sz w:val="20"/>
+          <w:szCs w:val="20"/>
+        </w:rPr>
+        <w:t xml:space="preserve">Word bank: </w:t>
+      </w:r>
+      <w:r>
+        <w:rPr>
+          <w:color w:val="1FA6A2"/>
+          <w:sz w:val="20"/>
+          <w:szCs w:val="20"/>
+        </w:rPr>
+        <w:t xml:space="preserve">reciprocal, Keep, Change, Flip, quotient</w:t>
+      </w:r>
+    </w:p>
+    <w:p>
+      <w:pPr>
+        <w:spacing w:after="60"/>
+      </w:pPr>
+      <w:r>
+        <w:rPr>
+          <w:b/>
+          <w:bCs/>
+          <w:color w:val="12355B"/>
+          <w:sz w:val="19"/>
+          <w:szCs w:val="19"/>
+        </w:rPr>
+        <w:t xml:space="preserve">Listen for: </w:t>
+      </w:r>
+      <w:r>
+        <w:rPr>
+          <w:i/>
+          <w:iCs/>
+          <w:color w:val="5F6F80"/>
+          <w:sz w:val="19"/>
+          <w:szCs w:val="19"/>
+        </w:rPr>
+        <w:t xml:space="preserve">Students correctly flip the divisor to its reciprocal (3) and explain multiplying by the reciprocal gives the same result as dividing.</w:t>
+      </w:r>
+    </w:p>
+    <w:p>
+      <w:pPr>
+        <w:spacing w:after="60"/>
+      </w:pPr>
+      <w:r>
+        <w:rPr>
+          <w:b/>
+          <w:bCs/>
+          <w:color w:val="9A6B12"/>
+          <w:sz w:val="20"/>
+          <w:szCs w:val="20"/>
+        </w:rPr>
+        <w:t xml:space="preserve">Level 2: </w:t>
+      </w:r>
+      <w:r>
+        <w:rPr>
+          <w:sz w:val="20"/>
+          <w:szCs w:val="20"/>
+        </w:rPr>
+        <w:t xml:space="preserve">Explain why multiplying by the reciprocal gives the same answer as counting how many 1/3-pieces fit into 6.</w:t>
+      </w:r>
+    </w:p>
+    <w:p>
+      <w:pPr>
+        <w:spacing w:after="60"/>
+        <w:ind w:left="360"/>
+      </w:pPr>
+      <w:r>
+        <w:rPr>
+          <w:sz w:val="20"/>
+          <w:szCs w:val="20"/>
+        </w:rPr>
+        <w:t xml:space="preserve">• Multiplying by the reciprocal works because ___.</w:t>
+      </w:r>
+    </w:p>
+    <w:p>
+      <w:pPr>
+        <w:spacing w:after="60"/>
+        <w:ind w:left="360"/>
+      </w:pPr>
+      <w:r>
+        <w:rPr>
+          <w:sz w:val="20"/>
+          <w:szCs w:val="20"/>
+        </w:rPr>
+        <w:t xml:space="preserve">• Both methods give ___ because ___.</w:t>
+      </w:r>
+    </w:p>
+    <w:p>
+      <w:pPr>
+        <w:spacing w:after="60"/>
+      </w:pPr>
+      <w:r>
+        <w:rPr>
+          <w:b/>
+          <w:bCs/>
+          <w:color w:val="12355B"/>
+          <w:sz w:val="21"/>
+          <w:szCs w:val="21"/>
+        </w:rPr>
+        <w:t xml:space="preserve">3. [Connect] </w:t>
+      </w:r>
+      <w:r>
+        <w:rPr>
+          <w:b/>
+          <w:bCs/>
+          <w:sz w:val="21"/>
+          <w:szCs w:val="21"/>
+        </w:rPr>
+        <w:t xml:space="preserve">When would dividing a whole number by a fraction help you in real life?</w:t>
+      </w:r>
+    </w:p>
+    <w:p>
+      <w:pPr>
+        <w:spacing w:after="60"/>
+      </w:pPr>
+      <w:r>
+        <w:rPr>
+          <w:b/>
+          <w:bCs/>
+          <w:color w:val="1FA6A2"/>
+          <w:sz w:val="20"/>
+          <w:szCs w:val="20"/>
+        </w:rPr>
+        <w:t xml:space="preserve">Level 1 — Start here: </w:t>
+      </w:r>
+      <w:r>
+        <w:rPr>
+          <w:sz w:val="20"/>
+          <w:szCs w:val="20"/>
+        </w:rPr>
+        <w:t xml:space="preserve">It tells you how many fraction-size portions fit into a whole amount.</w:t>
+      </w:r>
+    </w:p>
+    <w:p>
+      <w:pPr>
+        <w:spacing w:after="60"/>
+      </w:pPr>
+      <w:r>
+        <w:rPr>
+          <w:sz w:val="21"/>
+          <w:szCs w:val="21"/>
+        </w:rPr>
+        <w:t xml:space="preserve">Dividing a whole number by a fraction is useful when ___.</w:t>
+      </w:r>
+      <w:r>
+        <w:rPr>
+          <w:i/>
+          <w:iCs/>
+          <w:color w:val="5F6F80"/>
+          <w:sz w:val="19"/>
+          <w:szCs w:val="19"/>
+        </w:rPr>
+        <w:br/>
+        <w:t xml:space="preserve">
+Dividir un número entero entre una fracción es útil cuando ___.</w:t>
+      </w:r>
+    </w:p>
+    <w:p>
+      <w:pPr>
+        <w:spacing w:after="60"/>
+      </w:pPr>
+      <w:r>
+        <w:rPr>
+          <w:sz w:val="21"/>
+          <w:szCs w:val="21"/>
+        </w:rPr>
+        <w:t xml:space="preserve">For example, ___ pounds split into ___-pound portions makes ___.</w:t>
+      </w:r>
+      <w:r>
+        <w:rPr>
+          <w:i/>
+          <w:iCs/>
+          <w:color w:val="5F6F80"/>
+          <w:sz w:val="19"/>
+          <w:szCs w:val="19"/>
+        </w:rPr>
+        <w:br/>
+        <w:t xml:space="preserve">
+Por ejemplo, ___ libras divididas en porciones de ___ libra hace ___.</w:t>
+      </w:r>
+    </w:p>
+    <w:p>
+      <w:pPr>
+        <w:spacing w:after="60"/>
+      </w:pPr>
+      <w:r>
+        <w:rPr>
+          <w:b/>
+          <w:bCs/>
+          <w:color w:val="12355B"/>
+          <w:sz w:val="20"/>
+          <w:szCs w:val="20"/>
+        </w:rPr>
+        <w:t xml:space="preserve">Word bank: </w:t>
+      </w:r>
+      <w:r>
+        <w:rPr>
+          <w:color w:val="1FA6A2"/>
+          <w:sz w:val="20"/>
+          <w:szCs w:val="20"/>
+        </w:rPr>
+        <w:t xml:space="preserve">whole number, fraction, reciprocal</w:t>
+      </w:r>
+    </w:p>
+    <w:p>
+      <w:pPr>
+        <w:spacing w:after="60"/>
+      </w:pPr>
+      <w:r>
+        <w:rPr>
+          <w:b/>
+          <w:bCs/>
+          <w:color w:val="12355B"/>
+          <w:sz w:val="19"/>
+          <w:szCs w:val="19"/>
+        </w:rPr>
+        <w:t xml:space="preserve">Listen for: </w:t>
+      </w:r>
+      <w:r>
+        <w:rPr>
+          <w:i/>
+          <w:iCs/>
+          <w:color w:val="5F6F80"/>
+          <w:sz w:val="19"/>
+          <w:szCs w:val="19"/>
+        </w:rPr>
+        <w:t xml:space="preserve">Students give a realistic portion/serving scenario and set it up as whole ÷ fraction.</w:t>
+      </w:r>
+    </w:p>
+    <w:p>
+      <w:pPr>
+        <w:spacing w:after="60"/>
+      </w:pPr>
+      <w:r>
+        <w:rPr>
+          <w:b/>
+          <w:bCs/>
+          <w:color w:val="9A6B12"/>
+          <w:sz w:val="20"/>
+          <w:szCs w:val="20"/>
+        </w:rPr>
+        <w:t xml:space="preserve">Level 2: </w:t>
+      </w:r>
+      <w:r>
+        <w:rPr>
+          <w:sz w:val="20"/>
+          <w:szCs w:val="20"/>
+        </w:rPr>
+        <w:t xml:space="preserve">A student says you should always multiply by the reciprocal to make the answer bigger. Critique this overgeneralization.</w:t>
+      </w:r>
+    </w:p>
+    <w:p>
+      <w:pPr>
+        <w:spacing w:after="60"/>
+        <w:ind w:left="360"/>
+      </w:pPr>
+      <w:r>
+        <w:rPr>
+          <w:sz w:val="20"/>
+          <w:szCs w:val="20"/>
+        </w:rPr>
+        <w:t xml:space="preserve">• This is not always true because ___.</w:t>
+      </w:r>
+    </w:p>
+    <w:p>
+      <w:pPr>
+        <w:spacing w:after="60"/>
+        <w:ind w:left="360"/>
+      </w:pPr>
+      <w:r>
+        <w:rPr>
+          <w:sz w:val="20"/>
+          <w:szCs w:val="20"/>
+        </w:rPr>
+        <w:t xml:space="preserve">• Multiplying by a reciprocal makes the answer bigger only when ___.</w:t>
+      </w:r>
+    </w:p>
+    <w:p>
+      <w:pPr>
+        <w:pStyle w:val="Heading2"/>
+        <w:pBdr>
+          <w:left w:val="single" w:color="1FA6A2" w:sz="18" w:space="8"/>
+        </w:pBdr>
+        <w:spacing w:after="100" w:before="200"/>
+      </w:pPr>
+      <w:r>
+        <w:rPr>
+          <w:b/>
+          <w:bCs/>
           <w:color w:val="9A6B12"/>
           <w:sz w:val="26"/>
           <w:szCs w:val="26"/>
@@ -935,7 +1539,7 @@
           <w:sz w:val="21"/>
           <w:szCs w:val="21"/>
         </w:rPr>
-        <w:t xml:space="preserve">___ fits into ___ a total of ___ times.</w:t>
+        <w:t xml:space="preserve">1/2 pound fits into 4 pounds a total of ___ times.</w:t>
       </w:r>
       <w:r>
         <w:rPr>
@@ -947,19 +1551,19 @@
         </w:rPr>
         <w:br/>
         <w:t xml:space="preserve">
-___ cabe en ___ un total de ___ veces.</w:t>
-      </w:r>
-    </w:p>
-    <w:p>
-      <w:pPr>
-        <w:spacing w:after="60"/>
-      </w:pPr>
-      <w:r>
-        <w:rPr>
-          <w:sz w:val="21"/>
-          <w:szCs w:val="21"/>
-        </w:rPr>
-        <w:t xml:space="preserve">I know because ___.</w:t>
+1/2 libra cabe en 4 libras un total de ___ veces.</w:t>
+      </w:r>
+    </w:p>
+    <w:p>
+      <w:pPr>
+        <w:spacing w:after="60"/>
+      </w:pPr>
+      <w:r>
+        <w:rPr>
+          <w:sz w:val="21"/>
+          <w:szCs w:val="21"/>
+        </w:rPr>
+        <w:t xml:space="preserve">I know because each pound holds ___ bags, so ___.</w:t>
       </w:r>
       <w:r>
         <w:rPr>
@@ -971,19 +1575,19 @@
         </w:rPr>
         <w:br/>
         <w:t xml:space="preserve">
-Lo sé porque ___.</w:t>
-      </w:r>
-    </w:p>
-    <w:p>
-      <w:pPr>
-        <w:spacing w:after="60"/>
-      </w:pPr>
-      <w:r>
-        <w:rPr>
-          <w:sz w:val="21"/>
-          <w:szCs w:val="21"/>
-        </w:rPr>
-        <w:t xml:space="preserve">This is useful when ___.</w:t>
+Lo sé porque cada libra contiene ___ bolsas, así que ___.</w:t>
+      </w:r>
+    </w:p>
+    <w:p>
+      <w:pPr>
+        <w:spacing w:after="60"/>
+      </w:pPr>
+      <w:r>
+        <w:rPr>
+          <w:sz w:val="21"/>
+          <w:szCs w:val="21"/>
+        </w:rPr>
+        <w:t xml:space="preserve">I keep ___, change the sign to ___, and flip ___ to ___.</w:t>
       </w:r>
       <w:r>
         <w:rPr>
@@ -995,7 +1599,7 @@
         </w:rPr>
         <w:br/>
         <w:t xml:space="preserve">
-Esto es útil cuando ___.</w:t>
+Mantengo ___, cambio el signo a ___, y volteo ___ a ___.</w:t>
       </w:r>
     </w:p>
     <w:p>

--- a/lessons/2-2/downloads/2-2-notes.docx
+++ b/lessons/2-2/downloads/2-2-notes.docx
@@ -437,6 +437,43 @@
       </w:pPr>
       <w:r>
         <w:rPr>
+          <w:b/>
+          <w:bCs/>
+          <w:color w:val="1FA6A2"/>
+          <w:sz w:val="20"/>
+          <w:szCs w:val="20"/>
+        </w:rPr>
+        <w:t xml:space="preserve">Hint (optional): </w:t>
+      </w:r>
+      <w:r>
+        <w:rPr>
+          <w:sz w:val="20"/>
+          <w:szCs w:val="20"/>
+        </w:rPr>
+        <w:t xml:space="preserve">Try starting with the word "whole number" or "fraction". Re-read the question and underline what it is asking you to compare or find. Use one number or word from the problem as your evidence.</w:t>
+      </w:r>
+    </w:p>
+    <w:p>
+      <w:pPr>
+        <w:spacing w:after="60"/>
+      </w:pPr>
+      <w:r>
+        <w:rPr>
+          <w:b/>
+          <w:bCs/>
+          <w:color w:val="12355B"/>
+          <w:sz w:val="19"/>
+          <w:szCs w:val="19"/>
+        </w:rPr>
+        <w:t xml:space="preserve">Sentence starters (optional)</w:t>
+      </w:r>
+    </w:p>
+    <w:p>
+      <w:pPr>
+        <w:spacing w:after="60"/>
+      </w:pPr>
+      <w:r>
+        <w:rPr>
           <w:sz w:val="21"/>
           <w:szCs w:val="21"/>
         </w:rPr>
@@ -627,6 +664,43 @@
       </w:pPr>
       <w:r>
         <w:rPr>
+          <w:b/>
+          <w:bCs/>
+          <w:color w:val="1FA6A2"/>
+          <w:sz w:val="20"/>
+          <w:szCs w:val="20"/>
+        </w:rPr>
+        <w:t xml:space="preserve">Hint (optional): </w:t>
+      </w:r>
+      <w:r>
+        <w:rPr>
+          <w:sz w:val="20"/>
+          <w:szCs w:val="20"/>
+        </w:rPr>
+        <w:t xml:space="preserve">Try starting with the word "reciprocal" or "Keep, Change, Flip". Re-read the question and underline what it is asking you to compare or find. Use one number or word from the problem as your evidence.</w:t>
+      </w:r>
+    </w:p>
+    <w:p>
+      <w:pPr>
+        <w:spacing w:after="60"/>
+      </w:pPr>
+      <w:r>
+        <w:rPr>
+          <w:b/>
+          <w:bCs/>
+          <w:color w:val="12355B"/>
+          <w:sz w:val="19"/>
+          <w:szCs w:val="19"/>
+        </w:rPr>
+        <w:t xml:space="preserve">Sentence starters (optional)</w:t>
+      </w:r>
+    </w:p>
+    <w:p>
+      <w:pPr>
+        <w:spacing w:after="60"/>
+      </w:pPr>
+      <w:r>
+        <w:rPr>
           <w:sz w:val="21"/>
           <w:szCs w:val="21"/>
         </w:rPr>
@@ -809,6 +883,43 @@
           <w:szCs w:val="20"/>
         </w:rPr>
         <w:t xml:space="preserve">It tells you how many fraction-size portions fit into a whole amount.</w:t>
+      </w:r>
+    </w:p>
+    <w:p>
+      <w:pPr>
+        <w:spacing w:after="60"/>
+      </w:pPr>
+      <w:r>
+        <w:rPr>
+          <w:b/>
+          <w:bCs/>
+          <w:color w:val="1FA6A2"/>
+          <w:sz w:val="20"/>
+          <w:szCs w:val="20"/>
+        </w:rPr>
+        <w:t xml:space="preserve">Hint (optional): </w:t>
+      </w:r>
+      <w:r>
+        <w:rPr>
+          <w:sz w:val="20"/>
+          <w:szCs w:val="20"/>
+        </w:rPr>
+        <w:t xml:space="preserve">Try starting with the word "whole number" or "fraction". Re-read the question and underline what it is asking you to compare or find. Use one number or word from the problem as your evidence.</w:t>
+      </w:r>
+    </w:p>
+    <w:p>
+      <w:pPr>
+        <w:spacing w:after="60"/>
+      </w:pPr>
+      <w:r>
+        <w:rPr>
+          <w:b/>
+          <w:bCs/>
+          <w:color w:val="12355B"/>
+          <w:sz w:val="19"/>
+          <w:szCs w:val="19"/>
+        </w:rPr>
+        <w:t xml:space="preserve">Sentence starters (optional)</w:t>
       </w:r>
     </w:p>
     <w:p>

--- a/lessons/2-2/downloads/2-2-notes.docx
+++ b/lessons/2-2/downloads/2-2-notes.docx
@@ -97,6 +97,69 @@
       </w:pPr>
       <w:r>
         <w:rPr>
+          <w:i/>
+          <w:iCs/>
+          <w:color w:val="5F6F80"/>
+          <w:sz w:val="19"/>
+          <w:szCs w:val="19"/>
+        </w:rPr>
+        <w:t xml:space="preserve">Picture first, then the word, then a plain-language meaning.</w:t>
+      </w:r>
+    </w:p>
+    <w:p>
+      <w:pPr>
+        <w:keepNext/>
+        <w:spacing w:after="20" w:before="120"/>
+        <w:jc w:val="center"/>
+      </w:pPr>
+      <w:r>
+        <w:drawing>
+          <wp:inline distT="0" distB="0" distL="0" distR="0">
+            <wp:extent cx="1238250" cy="933450"/>
+            <wp:effectExtent t="0" r="0" b="0" l="0"/>
+            <wp:docPr id="1" name="" descr="" title=""/>
+            <wp:cNvGraphicFramePr>
+              <a:graphicFrameLocks xmlns:a="http://schemas.openxmlformats.org/drawingml/2006/main" noChangeAspect="1"/>
+            </wp:cNvGraphicFramePr>
+            <a:graphic xmlns:a="http://schemas.openxmlformats.org/drawingml/2006/main">
+              <a:graphicData uri="http://schemas.openxmlformats.org/drawingml/2006/picture">
+                <pic:pic xmlns:pic="http://schemas.openxmlformats.org/drawingml/2006/picture">
+                  <pic:nvPicPr>
+                    <pic:cNvPr id="0" name="" descr=""/>
+                    <pic:cNvPicPr>
+                      <a:picLocks noChangeAspect="1" noChangeArrowheads="1"/>
+                    </pic:cNvPicPr>
+                  </pic:nvPicPr>
+                  <pic:blipFill>
+                    <a:blip r:embed="rId9" cstate="none"/>
+                    <a:srcRect/>
+                    <a:stretch>
+                      <a:fillRect/>
+                    </a:stretch>
+                  </pic:blipFill>
+                  <pic:spPr bwMode="auto">
+                    <a:xfrm>
+                      <a:off x="0" y="0"/>
+                      <a:ext cx="1238250" cy="933450"/>
+                    </a:xfrm>
+                    <a:prstGeom prst="rect">
+                      <a:avLst/>
+                    </a:prstGeom>
+                  </pic:spPr>
+                </pic:pic>
+              </a:graphicData>
+            </a:graphic>
+          </wp:inline>
+        </w:drawing>
+      </w:r>
+    </w:p>
+    <w:p>
+      <w:pPr>
+        <w:keepNext/>
+        <w:spacing w:after="20"/>
+      </w:pPr>
+      <w:r>
+        <w:rPr>
           <w:b/>
           <w:bCs/>
           <w:color w:val="12355B"/>
@@ -118,7 +181,7 @@
     </w:p>
     <w:p>
       <w:pPr>
-        <w:spacing w:after="60"/>
+        <w:spacing w:after="160"/>
       </w:pPr>
       <w:r>
         <w:rPr>
@@ -130,22 +193,55 @@
     </w:p>
     <w:p>
       <w:pPr>
-        <w:spacing w:after="60"/>
-      </w:pPr>
-      <w:r>
-        <w:rPr>
-          <w:i/>
-          <w:iCs/>
-          <w:color w:val="5F6F80"/>
-          <w:sz w:val="19"/>
-          <w:szCs w:val="19"/>
-        </w:rPr>
-        <w:t xml:space="preserve">4 is a whole number; as a fraction it is 4/1</w:t>
-      </w:r>
-    </w:p>
-    <w:p>
-      <w:pPr>
-        <w:spacing w:after="60"/>
+        <w:keepNext/>
+        <w:spacing w:after="20" w:before="120"/>
+        <w:jc w:val="center"/>
+      </w:pPr>
+      <w:r>
+        <w:drawing>
+          <wp:inline distT="0" distB="0" distL="0" distR="0">
+            <wp:extent cx="1238250" cy="933450"/>
+            <wp:effectExtent t="0" r="0" b="0" l="0"/>
+            <wp:docPr id="1" name="" descr="" title=""/>
+            <wp:cNvGraphicFramePr>
+              <a:graphicFrameLocks xmlns:a="http://schemas.openxmlformats.org/drawingml/2006/main" noChangeAspect="1"/>
+            </wp:cNvGraphicFramePr>
+            <a:graphic xmlns:a="http://schemas.openxmlformats.org/drawingml/2006/main">
+              <a:graphicData uri="http://schemas.openxmlformats.org/drawingml/2006/picture">
+                <pic:pic xmlns:pic="http://schemas.openxmlformats.org/drawingml/2006/picture">
+                  <pic:nvPicPr>
+                    <pic:cNvPr id="0" name="" descr=""/>
+                    <pic:cNvPicPr>
+                      <a:picLocks noChangeAspect="1" noChangeArrowheads="1"/>
+                    </pic:cNvPicPr>
+                  </pic:nvPicPr>
+                  <pic:blipFill>
+                    <a:blip r:embed="rId10" cstate="none"/>
+                    <a:srcRect/>
+                    <a:stretch>
+                      <a:fillRect/>
+                    </a:stretch>
+                  </pic:blipFill>
+                  <pic:spPr bwMode="auto">
+                    <a:xfrm>
+                      <a:off x="0" y="0"/>
+                      <a:ext cx="1238250" cy="933450"/>
+                    </a:xfrm>
+                    <a:prstGeom prst="rect">
+                      <a:avLst/>
+                    </a:prstGeom>
+                  </pic:spPr>
+                </pic:pic>
+              </a:graphicData>
+            </a:graphic>
+          </wp:inline>
+        </w:drawing>
+      </w:r>
+    </w:p>
+    <w:p>
+      <w:pPr>
+        <w:keepNext/>
+        <w:spacing w:after="20"/>
       </w:pPr>
       <w:r>
         <w:rPr>
@@ -170,7 +266,7 @@
     </w:p>
     <w:p>
       <w:pPr>
-        <w:spacing w:after="60"/>
+        <w:spacing w:after="160"/>
       </w:pPr>
       <w:r>
         <w:rPr>
@@ -182,22 +278,55 @@
     </w:p>
     <w:p>
       <w:pPr>
-        <w:spacing w:after="60"/>
-      </w:pPr>
-      <w:r>
-        <w:rPr>
-          <w:i/>
-          <w:iCs/>
-          <w:color w:val="5F6F80"/>
-          <w:sz w:val="19"/>
-          <w:szCs w:val="19"/>
-        </w:rPr>
-        <w:t xml:space="preserve">1/2 means 1 out of 2 equal parts — like cutting a sandwich in half and taking one piece</w:t>
-      </w:r>
-    </w:p>
-    <w:p>
-      <w:pPr>
-        <w:spacing w:after="60"/>
+        <w:keepNext/>
+        <w:spacing w:after="20" w:before="120"/>
+        <w:jc w:val="center"/>
+      </w:pPr>
+      <w:r>
+        <w:drawing>
+          <wp:inline distT="0" distB="0" distL="0" distR="0">
+            <wp:extent cx="1238250" cy="933450"/>
+            <wp:effectExtent t="0" r="0" b="0" l="0"/>
+            <wp:docPr id="1" name="" descr="" title=""/>
+            <wp:cNvGraphicFramePr>
+              <a:graphicFrameLocks xmlns:a="http://schemas.openxmlformats.org/drawingml/2006/main" noChangeAspect="1"/>
+            </wp:cNvGraphicFramePr>
+            <a:graphic xmlns:a="http://schemas.openxmlformats.org/drawingml/2006/main">
+              <a:graphicData uri="http://schemas.openxmlformats.org/drawingml/2006/picture">
+                <pic:pic xmlns:pic="http://schemas.openxmlformats.org/drawingml/2006/picture">
+                  <pic:nvPicPr>
+                    <pic:cNvPr id="0" name="" descr=""/>
+                    <pic:cNvPicPr>
+                      <a:picLocks noChangeAspect="1" noChangeArrowheads="1"/>
+                    </pic:cNvPicPr>
+                  </pic:nvPicPr>
+                  <pic:blipFill>
+                    <a:blip r:embed="rId11" cstate="none"/>
+                    <a:srcRect/>
+                    <a:stretch>
+                      <a:fillRect/>
+                    </a:stretch>
+                  </pic:blipFill>
+                  <pic:spPr bwMode="auto">
+                    <a:xfrm>
+                      <a:off x="0" y="0"/>
+                      <a:ext cx="1238250" cy="933450"/>
+                    </a:xfrm>
+                    <a:prstGeom prst="rect">
+                      <a:avLst/>
+                    </a:prstGeom>
+                  </pic:spPr>
+                </pic:pic>
+              </a:graphicData>
+            </a:graphic>
+          </wp:inline>
+        </w:drawing>
+      </w:r>
+    </w:p>
+    <w:p>
+      <w:pPr>
+        <w:keepNext/>
+        <w:spacing w:after="20"/>
       </w:pPr>
       <w:r>
         <w:rPr>
@@ -222,7 +351,7 @@
     </w:p>
     <w:p>
       <w:pPr>
-        <w:spacing w:after="60"/>
+        <w:spacing w:after="160"/>
       </w:pPr>
       <w:r>
         <w:rPr>
@@ -234,22 +363,55 @@
     </w:p>
     <w:p>
       <w:pPr>
-        <w:spacing w:after="60"/>
-      </w:pPr>
-      <w:r>
-        <w:rPr>
-          <w:i/>
-          <w:iCs/>
-          <w:color w:val="5F6F80"/>
-          <w:sz w:val="19"/>
-          <w:szCs w:val="19"/>
-        </w:rPr>
-        <w:t xml:space="preserve">The reciprocal of 2/3 is 3/2. Flip the fraction to divide: 6 ÷ 2/3 = 6 × 3/2</w:t>
-      </w:r>
-    </w:p>
-    <w:p>
-      <w:pPr>
-        <w:spacing w:after="60"/>
+        <w:keepNext/>
+        <w:spacing w:after="20" w:before="120"/>
+        <w:jc w:val="center"/>
+      </w:pPr>
+      <w:r>
+        <w:drawing>
+          <wp:inline distT="0" distB="0" distL="0" distR="0">
+            <wp:extent cx="1238250" cy="933450"/>
+            <wp:effectExtent t="0" r="0" b="0" l="0"/>
+            <wp:docPr id="1" name="" descr="" title=""/>
+            <wp:cNvGraphicFramePr>
+              <a:graphicFrameLocks xmlns:a="http://schemas.openxmlformats.org/drawingml/2006/main" noChangeAspect="1"/>
+            </wp:cNvGraphicFramePr>
+            <a:graphic xmlns:a="http://schemas.openxmlformats.org/drawingml/2006/main">
+              <a:graphicData uri="http://schemas.openxmlformats.org/drawingml/2006/picture">
+                <pic:pic xmlns:pic="http://schemas.openxmlformats.org/drawingml/2006/picture">
+                  <pic:nvPicPr>
+                    <pic:cNvPr id="0" name="" descr=""/>
+                    <pic:cNvPicPr>
+                      <a:picLocks noChangeAspect="1" noChangeArrowheads="1"/>
+                    </pic:cNvPicPr>
+                  </pic:nvPicPr>
+                  <pic:blipFill>
+                    <a:blip r:embed="rId11" cstate="none"/>
+                    <a:srcRect/>
+                    <a:stretch>
+                      <a:fillRect/>
+                    </a:stretch>
+                  </pic:blipFill>
+                  <pic:spPr bwMode="auto">
+                    <a:xfrm>
+                      <a:off x="0" y="0"/>
+                      <a:ext cx="1238250" cy="933450"/>
+                    </a:xfrm>
+                    <a:prstGeom prst="rect">
+                      <a:avLst/>
+                    </a:prstGeom>
+                  </pic:spPr>
+                </pic:pic>
+              </a:graphicData>
+            </a:graphic>
+          </wp:inline>
+        </w:drawing>
+      </w:r>
+    </w:p>
+    <w:p>
+      <w:pPr>
+        <w:keepNext/>
+        <w:spacing w:after="20"/>
       </w:pPr>
       <w:r>
         <w:rPr>
@@ -274,7 +436,7 @@
     </w:p>
     <w:p>
       <w:pPr>
-        <w:spacing w:after="60"/>
+        <w:spacing w:after="160"/>
       </w:pPr>
       <w:r>
         <w:rPr>
@@ -286,22 +448,55 @@
     </w:p>
     <w:p>
       <w:pPr>
-        <w:spacing w:after="60"/>
-      </w:pPr>
-      <w:r>
-        <w:rPr>
-          <w:i/>
-          <w:iCs/>
-          <w:color w:val="5F6F80"/>
-          <w:sz w:val="19"/>
-          <w:szCs w:val="19"/>
-        </w:rPr>
-        <w:t xml:space="preserve">6 ÷ 1/3 → Keep 6, Change ÷ to ×, Flip 1/3 to 3/1 → 6 × 3 = 18</w:t>
-      </w:r>
-    </w:p>
-    <w:p>
-      <w:pPr>
-        <w:spacing w:after="60"/>
+        <w:keepNext/>
+        <w:spacing w:after="20" w:before="120"/>
+        <w:jc w:val="center"/>
+      </w:pPr>
+      <w:r>
+        <w:drawing>
+          <wp:inline distT="0" distB="0" distL="0" distR="0">
+            <wp:extent cx="1238250" cy="933450"/>
+            <wp:effectExtent t="0" r="0" b="0" l="0"/>
+            <wp:docPr id="1" name="" descr="" title=""/>
+            <wp:cNvGraphicFramePr>
+              <a:graphicFrameLocks xmlns:a="http://schemas.openxmlformats.org/drawingml/2006/main" noChangeAspect="1"/>
+            </wp:cNvGraphicFramePr>
+            <a:graphic xmlns:a="http://schemas.openxmlformats.org/drawingml/2006/main">
+              <a:graphicData uri="http://schemas.openxmlformats.org/drawingml/2006/picture">
+                <pic:pic xmlns:pic="http://schemas.openxmlformats.org/drawingml/2006/picture">
+                  <pic:nvPicPr>
+                    <pic:cNvPr id="0" name="" descr=""/>
+                    <pic:cNvPicPr>
+                      <a:picLocks noChangeAspect="1" noChangeArrowheads="1"/>
+                    </pic:cNvPicPr>
+                  </pic:nvPicPr>
+                  <pic:blipFill>
+                    <a:blip r:embed="rId12" cstate="none"/>
+                    <a:srcRect/>
+                    <a:stretch>
+                      <a:fillRect/>
+                    </a:stretch>
+                  </pic:blipFill>
+                  <pic:spPr bwMode="auto">
+                    <a:xfrm>
+                      <a:off x="0" y="0"/>
+                      <a:ext cx="1238250" cy="933450"/>
+                    </a:xfrm>
+                    <a:prstGeom prst="rect">
+                      <a:avLst/>
+                    </a:prstGeom>
+                  </pic:spPr>
+                </pic:pic>
+              </a:graphicData>
+            </a:graphic>
+          </wp:inline>
+        </w:drawing>
+      </w:r>
+    </w:p>
+    <w:p>
+      <w:pPr>
+        <w:keepNext/>
+        <w:spacing w:after="20"/>
       </w:pPr>
       <w:r>
         <w:rPr>
@@ -326,7 +521,7 @@
     </w:p>
     <w:p>
       <w:pPr>
-        <w:spacing w:after="60"/>
+        <w:spacing w:after="160"/>
       </w:pPr>
       <w:r>
         <w:rPr>
@@ -334,21 +529,6 @@
           <w:szCs w:val="21"/>
         </w:rPr>
         <w:t xml:space="preserve">The answer when you divide.</w:t>
-      </w:r>
-    </w:p>
-    <w:p>
-      <w:pPr>
-        <w:spacing w:after="60"/>
-      </w:pPr>
-      <w:r>
-        <w:rPr>
-          <w:i/>
-          <w:iCs/>
-          <w:color w:val="5F6F80"/>
-          <w:sz w:val="19"/>
-          <w:szCs w:val="19"/>
-        </w:rPr>
-        <w:t xml:space="preserve">In 4 ÷ 1/2 = 8, the quotient is 8</w:t>
       </w:r>
     </w:p>
     <w:p>

--- a/lessons/2-2/downloads/2-2-notes.docx
+++ b/lessons/2-2/downloads/2-2-notes.docx
@@ -1223,7 +1223,7 @@
           <w:sz w:val="24"/>
           <w:szCs w:val="24"/>
         </w:rPr>
-        <w:t xml:space="preserve">Try the Model</w:t>
+        <w:t xml:space="preserve">Solved Example</w:t>
       </w:r>
       <w:r>
         <w:rPr>
@@ -1233,90 +1233,152 @@
           <w:sz w:val="19"/>
           <w:szCs w:val="19"/>
         </w:rPr>
-        <w:t xml:space="preserve">   step through it together</w:t>
-      </w:r>
-    </w:p>
-    <w:p>
-      <w:pPr>
-        <w:spacing w:after="80"/>
-      </w:pPr>
-      <w:r>
-        <w:rPr>
-          <w:sz w:val="21"/>
-          <w:szCs w:val="21"/>
-        </w:rPr>
-        <w:t xml:space="preserve">Use the number line to show how many 1/2-size jumps fit into 4.</w:t>
-      </w:r>
-    </w:p>
-    <w:p>
-      <w:pPr>
+        <w:t xml:space="preserve">   I Do — watch each step</w:t>
+      </w:r>
+    </w:p>
+    <w:p>
+      <w:pPr>
+        <w:keepNext/>
         <w:spacing w:after="40"/>
       </w:pPr>
       <w:r>
-        <w:t xml:space="preserve"/>
-      </w:r>
-    </w:p>
-    <w:tbl>
-      <w:tblPr>
-        <w:tblW w:type="pct" w:w="100%"/>
-        <w:tblBorders>
-          <w:top w:val="single" w:color="C7D2DD" w:sz="6"/>
-          <w:left w:val="single" w:color="C7D2DD" w:sz="6"/>
-          <w:bottom w:val="single" w:color="C7D2DD" w:sz="6"/>
-          <w:right w:val="single" w:color="C7D2DD" w:sz="6"/>
-          <w:insideH w:val="single" w:color="auto" w:sz="4"/>
-          <w:insideV w:val="single" w:color="auto" w:sz="4"/>
-        </w:tblBorders>
-      </w:tblPr>
-      <w:tblGrid>
-        <w:gridCol w:w="100"/>
-      </w:tblGrid>
-      <w:tr>
-        <w:tc>
-          <w:tcPr>
-            <w:shd w:fill="E6F4F3" w:color="auto" w:val="clear"/>
-            <w:tcMar>
-              <w:top w:type="dxa" w:w="60"/>
-              <w:left w:type="dxa" w:w="120"/>
-              <w:bottom w:type="dxa" w:w="60"/>
-              <w:right w:type="dxa" w:w="120"/>
-            </w:tcMar>
-          </w:tcPr>
-          <w:p>
-            <w:pPr>
-              <w:spacing w:after="0" w:line="320"/>
-            </w:pPr>
-            <w:r>
-              <w:t xml:space="preserve"/>
-            </w:r>
-          </w:p>
-          <w:p>
-            <w:pPr>
-              <w:spacing w:after="0" w:line="320"/>
-            </w:pPr>
-            <w:r>
-              <w:t xml:space="preserve"/>
-            </w:r>
-          </w:p>
-          <w:p>
-            <w:pPr>
-              <w:spacing w:after="0" w:line="320"/>
-            </w:pPr>
-            <w:r>
-              <w:t xml:space="preserve"/>
-            </w:r>
-          </w:p>
-          <w:p>
-            <w:pPr>
-              <w:spacing w:after="0" w:line="320"/>
-            </w:pPr>
-            <w:r>
-              <w:t xml:space="preserve"/>
-            </w:r>
-          </w:p>
-        </w:tc>
-      </w:tr>
-    </w:tbl>
+        <w:rPr>
+          <w:b/>
+          <w:bCs/>
+          <w:color w:val="12355B"/>
+          <w:sz w:val="21"/>
+          <w:szCs w:val="21"/>
+        </w:rPr>
+        <w:t xml:space="preserve">Problem:  </w:t>
+      </w:r>
+      <w:r>
+        <w:rPr>
+          <w:sz w:val="21"/>
+          <w:szCs w:val="21"/>
+        </w:rPr>
+        <w:t xml:space="preserve">What is 6 ÷ 1/3?</w:t>
+      </w:r>
+    </w:p>
+    <w:p>
+      <w:pPr>
+        <w:spacing w:after="30"/>
+        <w:ind w:left="420"/>
+      </w:pPr>
+      <w:r>
+        <w:rPr>
+          <w:sz w:val="20"/>
+          <w:szCs w:val="20"/>
+        </w:rPr>
+        <w:t xml:space="preserve">A)  18</w:t>
+      </w:r>
+    </w:p>
+    <w:p>
+      <w:pPr>
+        <w:spacing w:after="30"/>
+        <w:ind w:left="420"/>
+      </w:pPr>
+      <w:r>
+        <w:rPr>
+          <w:sz w:val="20"/>
+          <w:szCs w:val="20"/>
+        </w:rPr>
+        <w:t xml:space="preserve">B)  2</w:t>
+      </w:r>
+    </w:p>
+    <w:p>
+      <w:pPr>
+        <w:spacing w:after="30"/>
+        <w:ind w:left="420"/>
+      </w:pPr>
+      <w:r>
+        <w:rPr>
+          <w:sz w:val="20"/>
+          <w:szCs w:val="20"/>
+        </w:rPr>
+        <w:t xml:space="preserve">C)  6/3</w:t>
+      </w:r>
+    </w:p>
+    <w:p>
+      <w:pPr>
+        <w:spacing w:after="30"/>
+        <w:ind w:left="420"/>
+      </w:pPr>
+      <w:r>
+        <w:rPr>
+          <w:sz w:val="20"/>
+          <w:szCs w:val="20"/>
+        </w:rPr>
+        <w:t xml:space="preserve">D)  3</w:t>
+      </w:r>
+    </w:p>
+    <w:p>
+      <w:pPr>
+        <w:spacing w:after="20" w:before="50"/>
+      </w:pPr>
+      <w:r>
+        <w:rPr>
+          <w:b/>
+          <w:bCs/>
+          <w:color w:val="1FA6A2"/>
+          <w:sz w:val="21"/>
+          <w:szCs w:val="21"/>
+        </w:rPr>
+        <w:t xml:space="preserve">Step 1:  </w:t>
+      </w:r>
+      <w:r>
+        <w:rPr>
+          <w:sz w:val="21"/>
+          <w:szCs w:val="21"/>
+        </w:rPr>
+        <w:t xml:space="preserve">6 ÷ 1/3 = 6 × 3/1 = 18.</w:t>
+      </w:r>
+    </w:p>
+    <w:p>
+      <w:pPr>
+        <w:spacing w:after="20" w:before="50"/>
+      </w:pPr>
+      <w:r>
+        <w:rPr>
+          <w:b/>
+          <w:bCs/>
+          <w:color w:val="1FA6A2"/>
+          <w:sz w:val="21"/>
+          <w:szCs w:val="21"/>
+        </w:rPr>
+        <w:t xml:space="preserve">Step 2:  </w:t>
+      </w:r>
+      <w:r>
+        <w:rPr>
+          <w:sz w:val="21"/>
+          <w:szCs w:val="21"/>
+        </w:rPr>
+        <w:t xml:space="preserve">There are 18 thirds in 6 wholes.</w:t>
+      </w:r>
+    </w:p>
+    <w:p>
+      <w:pPr>
+        <w:spacing w:after="40" w:before="60"/>
+      </w:pPr>
+      <w:r>
+        <w:rPr>
+          <w:b/>
+          <w:bCs/>
+          <w:color w:val="12355B"/>
+          <w:sz w:val="21"/>
+          <w:szCs w:val="21"/>
+        </w:rPr>
+        <w:t xml:space="preserve">Answer:  </w:t>
+      </w:r>
+      <w:r>
+        <w:rPr>
+          <w:b/>
+          <w:bCs/>
+          <w:sz w:val="21"/>
+          <w:szCs w:val="21"/>
+        </w:rPr>
+        <w:t xml:space="preserve">A. 18</w:t>
+      </w:r>
+    </w:p>
     <w:p>
       <w:pPr>
         <w:pStyle w:val="Heading1"/>
@@ -1361,6 +1423,170 @@
           <w:szCs w:val="19"/>
         </w:rPr>
         <w:t xml:space="preserve">   We Do — work with your class</w:t>
+      </w:r>
+    </w:p>
+    <w:p>
+      <w:pPr>
+        <w:keepNext/>
+        <w:spacing w:after="40" w:before="40"/>
+      </w:pPr>
+      <w:r>
+        <w:rPr>
+          <w:b/>
+          <w:bCs/>
+          <w:color w:val="12355B"/>
+          <w:sz w:val="21"/>
+          <w:szCs w:val="21"/>
+        </w:rPr>
+        <w:t xml:space="preserve">Problem:  </w:t>
+      </w:r>
+      <w:r>
+        <w:rPr>
+          <w:sz w:val="21"/>
+          <w:szCs w:val="21"/>
+        </w:rPr>
+        <w:t xml:space="preserve">What is 3 ÷ 1/5?</w:t>
+      </w:r>
+    </w:p>
+    <w:p>
+      <w:pPr>
+        <w:spacing w:after="30"/>
+        <w:ind w:left="420"/>
+      </w:pPr>
+      <w:r>
+        <w:rPr>
+          <w:sz w:val="20"/>
+          <w:szCs w:val="20"/>
+        </w:rPr>
+        <w:t xml:space="preserve">A)  15</w:t>
+      </w:r>
+    </w:p>
+    <w:p>
+      <w:pPr>
+        <w:spacing w:after="30"/>
+        <w:ind w:left="420"/>
+      </w:pPr>
+      <w:r>
+        <w:rPr>
+          <w:sz w:val="20"/>
+          <w:szCs w:val="20"/>
+        </w:rPr>
+        <w:t xml:space="preserve">B)  3/5</w:t>
+      </w:r>
+    </w:p>
+    <w:p>
+      <w:pPr>
+        <w:spacing w:after="30"/>
+        <w:ind w:left="420"/>
+      </w:pPr>
+      <w:r>
+        <w:rPr>
+          <w:sz w:val="20"/>
+          <w:szCs w:val="20"/>
+        </w:rPr>
+        <w:t xml:space="preserve">C)  5/3</w:t>
+      </w:r>
+    </w:p>
+    <w:p>
+      <w:pPr>
+        <w:spacing w:after="30"/>
+        <w:ind w:left="420"/>
+      </w:pPr>
+      <w:r>
+        <w:rPr>
+          <w:sz w:val="20"/>
+          <w:szCs w:val="20"/>
+        </w:rPr>
+        <w:t xml:space="preserve">D)  8</w:t>
+      </w:r>
+    </w:p>
+    <w:p>
+      <w:pPr>
+        <w:keepNext/>
+        <w:spacing w:after="0" w:before="50"/>
+      </w:pPr>
+      <w:r>
+        <w:rPr>
+          <w:b/>
+          <w:bCs/>
+          <w:color w:val="6B4FA0"/>
+          <w:sz w:val="21"/>
+          <w:szCs w:val="21"/>
+        </w:rPr>
+        <w:t xml:space="preserve">Step 1:</w:t>
+      </w:r>
+    </w:p>
+    <w:p>
+      <w:pPr>
+        <w:pBdr>
+          <w:bottom w:val="single" w:color="AFBECC" w:sz="6"/>
+        </w:pBdr>
+        <w:spacing w:after="30" w:before="150"/>
+      </w:pPr>
+      <w:r>
+        <w:t xml:space="preserve"/>
+      </w:r>
+    </w:p>
+    <w:p>
+      <w:pPr>
+        <w:keepNext/>
+        <w:spacing w:after="0" w:before="50"/>
+      </w:pPr>
+      <w:r>
+        <w:rPr>
+          <w:b/>
+          <w:bCs/>
+          <w:color w:val="6B4FA0"/>
+          <w:sz w:val="21"/>
+          <w:szCs w:val="21"/>
+        </w:rPr>
+        <w:t xml:space="preserve">Step 2:</w:t>
+      </w:r>
+    </w:p>
+    <w:p>
+      <w:pPr>
+        <w:pBdr>
+          <w:bottom w:val="single" w:color="AFBECC" w:sz="6"/>
+        </w:pBdr>
+        <w:spacing w:after="30" w:before="150"/>
+      </w:pPr>
+      <w:r>
+        <w:t xml:space="preserve"/>
+      </w:r>
+    </w:p>
+    <w:p>
+      <w:pPr>
+        <w:keepNext/>
+        <w:spacing w:after="0" w:before="60"/>
+      </w:pPr>
+      <w:r>
+        <w:rPr>
+          <w:b/>
+          <w:bCs/>
+          <w:color w:val="12355B"/>
+          <w:sz w:val="21"/>
+          <w:szCs w:val="21"/>
+        </w:rPr>
+        <w:t xml:space="preserve">Answer:</w:t>
+      </w:r>
+    </w:p>
+    <w:p>
+      <w:pPr>
+        <w:pBdr>
+          <w:bottom w:val="single" w:color="AFBECC" w:sz="6"/>
+        </w:pBdr>
+        <w:spacing w:after="30" w:before="150"/>
+      </w:pPr>
+      <w:r>
+        <w:t xml:space="preserve"/>
+      </w:r>
+    </w:p>
+    <w:p>
+      <w:pPr>
+        <w:spacing w:after="80"/>
+      </w:pPr>
+      <w:r>
+        <w:t xml:space="preserve"/>
       </w:r>
     </w:p>
     <w:tbl>
@@ -1880,7 +2106,7 @@
           <w:sz w:val="21"/>
           <w:szCs w:val="21"/>
         </w:rPr>
-        <w:t xml:space="preserve">What is 6 ÷ 1/3?</w:t>
+        <w:t xml:space="preserve">What is 10 ÷ 1/4?</w:t>
       </w:r>
     </w:p>
     <w:p>
@@ -1893,7 +2119,7 @@
           <w:sz w:val="20"/>
           <w:szCs w:val="20"/>
         </w:rPr>
-        <w:t xml:space="preserve">A)  18</w:t>
+        <w:t xml:space="preserve">A)  40</w:t>
       </w:r>
     </w:p>
     <w:p>
@@ -1906,7 +2132,7 @@
           <w:sz w:val="20"/>
           <w:szCs w:val="20"/>
         </w:rPr>
-        <w:t xml:space="preserve">B)  2</w:t>
+        <w:t xml:space="preserve">B)  2.5</w:t>
       </w:r>
     </w:p>
     <w:p>
@@ -1919,7 +2145,7 @@
           <w:sz w:val="20"/>
           <w:szCs w:val="20"/>
         </w:rPr>
-        <w:t xml:space="preserve">C)  6/3</w:t>
+        <w:t xml:space="preserve">C)  14</w:t>
       </w:r>
     </w:p>
     <w:p>
@@ -1932,7 +2158,7 @@
           <w:sz w:val="20"/>
           <w:szCs w:val="20"/>
         </w:rPr>
-        <w:t xml:space="preserve">D)  3</w:t>
+        <w:t xml:space="preserve">D)  10/4</w:t>
       </w:r>
     </w:p>
     <w:p>
@@ -2010,7 +2236,7 @@
           <w:sz w:val="21"/>
           <w:szCs w:val="21"/>
         </w:rPr>
-        <w:t xml:space="preserve">What is 3 ÷ 1/5?</w:t>
+        <w:t xml:space="preserve">What is 5 ÷ 1/2?</w:t>
       </w:r>
     </w:p>
     <w:p>
@@ -2023,7 +2249,7 @@
           <w:sz w:val="20"/>
           <w:szCs w:val="20"/>
         </w:rPr>
-        <w:t xml:space="preserve">A)  15</w:t>
+        <w:t xml:space="preserve">A)  10</w:t>
       </w:r>
     </w:p>
     <w:p>
@@ -2036,7 +2262,7 @@
           <w:sz w:val="20"/>
           <w:szCs w:val="20"/>
         </w:rPr>
-        <w:t xml:space="preserve">B)  3/5</w:t>
+        <w:t xml:space="preserve">B)  5/2</w:t>
       </w:r>
     </w:p>
     <w:p>
@@ -2049,7 +2275,7 @@
           <w:sz w:val="20"/>
           <w:szCs w:val="20"/>
         </w:rPr>
-        <w:t xml:space="preserve">C)  5/3</w:t>
+        <w:t xml:space="preserve">C)  2.5</w:t>
       </w:r>
     </w:p>
     <w:p>
@@ -2062,7 +2288,7 @@
           <w:sz w:val="20"/>
           <w:szCs w:val="20"/>
         </w:rPr>
-        <w:t xml:space="preserve">D)  8</w:t>
+        <w:t xml:space="preserve">D)  7</w:t>
       </w:r>
     </w:p>
     <w:p>
@@ -2140,7 +2366,7 @@
           <w:sz w:val="21"/>
           <w:szCs w:val="21"/>
         </w:rPr>
-        <w:t xml:space="preserve">What is 10 ÷ 1/4?</w:t>
+        <w:t xml:space="preserve">What is 6 ÷ 2/3?</w:t>
       </w:r>
     </w:p>
     <w:p>
@@ -2153,7 +2379,7 @@
           <w:sz w:val="20"/>
           <w:szCs w:val="20"/>
         </w:rPr>
-        <w:t xml:space="preserve">A)  40</w:t>
+        <w:t xml:space="preserve">A)  9</w:t>
       </w:r>
     </w:p>
     <w:p>
@@ -2166,7 +2392,7 @@
           <w:sz w:val="20"/>
           <w:szCs w:val="20"/>
         </w:rPr>
-        <w:t xml:space="preserve">B)  2.5</w:t>
+        <w:t xml:space="preserve">B)  4</w:t>
       </w:r>
     </w:p>
     <w:p>
@@ -2179,7 +2405,7 @@
           <w:sz w:val="20"/>
           <w:szCs w:val="20"/>
         </w:rPr>
-        <w:t xml:space="preserve">C)  14</w:t>
+        <w:t xml:space="preserve">C)  12</w:t>
       </w:r>
     </w:p>
     <w:p>
@@ -2192,7 +2418,7 @@
           <w:sz w:val="20"/>
           <w:szCs w:val="20"/>
         </w:rPr>
-        <w:t xml:space="preserve">D)  10/4</w:t>
+        <w:t xml:space="preserve">D)  2/18</w:t>
       </w:r>
     </w:p>
     <w:p>
@@ -2270,7 +2496,7 @@
           <w:sz w:val="21"/>
           <w:szCs w:val="21"/>
         </w:rPr>
-        <w:t xml:space="preserve">What is 5 ÷ 1/2?</w:t>
+        <w:t xml:space="preserve">What is 5 ÷ (1/4)?</w:t>
       </w:r>
     </w:p>
     <w:p>
@@ -2283,7 +2509,7 @@
           <w:sz w:val="20"/>
           <w:szCs w:val="20"/>
         </w:rPr>
-        <w:t xml:space="preserve">A)  10</w:t>
+        <w:t xml:space="preserve">A)  20</w:t>
       </w:r>
     </w:p>
     <w:p>
@@ -2296,7 +2522,7 @@
           <w:sz w:val="20"/>
           <w:szCs w:val="20"/>
         </w:rPr>
-        <w:t xml:space="preserve">B)  5/2</w:t>
+        <w:t xml:space="preserve">B)  5/4</w:t>
       </w:r>
     </w:p>
     <w:p>
@@ -2309,7 +2535,7 @@
           <w:sz w:val="20"/>
           <w:szCs w:val="20"/>
         </w:rPr>
-        <w:t xml:space="preserve">C)  2.5</w:t>
+        <w:t xml:space="preserve">C)  1.25</w:t>
       </w:r>
     </w:p>
     <w:p>
@@ -2322,7 +2548,7 @@
           <w:sz w:val="20"/>
           <w:szCs w:val="20"/>
         </w:rPr>
-        <w:t xml:space="preserve">D)  7</w:t>
+        <w:t xml:space="preserve">D)  9</w:t>
       </w:r>
     </w:p>
     <w:p>
@@ -3035,6 +3261,64 @@
           <w:sz w:val="24"/>
           <w:szCs w:val="24"/>
         </w:rPr>
+        <w:t xml:space="preserve">Worked Notes (I Do / We Do)</w:t>
+      </w:r>
+    </w:p>
+    <w:p>
+      <w:pPr>
+        <w:spacing w:after="80"/>
+      </w:pPr>
+      <w:r>
+        <w:rPr>
+          <w:b/>
+          <w:bCs/>
+          <w:sz w:val="21"/>
+          <w:szCs w:val="21"/>
+        </w:rPr>
+        <w:t xml:space="preserve">I Do:  </w:t>
+      </w:r>
+      <w:r>
+        <w:rPr>
+          <w:sz w:val="21"/>
+          <w:szCs w:val="21"/>
+        </w:rPr>
+        <w:t xml:space="preserve">A. 18</w:t>
+      </w:r>
+    </w:p>
+    <w:p>
+      <w:pPr>
+        <w:spacing w:after="80"/>
+      </w:pPr>
+      <w:r>
+        <w:rPr>
+          <w:b/>
+          <w:bCs/>
+          <w:sz w:val="21"/>
+          <w:szCs w:val="21"/>
+        </w:rPr>
+        <w:t xml:space="preserve">We Do:  </w:t>
+      </w:r>
+      <w:r>
+        <w:rPr>
+          <w:sz w:val="21"/>
+          <w:szCs w:val="21"/>
+        </w:rPr>
+        <w:t xml:space="preserve">A. 15</w:t>
+      </w:r>
+    </w:p>
+    <w:p>
+      <w:pPr>
+        <w:pStyle w:val="Heading2"/>
+        <w:spacing w:after="80" w:before="180"/>
+      </w:pPr>
+      <w:r>
+        <w:rPr>
+          <w:b/>
+          <w:bCs/>
+          <w:color w:val="12355B"/>
+          <w:sz w:val="24"/>
+          <w:szCs w:val="24"/>
+        </w:rPr>
         <w:t xml:space="preserve">Independent Practice</w:t>
       </w:r>
     </w:p>
@@ -3056,7 +3340,7 @@
           <w:sz w:val="21"/>
           <w:szCs w:val="21"/>
         </w:rPr>
-        <w:t xml:space="preserve">A)  18</w:t>
+        <w:t xml:space="preserve">A)  40</w:t>
       </w:r>
       <w:r>
         <w:rPr>
@@ -3066,7 +3350,7 @@
           <w:sz w:val="19"/>
           <w:szCs w:val="19"/>
         </w:rPr>
-        <w:t xml:space="preserve">  — 6 ÷ 1/3 = 6 × 3/1 = 18. There are 18 thirds in 6 wholes.</w:t>
+        <w:t xml:space="preserve">  — 10 ÷ 1/4 = 10 × 4/1 = 40. There are 40 quarter-size pieces in 10 wholes.</w:t>
       </w:r>
     </w:p>
     <w:p>
@@ -3087,7 +3371,7 @@
           <w:sz w:val="21"/>
           <w:szCs w:val="21"/>
         </w:rPr>
-        <w:t xml:space="preserve">A)  15</w:t>
+        <w:t xml:space="preserve">A)  10</w:t>
       </w:r>
       <w:r>
         <w:rPr>
@@ -3097,7 +3381,7 @@
           <w:sz w:val="19"/>
           <w:szCs w:val="19"/>
         </w:rPr>
-        <w:t xml:space="preserve">  — 3 ÷ 1/5 = 3 × 5/1 = 15. There are 15 fifths in 3 wholes.</w:t>
+        <w:t xml:space="preserve">  — 5 ÷ 1/2 = 5 × 2/1 = 10. There are 10 halves in 5 wholes.</w:t>
       </w:r>
     </w:p>
     <w:p>
@@ -3118,7 +3402,7 @@
           <w:sz w:val="21"/>
           <w:szCs w:val="21"/>
         </w:rPr>
-        <w:t xml:space="preserve">A)  40</w:t>
+        <w:t xml:space="preserve">A)  9</w:t>
       </w:r>
       <w:r>
         <w:rPr>
@@ -3128,7 +3412,7 @@
           <w:sz w:val="19"/>
           <w:szCs w:val="19"/>
         </w:rPr>
-        <w:t xml:space="preserve">  — 10 ÷ 1/4 = 10 × 4/1 = 40. There are 40 quarter-size pieces in 10 wholes.</w:t>
+        <w:t xml:space="preserve">  — 6 ÷ 2/3 = 6 × 3/2 = 18/2 = 9. Keep 6, change ÷ to ×, flip 2/3 to 3/2.</w:t>
       </w:r>
     </w:p>
     <w:p>
@@ -3149,7 +3433,7 @@
           <w:sz w:val="21"/>
           <w:szCs w:val="21"/>
         </w:rPr>
-        <w:t xml:space="preserve">A)  10</w:t>
+        <w:t xml:space="preserve">A)  20</w:t>
       </w:r>
       <w:r>
         <w:rPr>
@@ -3159,7 +3443,7 @@
           <w:sz w:val="19"/>
           <w:szCs w:val="19"/>
         </w:rPr>
-        <w:t xml:space="preserve">  — 5 ÷ 1/2 = 5 × 2/1 = 10. There are 10 halves in 5 wholes.</w:t>
+        <w:t xml:space="preserve">  — Dividing by 1/4 means multiplying by 4: 5 × 4 = 20.</w:t>
       </w:r>
     </w:p>
     <w:p>

--- a/lessons/2-2/downloads/2-2-notes.docx
+++ b/lessons/2-2/downloads/2-2-notes.docx
@@ -1023,6 +1023,216 @@
     <w:p>
       <w:pPr>
         <w:pStyle w:val="Heading1"/>
+        <w:pBdr>
+          <w:bottom w:val="single" w:color="1FA6A2" w:sz="14" w:space="6"/>
+        </w:pBdr>
+        <w:spacing w:after="140" w:before="260"/>
+      </w:pPr>
+      <w:r>
+        <w:rPr>
+          <w:b/>
+          <w:bCs/>
+          <w:color w:val="12355B"/>
+          <w:sz w:val="30"/>
+          <w:szCs w:val="30"/>
+        </w:rPr>
+        <w:t xml:space="preserve">Guided Notes</w:t>
+      </w:r>
+    </w:p>
+    <w:p>
+      <w:pPr>
+        <w:spacing w:after="100"/>
+      </w:pPr>
+      <w:r>
+        <w:rPr>
+          <w:i/>
+          <w:iCs/>
+          <w:color w:val="5F6F80"/>
+          <w:sz w:val="19"/>
+          <w:szCs w:val="19"/>
+        </w:rPr>
+        <w:t xml:space="preserve">Fill in each blank as we go. Use the Word Bank to help you.</w:t>
+      </w:r>
+    </w:p>
+    <w:tbl>
+      <w:tblPr>
+        <w:tblW w:type="pct" w:w="100%"/>
+        <w:tblBorders>
+          <w:top w:val="single" w:color="BBD0DE" w:sz="8"/>
+          <w:left w:val="single" w:color="BBD0DE" w:sz="8"/>
+          <w:bottom w:val="single" w:color="BBD0DE" w:sz="8"/>
+          <w:right w:val="single" w:color="BBD0DE" w:sz="8"/>
+          <w:insideH w:val="single" w:color="auto" w:sz="4"/>
+          <w:insideV w:val="single" w:color="auto" w:sz="4"/>
+        </w:tblBorders>
+      </w:tblPr>
+      <w:tblGrid>
+        <w:gridCol w:w="100"/>
+      </w:tblGrid>
+      <w:tr>
+        <w:tc>
+          <w:tcPr>
+            <w:shd w:fill="EEF4F8" w:color="auto" w:val="clear"/>
+            <w:tcMar>
+              <w:top w:type="dxa" w:w="120"/>
+              <w:left w:type="dxa" w:w="180"/>
+              <w:bottom w:type="dxa" w:w="120"/>
+              <w:right w:type="dxa" w:w="180"/>
+            </w:tcMar>
+          </w:tcPr>
+          <w:p>
+            <w:pPr>
+              <w:spacing w:after="40"/>
+            </w:pPr>
+            <w:r>
+              <w:rPr>
+                <w:b/>
+                <w:bCs/>
+                <w:color w:val="1FA6A2"/>
+                <w:sz w:val="18"/>
+                <w:szCs w:val="18"/>
+              </w:rPr>
+              <w:t xml:space="preserve">WORD BANK</w:t>
+            </w:r>
+          </w:p>
+          <w:p>
+            <w:pPr>
+              <w:spacing w:after="80"/>
+            </w:pPr>
+            <w:r>
+              <w:rPr>
+                <w:b/>
+                <w:bCs/>
+                <w:sz w:val="21"/>
+                <w:szCs w:val="21"/>
+              </w:rPr>
+              <w:t xml:space="preserve">Whole Number      •      Fraction      •      Reciprocal      •      Keep, Change, Flip      •      Quotient</w:t>
+            </w:r>
+          </w:p>
+        </w:tc>
+      </w:tr>
+    </w:tbl>
+    <w:p>
+      <w:pPr>
+        <w:spacing w:after="80"/>
+      </w:pPr>
+      <w:r>
+        <w:t xml:space="preserve"/>
+      </w:r>
+    </w:p>
+    <w:p>
+      <w:pPr>
+        <w:spacing w:after="120" w:before="80"/>
+      </w:pPr>
+      <w:r>
+        <w:rPr>
+          <w:b/>
+          <w:bCs/>
+          <w:color w:val="12355B"/>
+          <w:sz w:val="22"/>
+          <w:szCs w:val="22"/>
+        </w:rPr>
+        <w:t xml:space="preserve">1.  </w:t>
+      </w:r>
+      <w:r>
+        <w:rPr>
+          <w:sz w:val="22"/>
+          <w:szCs w:val="22"/>
+        </w:rPr>
+        <w:t xml:space="preserve">A counting number like 0, 1, 2, or 3 with no fraction or decimal part is a ___.</w:t>
+      </w:r>
+    </w:p>
+    <w:p>
+      <w:pPr>
+        <w:spacing w:after="120" w:before="80"/>
+      </w:pPr>
+      <w:r>
+        <w:rPr>
+          <w:b/>
+          <w:bCs/>
+          <w:color w:val="12355B"/>
+          <w:sz w:val="22"/>
+          <w:szCs w:val="22"/>
+        </w:rPr>
+        <w:t xml:space="preserve">2.  </w:t>
+      </w:r>
+      <w:r>
+        <w:rPr>
+          <w:sz w:val="22"/>
+          <w:szCs w:val="22"/>
+        </w:rPr>
+        <w:t xml:space="preserve">A number that shows part of a whole, like 3/4, is a ___.</w:t>
+      </w:r>
+    </w:p>
+    <w:p>
+      <w:pPr>
+        <w:spacing w:after="120" w:before="80"/>
+      </w:pPr>
+      <w:r>
+        <w:rPr>
+          <w:b/>
+          <w:bCs/>
+          <w:color w:val="12355B"/>
+          <w:sz w:val="22"/>
+          <w:szCs w:val="22"/>
+        </w:rPr>
+        <w:t xml:space="preserve">3.  </w:t>
+      </w:r>
+      <w:r>
+        <w:rPr>
+          <w:sz w:val="22"/>
+          <w:szCs w:val="22"/>
+        </w:rPr>
+        <w:t xml:space="preserve">The fraction you get by flipping a fraction upside down is its ___.</w:t>
+      </w:r>
+    </w:p>
+    <w:p>
+      <w:pPr>
+        <w:spacing w:after="120" w:before="80"/>
+      </w:pPr>
+      <w:r>
+        <w:rPr>
+          <w:b/>
+          <w:bCs/>
+          <w:color w:val="12355B"/>
+          <w:sz w:val="22"/>
+          <w:szCs w:val="22"/>
+        </w:rPr>
+        <w:t xml:space="preserve">4.  </w:t>
+      </w:r>
+      <w:r>
+        <w:rPr>
+          <w:sz w:val="22"/>
+          <w:szCs w:val="22"/>
+        </w:rPr>
+        <w:t xml:space="preserve">To divide by a fraction, I ___: keep the first number, change ÷ to ×, and flip the second fraction.</w:t>
+      </w:r>
+    </w:p>
+    <w:p>
+      <w:pPr>
+        <w:spacing w:after="120" w:before="80"/>
+      </w:pPr>
+      <w:r>
+        <w:rPr>
+          <w:b/>
+          <w:bCs/>
+          <w:color w:val="12355B"/>
+          <w:sz w:val="22"/>
+          <w:szCs w:val="22"/>
+        </w:rPr>
+        <w:t xml:space="preserve">5.  </w:t>
+      </w:r>
+      <w:r>
+        <w:rPr>
+          <w:sz w:val="22"/>
+          <w:szCs w:val="22"/>
+        </w:rPr>
+        <w:t xml:space="preserve">The answer to a division problem is the ___.</w:t>
+      </w:r>
+    </w:p>
+    <w:p>
+      <w:pPr>
+        <w:pStyle w:val="Heading1"/>
         <w:pageBreakBefore/>
         <w:pBdr>
           <w:bottom w:val="single" w:color="1FA6A2" w:sz="14" w:space="6"/>
@@ -2025,6 +2235,87 @@
     </w:p>
     <w:p>
       <w:pPr>
+        <w:spacing w:after="40" w:before="80"/>
+      </w:pPr>
+      <w:r>
+        <w:rPr>
+          <w:b/>
+          <w:bCs/>
+          <w:color w:val="12355B"/>
+          <w:sz w:val="21"/>
+          <w:szCs w:val="21"/>
+        </w:rPr>
+        <w:t xml:space="preserve">4. </w:t>
+      </w:r>
+      <w:r>
+        <w:rPr>
+          <w:b/>
+          <w:bCs/>
+          <w:color w:val="6B4FA0"/>
+          <w:sz w:val="19"/>
+          <w:szCs w:val="19"/>
+        </w:rPr>
+        <w:t xml:space="preserve">[Practice] </w:t>
+      </w:r>
+      <w:r>
+        <w:rPr>
+          <w:b/>
+          <w:bCs/>
+          <w:sz w:val="21"/>
+          <w:szCs w:val="21"/>
+        </w:rPr>
+        <w:t xml:space="preserve">During practice on Divide Whole Numbers by Fractions, what strategy did you use when a problem felt tricky?</w:t>
+      </w:r>
+    </w:p>
+    <w:p>
+      <w:pPr>
+        <w:spacing w:after="60"/>
+      </w:pPr>
+      <w:r>
+        <w:rPr>
+          <w:color w:val="1A2733"/>
+          <w:sz w:val="21"/>
+          <w:szCs w:val="21"/>
+        </w:rPr>
+        <w:t xml:space="preserve">Start with:  I keep ___, change the sign to ___, and flip ___ to ___.</w:t>
+      </w:r>
+      <w:r>
+        <w:rPr>
+          <w:i/>
+          <w:iCs/>
+          <w:color w:val="5F6F80"/>
+          <w:sz w:val="19"/>
+          <w:szCs w:val="19"/>
+        </w:rPr>
+        <w:br/>
+        <w:t xml:space="preserve">Mantengo ___, cambio el signo a ___, y volteo ___ a ___.</w:t>
+      </w:r>
+    </w:p>
+    <w:p>
+      <w:pPr>
+        <w:spacing w:after="80"/>
+      </w:pPr>
+      <w:r>
+        <w:rPr>
+          <w:b/>
+          <w:bCs/>
+          <w:color w:val="12355B"/>
+          <w:sz w:val="19"/>
+          <w:szCs w:val="19"/>
+        </w:rPr>
+        <w:t xml:space="preserve">Word bank:  </w:t>
+      </w:r>
+      <w:r>
+        <w:rPr>
+          <w:color w:val="1FA6A2"/>
+          <w:sz w:val="19"/>
+          <w:szCs w:val="19"/>
+        </w:rPr>
+        <w:t xml:space="preserve">Whole Number,  Fraction,  Reciprocal,  Keep, Change, Flip</w:t>
+      </w:r>
+    </w:p>
+    <w:p>
+      <w:pPr>
         <w:pStyle w:val="Heading1"/>
         <w:pageBreakBefore/>
         <w:pBdr>
@@ -2496,7 +2787,7 @@
           <w:sz w:val="21"/>
           <w:szCs w:val="21"/>
         </w:rPr>
-        <w:t xml:space="preserve">What is 5 ÷ (1/4)?</w:t>
+        <w:t xml:space="preserve">Detective Park has 4 cups of flour. Each batch of evidence-cookies needs 1/2 cup. How many batches can he make?</w:t>
       </w:r>
     </w:p>
     <w:p>
@@ -2509,7 +2800,7 @@
           <w:sz w:val="20"/>
           <w:szCs w:val="20"/>
         </w:rPr>
-        <w:t xml:space="preserve">A)  20</w:t>
+        <w:t xml:space="preserve">A)  8</w:t>
       </w:r>
     </w:p>
     <w:p>
@@ -2522,7 +2813,7 @@
           <w:sz w:val="20"/>
           <w:szCs w:val="20"/>
         </w:rPr>
-        <w:t xml:space="preserve">B)  5/4</w:t>
+        <w:t xml:space="preserve">B)  2</w:t>
       </w:r>
     </w:p>
     <w:p>
@@ -2535,7 +2826,7 @@
           <w:sz w:val="20"/>
           <w:szCs w:val="20"/>
         </w:rPr>
-        <w:t xml:space="preserve">C)  1.25</w:t>
+        <w:t xml:space="preserve">C)  4</w:t>
       </w:r>
     </w:p>
     <w:p>
@@ -2548,7 +2839,7 @@
           <w:sz w:val="20"/>
           <w:szCs w:val="20"/>
         </w:rPr>
-        <w:t xml:space="preserve">D)  9</w:t>
+        <w:t xml:space="preserve">D)  6</w:t>
       </w:r>
     </w:p>
     <w:p>
@@ -2621,33 +2912,7 @@
           <w:sz w:val="30"/>
           <w:szCs w:val="30"/>
         </w:rPr>
-        <w:t xml:space="preserve">Write About the Math</w:t>
-      </w:r>
-    </w:p>
-    <w:p>
-      <w:pPr>
-        <w:pStyle w:val="Heading2"/>
-        <w:spacing w:after="80" w:before="180"/>
-      </w:pPr>
-      <w:r>
-        <w:rPr>
-          <w:b/>
-          <w:bCs/>
-          <w:color w:val="12355B"/>
-          <w:sz w:val="24"/>
-          <w:szCs w:val="24"/>
-        </w:rPr>
-        <w:t xml:space="preserve">Build Strong Sentences</w:t>
-      </w:r>
-      <w:r>
-        <w:rPr>
-          <w:i/>
-          <w:iCs/>
-          <w:color w:val="B97A12"/>
-          <w:sz w:val="19"/>
-          <w:szCs w:val="19"/>
-        </w:rPr>
-        <w:t xml:space="preserve">   The Writing Revolution</w:t>
+        <w:t xml:space="preserve">Exit Ticket</w:t>
       </w:r>
     </w:p>
     <w:p>
@@ -2662,435 +2927,86 @@
           <w:sz w:val="19"/>
           <w:szCs w:val="19"/>
         </w:rPr>
-        <w:t xml:space="preserve">I can explain my steps using the words fraction, reciprocal, quotient, and Keep, Change, Flip.</w:t>
-      </w:r>
-    </w:p>
-    <w:p>
-      <w:pPr>
-        <w:pStyle w:val="Heading2"/>
-        <w:spacing w:after="80" w:before="180"/>
-      </w:pPr>
-      <w:r>
-        <w:rPr>
-          <w:b/>
-          <w:bCs/>
-          <w:color w:val="12355B"/>
-          <w:sz w:val="24"/>
-          <w:szCs w:val="24"/>
-        </w:rPr>
-        <w:t xml:space="preserve">1. Kernel Sentence</w:t>
-      </w:r>
-      <w:r>
-        <w:rPr>
-          <w:i/>
-          <w:iCs/>
-          <w:color w:val="1FA6A2"/>
-          <w:sz w:val="19"/>
-          <w:szCs w:val="19"/>
-        </w:rPr>
-        <w:t xml:space="preserve">   subject + verb</w:t>
-      </w:r>
-    </w:p>
-    <w:tbl>
-      <w:tblPr>
-        <w:tblW w:type="pct" w:w="100%"/>
-        <w:tblBorders>
-          <w:top w:val="single" w:color="B97A12" w:sz="8"/>
-          <w:left w:val="single" w:color="B97A12" w:sz="8"/>
-          <w:bottom w:val="single" w:color="B97A12" w:sz="8"/>
-          <w:right w:val="single" w:color="B97A12" w:sz="8"/>
-          <w:insideH w:val="single" w:color="auto" w:sz="4"/>
-          <w:insideV w:val="single" w:color="auto" w:sz="4"/>
-        </w:tblBorders>
-      </w:tblPr>
-      <w:tblGrid>
-        <w:gridCol w:w="100"/>
-      </w:tblGrid>
-      <w:tr>
-        <w:tc>
-          <w:tcPr>
-            <w:shd w:fill="FBF3E2" w:color="auto" w:val="clear"/>
-            <w:tcMar>
-              <w:top w:type="dxa" w:w="120"/>
-              <w:left w:type="dxa" w:w="180"/>
-              <w:bottom w:type="dxa" w:w="120"/>
-              <w:right w:type="dxa" w:w="180"/>
-            </w:tcMar>
-          </w:tcPr>
-          <w:p>
-            <w:pPr>
-              <w:spacing w:after="0"/>
-            </w:pPr>
-            <w:r>
-              <w:rPr>
-                <w:b/>
-                <w:bCs/>
-                <w:color w:val="1FA6A2"/>
-                <w:sz w:val="20"/>
-                <w:szCs w:val="20"/>
-              </w:rPr>
-              <w:t xml:space="preserve">Model:  </w:t>
-            </w:r>
-            <w:r>
-              <w:rPr>
-                <w:sz w:val="20"/>
-                <w:szCs w:val="20"/>
-              </w:rPr>
-              <w:t xml:space="preserve">Whole Number is a counting number with no fraction or decimal, like 0, 1, 2, 3.</w:t>
-            </w:r>
-          </w:p>
-        </w:tc>
-      </w:tr>
-    </w:tbl>
+        <w:t xml:space="preserve">Answer on your own. This shows what you learned today.</w:t>
+      </w:r>
+    </w:p>
+    <w:p>
+      <w:pPr>
+        <w:spacing w:after="80" w:before="80"/>
+      </w:pPr>
+      <w:r>
+        <w:rPr>
+          <w:color w:val="B97A12"/>
+          <w:sz w:val="22"/>
+          <w:szCs w:val="22"/>
+        </w:rPr>
+        <w:t xml:space="preserve">★  </w:t>
+      </w:r>
+      <w:r>
+        <w:rPr>
+          <w:b/>
+          <w:bCs/>
+          <w:sz w:val="22"/>
+          <w:szCs w:val="22"/>
+        </w:rPr>
+        <w:t xml:space="preserve">What is 9 ÷ 1/3?</w:t>
+      </w:r>
+    </w:p>
+    <w:p>
+      <w:pPr>
+        <w:spacing w:after="60"/>
+        <w:ind w:left="420"/>
+      </w:pPr>
+      <w:r>
+        <w:rPr>
+          <w:sz w:val="21"/>
+          <w:szCs w:val="21"/>
+        </w:rPr>
+        <w:t xml:space="preserve">A)  27</w:t>
+      </w:r>
+    </w:p>
+    <w:p>
+      <w:pPr>
+        <w:spacing w:after="60"/>
+        <w:ind w:left="420"/>
+      </w:pPr>
+      <w:r>
+        <w:rPr>
+          <w:sz w:val="21"/>
+          <w:szCs w:val="21"/>
+        </w:rPr>
+        <w:t xml:space="preserve">B)  3</w:t>
+      </w:r>
+    </w:p>
+    <w:p>
+      <w:pPr>
+        <w:spacing w:after="60"/>
+        <w:ind w:left="420"/>
+      </w:pPr>
+      <w:r>
+        <w:rPr>
+          <w:sz w:val="21"/>
+          <w:szCs w:val="21"/>
+        </w:rPr>
+        <w:t xml:space="preserve">C)  9/3</w:t>
+      </w:r>
+    </w:p>
+    <w:p>
+      <w:pPr>
+        <w:spacing w:after="60"/>
+        <w:ind w:left="420"/>
+      </w:pPr>
+      <w:r>
+        <w:rPr>
+          <w:sz w:val="21"/>
+          <w:szCs w:val="21"/>
+        </w:rPr>
+        <w:t xml:space="preserve">D)  1/27</w:t>
+      </w:r>
+    </w:p>
     <w:p>
       <w:pPr>
         <w:spacing w:after="40"/>
-      </w:pPr>
-      <w:r>
-        <w:t xml:space="preserve"/>
-      </w:r>
-    </w:p>
-    <w:p>
-      <w:pPr>
-        <w:spacing w:after="60"/>
-      </w:pPr>
-      <w:r>
-        <w:rPr>
-          <w:color w:val="1A2733"/>
-          <w:sz w:val="21"/>
-          <w:szCs w:val="21"/>
-        </w:rPr>
-        <w:t xml:space="preserve">Write a kernel sentence about whole number. Use a subject and a verb.</w:t>
-      </w:r>
-      <w:r>
-        <w:rPr>
-          <w:i/>
-          <w:iCs/>
-          <w:color w:val="5F6F80"/>
-          <w:sz w:val="19"/>
-          <w:szCs w:val="19"/>
-        </w:rPr>
-        <w:br/>
-        <w:t xml:space="preserve">Escribe una oración base sobre número entero. Usa un sujeto y un verbo.</w:t>
-      </w:r>
-    </w:p>
-    <w:p>
-      <w:pPr>
-        <w:pBdr>
-          <w:bottom w:val="single" w:color="AFBECC" w:sz="6"/>
-        </w:pBdr>
-        <w:spacing w:after="30" w:before="150"/>
-      </w:pPr>
-      <w:r>
-        <w:t xml:space="preserve"/>
-      </w:r>
-    </w:p>
-    <w:p>
-      <w:pPr>
-        <w:pBdr>
-          <w:bottom w:val="single" w:color="AFBECC" w:sz="6"/>
-        </w:pBdr>
-        <w:spacing w:after="30" w:before="150"/>
-      </w:pPr>
-      <w:r>
-        <w:t xml:space="preserve"/>
-      </w:r>
-    </w:p>
-    <w:p>
-      <w:pPr>
-        <w:pStyle w:val="Heading2"/>
-        <w:spacing w:after="80" w:before="180"/>
-      </w:pPr>
-      <w:r>
-        <w:rPr>
-          <w:b/>
-          <w:bCs/>
-          <w:color w:val="12355B"/>
-          <w:sz w:val="24"/>
-          <w:szCs w:val="24"/>
-        </w:rPr>
-        <w:t xml:space="preserve">2. Sentence Expansion</w:t>
-      </w:r>
-      <w:r>
-        <w:rPr>
-          <w:i/>
-          <w:iCs/>
-          <w:color w:val="1FA6A2"/>
-          <w:sz w:val="19"/>
-          <w:szCs w:val="19"/>
-        </w:rPr>
-        <w:t xml:space="preserve">   because · but · so</w:t>
-      </w:r>
-    </w:p>
-    <w:p>
-      <w:pPr>
-        <w:spacing w:after="80"/>
-      </w:pPr>
-      <w:r>
-        <w:rPr>
-          <w:b/>
-          <w:bCs/>
-          <w:color w:val="1FA6A2"/>
-          <w:sz w:val="20"/>
-          <w:szCs w:val="20"/>
-        </w:rPr>
-        <w:t xml:space="preserve">Kernel:  </w:t>
-      </w:r>
-      <w:r>
-        <w:rPr>
-          <w:sz w:val="20"/>
-          <w:szCs w:val="20"/>
-        </w:rPr>
-        <w:t xml:space="preserve">Whole Number matters in math</w:t>
-      </w:r>
-    </w:p>
-    <w:p>
-      <w:pPr>
-        <w:spacing w:after="80"/>
-      </w:pPr>
-      <w:r>
-        <w:rPr>
-          <w:b/>
-          <w:bCs/>
-          <w:color w:val="12355B"/>
-          <w:sz w:val="21"/>
-          <w:szCs w:val="21"/>
-        </w:rPr>
-        <w:t xml:space="preserve">because  </w:t>
-      </w:r>
-      <w:r>
-        <w:rPr>
-          <w:sz w:val="21"/>
-          <w:szCs w:val="21"/>
-        </w:rPr>
-        <w:t xml:space="preserve">Whole Number matters in math because ___.</w:t>
-      </w:r>
-      <w:r>
-        <w:rPr>
-          <w:i/>
-          <w:iCs/>
-          <w:color w:val="5F6F80"/>
-          <w:sz w:val="19"/>
-          <w:szCs w:val="19"/>
-        </w:rPr>
-        <w:br/>
-        <w:t xml:space="preserve">Número entero importa en matemáticas porque ___.</w:t>
-      </w:r>
-    </w:p>
-    <w:p>
-      <w:pPr>
-        <w:pBdr>
-          <w:bottom w:val="single" w:color="AFBECC" w:sz="6"/>
-        </w:pBdr>
-        <w:spacing w:after="30" w:before="150"/>
-      </w:pPr>
-      <w:r>
-        <w:t xml:space="preserve"/>
-      </w:r>
-    </w:p>
-    <w:p>
-      <w:pPr>
-        <w:spacing w:after="80"/>
-      </w:pPr>
-      <w:r>
-        <w:rPr>
-          <w:b/>
-          <w:bCs/>
-          <w:color w:val="12355B"/>
-          <w:sz w:val="21"/>
-          <w:szCs w:val="21"/>
-        </w:rPr>
-        <w:t xml:space="preserve">but  </w:t>
-      </w:r>
-      <w:r>
-        <w:rPr>
-          <w:sz w:val="21"/>
-          <w:szCs w:val="21"/>
-        </w:rPr>
-        <w:t xml:space="preserve">Whole Number matters in math, but ___.</w:t>
-      </w:r>
-      <w:r>
-        <w:rPr>
-          <w:i/>
-          <w:iCs/>
-          <w:color w:val="5F6F80"/>
-          <w:sz w:val="19"/>
-          <w:szCs w:val="19"/>
-        </w:rPr>
-        <w:br/>
-        <w:t xml:space="preserve">Número entero importa en matemáticas, pero ___.</w:t>
-      </w:r>
-    </w:p>
-    <w:p>
-      <w:pPr>
-        <w:pBdr>
-          <w:bottom w:val="single" w:color="AFBECC" w:sz="6"/>
-        </w:pBdr>
-        <w:spacing w:after="30" w:before="150"/>
-      </w:pPr>
-      <w:r>
-        <w:t xml:space="preserve"/>
-      </w:r>
-    </w:p>
-    <w:p>
-      <w:pPr>
-        <w:spacing w:after="80"/>
-      </w:pPr>
-      <w:r>
-        <w:rPr>
-          <w:b/>
-          <w:bCs/>
-          <w:color w:val="12355B"/>
-          <w:sz w:val="21"/>
-          <w:szCs w:val="21"/>
-        </w:rPr>
-        <w:t xml:space="preserve">so  </w:t>
-      </w:r>
-      <w:r>
-        <w:rPr>
-          <w:sz w:val="21"/>
-          <w:szCs w:val="21"/>
-        </w:rPr>
-        <w:t xml:space="preserve">Whole Number matters in math, so ___.</w:t>
-      </w:r>
-      <w:r>
-        <w:rPr>
-          <w:i/>
-          <w:iCs/>
-          <w:color w:val="5F6F80"/>
-          <w:sz w:val="19"/>
-          <w:szCs w:val="19"/>
-        </w:rPr>
-        <w:br/>
-        <w:t xml:space="preserve">Número entero importa en matemáticas, entonces ___.</w:t>
-      </w:r>
-    </w:p>
-    <w:p>
-      <w:pPr>
-        <w:pBdr>
-          <w:bottom w:val="single" w:color="AFBECC" w:sz="6"/>
-        </w:pBdr>
-        <w:spacing w:after="30" w:before="150"/>
-      </w:pPr>
-      <w:r>
-        <w:t xml:space="preserve"/>
-      </w:r>
-    </w:p>
-    <w:p>
-      <w:pPr>
-        <w:pStyle w:val="Heading2"/>
-        <w:spacing w:after="80" w:before="180"/>
-      </w:pPr>
-      <w:r>
-        <w:rPr>
-          <w:b/>
-          <w:bCs/>
-          <w:color w:val="12355B"/>
-          <w:sz w:val="24"/>
-          <w:szCs w:val="24"/>
-        </w:rPr>
-        <w:t xml:space="preserve">3. Explain Your Reasoning</w:t>
-      </w:r>
-      <w:r>
-        <w:rPr>
-          <w:i/>
-          <w:iCs/>
-          <w:color w:val="1FA6A2"/>
-          <w:sz w:val="19"/>
-          <w:szCs w:val="19"/>
-        </w:rPr>
-        <w:t xml:space="preserve">   use a sentence starter</w:t>
-      </w:r>
-    </w:p>
-    <w:p>
-      <w:pPr>
-        <w:spacing w:after="60"/>
-      </w:pPr>
-      <w:r>
-        <w:rPr>
-          <w:color w:val="1A2733"/>
-          <w:sz w:val="21"/>
-          <w:szCs w:val="21"/>
-        </w:rPr>
-        <w:t xml:space="preserve">1/2 pound fits into 4 pounds a total of ___ times.</w:t>
-      </w:r>
-      <w:r>
-        <w:rPr>
-          <w:i/>
-          <w:iCs/>
-          <w:color w:val="5F6F80"/>
-          <w:sz w:val="19"/>
-          <w:szCs w:val="19"/>
-        </w:rPr>
-        <w:br/>
-        <w:t xml:space="preserve">1/2 libra cabe en 4 libras un total de ___ veces.</w:t>
-      </w:r>
-    </w:p>
-    <w:p>
-      <w:pPr>
-        <w:spacing w:after="60"/>
-      </w:pPr>
-      <w:r>
-        <w:rPr>
-          <w:color w:val="1A2733"/>
-          <w:sz w:val="21"/>
-          <w:szCs w:val="21"/>
-        </w:rPr>
-        <w:t xml:space="preserve">I know because each pound holds ___ bags, so ___.</w:t>
-      </w:r>
-      <w:r>
-        <w:rPr>
-          <w:i/>
-          <w:iCs/>
-          <w:color w:val="5F6F80"/>
-          <w:sz w:val="19"/>
-          <w:szCs w:val="19"/>
-        </w:rPr>
-        <w:br/>
-        <w:t xml:space="preserve">Lo sé porque cada libra contiene ___ bolsas, así que ___.</w:t>
-      </w:r>
-    </w:p>
-    <w:p>
-      <w:pPr>
-        <w:spacing w:after="60"/>
-      </w:pPr>
-      <w:r>
-        <w:rPr>
-          <w:color w:val="1A2733"/>
-          <w:sz w:val="21"/>
-          <w:szCs w:val="21"/>
-        </w:rPr>
-        <w:t xml:space="preserve">I keep ___, change the sign to ___, and flip ___ to ___.</w:t>
-      </w:r>
-      <w:r>
-        <w:rPr>
-          <w:i/>
-          <w:iCs/>
-          <w:color w:val="5F6F80"/>
-          <w:sz w:val="19"/>
-          <w:szCs w:val="19"/>
-        </w:rPr>
-        <w:br/>
-        <w:t xml:space="preserve">Mantengo ___, cambio el signo a ___, y volteo ___ a ___.</w:t>
-      </w:r>
-    </w:p>
-    <w:p>
-      <w:pPr>
-        <w:pBdr>
-          <w:bottom w:val="single" w:color="AFBECC" w:sz="6"/>
-        </w:pBdr>
-        <w:spacing w:after="30" w:before="150"/>
-      </w:pPr>
-      <w:r>
-        <w:t xml:space="preserve"/>
-      </w:r>
-    </w:p>
-    <w:p>
-      <w:pPr>
-        <w:pBdr>
-          <w:bottom w:val="single" w:color="AFBECC" w:sz="6"/>
-        </w:pBdr>
-        <w:spacing w:after="30" w:before="150"/>
       </w:pPr>
       <w:r>
         <w:t xml:space="preserve"/>
@@ -3113,7 +3029,7 @@
           <w:sz w:val="30"/>
           <w:szCs w:val="30"/>
         </w:rPr>
-        <w:t xml:space="preserve">Exit Ticket</w:t>
+        <w:t xml:space="preserve">Answer Key &amp; Teacher Guide</w:t>
       </w:r>
     </w:p>
     <w:p>
@@ -3128,115 +3044,224 @@
           <w:sz w:val="19"/>
           <w:szCs w:val="19"/>
         </w:rPr>
-        <w:t xml:space="preserve">Answer on your own. This shows what you learned today.</w:t>
-      </w:r>
-    </w:p>
-    <w:p>
-      <w:pPr>
-        <w:spacing w:after="80" w:before="80"/>
-      </w:pPr>
-      <w:r>
-        <w:rPr>
-          <w:color w:val="B97A12"/>
-          <w:sz w:val="22"/>
-          <w:szCs w:val="22"/>
-        </w:rPr>
-        <w:t xml:space="preserve">★  </w:t>
-      </w:r>
-      <w:r>
-        <w:rPr>
-          <w:b/>
-          <w:bCs/>
-          <w:sz w:val="22"/>
-          <w:szCs w:val="22"/>
-        </w:rPr>
-        <w:t xml:space="preserve">What is 9 ÷ 1/3?</w:t>
-      </w:r>
-    </w:p>
-    <w:p>
-      <w:pPr>
-        <w:spacing w:after="60"/>
-        <w:ind w:left="420"/>
-      </w:pPr>
-      <w:r>
-        <w:rPr>
-          <w:sz w:val="21"/>
-          <w:szCs w:val="21"/>
-        </w:rPr>
-        <w:t xml:space="preserve">A)  27</w:t>
-      </w:r>
-    </w:p>
-    <w:p>
-      <w:pPr>
-        <w:spacing w:after="60"/>
-        <w:ind w:left="420"/>
-      </w:pPr>
-      <w:r>
-        <w:rPr>
-          <w:sz w:val="21"/>
-          <w:szCs w:val="21"/>
-        </w:rPr>
-        <w:t xml:space="preserve">B)  3</w:t>
-      </w:r>
-    </w:p>
-    <w:p>
-      <w:pPr>
-        <w:spacing w:after="60"/>
-        <w:ind w:left="420"/>
-      </w:pPr>
-      <w:r>
-        <w:rPr>
-          <w:sz w:val="21"/>
-          <w:szCs w:val="21"/>
-        </w:rPr>
-        <w:t xml:space="preserve">C)  9/3</w:t>
-      </w:r>
-    </w:p>
-    <w:p>
-      <w:pPr>
-        <w:spacing w:after="60"/>
-        <w:ind w:left="420"/>
-      </w:pPr>
-      <w:r>
-        <w:rPr>
-          <w:sz w:val="21"/>
-          <w:szCs w:val="21"/>
-        </w:rPr>
-        <w:t xml:space="preserve">D)  1/27</w:t>
-      </w:r>
-    </w:p>
-    <w:p>
-      <w:pPr>
-        <w:spacing w:after="40"/>
-      </w:pPr>
-      <w:r>
-        <w:t xml:space="preserve"/>
-      </w:r>
-    </w:p>
-    <w:p>
-      <w:pPr>
-        <w:pStyle w:val="Heading1"/>
-        <w:pageBreakBefore/>
-        <w:pBdr>
-          <w:bottom w:val="single" w:color="1FA6A2" w:sz="14" w:space="6"/>
-        </w:pBdr>
-        <w:spacing w:after="140" w:before="0"/>
-      </w:pPr>
-      <w:r>
-        <w:rPr>
-          <w:b/>
-          <w:bCs/>
-          <w:color w:val="12355B"/>
-          <w:sz w:val="30"/>
-          <w:szCs w:val="30"/>
-        </w:rPr>
-        <w:t xml:space="preserve">Answer Key &amp; Teacher Guide</w:t>
-      </w:r>
-    </w:p>
-    <w:p>
-      <w:pPr>
-        <w:spacing w:after="100"/>
-      </w:pPr>
+        <w:t xml:space="preserve">Teacher reference — remove or fold back before distributing to students.</w:t>
+      </w:r>
+    </w:p>
+    <w:p>
+      <w:pPr>
+        <w:pStyle w:val="Heading2"/>
+        <w:spacing w:after="80" w:before="180"/>
+      </w:pPr>
+      <w:r>
+        <w:rPr>
+          <w:b/>
+          <w:bCs/>
+          <w:color w:val="12355B"/>
+          <w:sz w:val="24"/>
+          <w:szCs w:val="24"/>
+        </w:rPr>
+        <w:t xml:space="preserve">Guided Notes (Fill-in)</w:t>
+      </w:r>
+    </w:p>
+    <w:p>
+      <w:pPr>
+        <w:spacing w:after="80"/>
+      </w:pPr>
+      <w:r>
+        <w:rPr>
+          <w:b/>
+          <w:bCs/>
+          <w:sz w:val="21"/>
+          <w:szCs w:val="21"/>
+        </w:rPr>
+        <w:t xml:space="preserve">Notes 1:  </w:t>
+      </w:r>
+      <w:r>
+        <w:rPr>
+          <w:sz w:val="21"/>
+          <w:szCs w:val="21"/>
+        </w:rPr>
+        <w:t xml:space="preserve">Whole Number</w:t>
+      </w:r>
+    </w:p>
+    <w:p>
+      <w:pPr>
+        <w:spacing w:after="80"/>
+      </w:pPr>
+      <w:r>
+        <w:rPr>
+          <w:b/>
+          <w:bCs/>
+          <w:sz w:val="21"/>
+          <w:szCs w:val="21"/>
+        </w:rPr>
+        <w:t xml:space="preserve">Notes 2:  </w:t>
+      </w:r>
+      <w:r>
+        <w:rPr>
+          <w:sz w:val="21"/>
+          <w:szCs w:val="21"/>
+        </w:rPr>
+        <w:t xml:space="preserve">Fraction</w:t>
+      </w:r>
+    </w:p>
+    <w:p>
+      <w:pPr>
+        <w:spacing w:after="80"/>
+      </w:pPr>
+      <w:r>
+        <w:rPr>
+          <w:b/>
+          <w:bCs/>
+          <w:sz w:val="21"/>
+          <w:szCs w:val="21"/>
+        </w:rPr>
+        <w:t xml:space="preserve">Notes 3:  </w:t>
+      </w:r>
+      <w:r>
+        <w:rPr>
+          <w:sz w:val="21"/>
+          <w:szCs w:val="21"/>
+        </w:rPr>
+        <w:t xml:space="preserve">Reciprocal</w:t>
+      </w:r>
+    </w:p>
+    <w:p>
+      <w:pPr>
+        <w:spacing w:after="80"/>
+      </w:pPr>
+      <w:r>
+        <w:rPr>
+          <w:b/>
+          <w:bCs/>
+          <w:sz w:val="21"/>
+          <w:szCs w:val="21"/>
+        </w:rPr>
+        <w:t xml:space="preserve">Notes 4:  </w:t>
+      </w:r>
+      <w:r>
+        <w:rPr>
+          <w:sz w:val="21"/>
+          <w:szCs w:val="21"/>
+        </w:rPr>
+        <w:t xml:space="preserve">Keep, Change, Flip</w:t>
+      </w:r>
+    </w:p>
+    <w:p>
+      <w:pPr>
+        <w:spacing w:after="80"/>
+      </w:pPr>
+      <w:r>
+        <w:rPr>
+          <w:b/>
+          <w:bCs/>
+          <w:sz w:val="21"/>
+          <w:szCs w:val="21"/>
+        </w:rPr>
+        <w:t xml:space="preserve">Notes 5:  </w:t>
+      </w:r>
+      <w:r>
+        <w:rPr>
+          <w:sz w:val="21"/>
+          <w:szCs w:val="21"/>
+        </w:rPr>
+        <w:t xml:space="preserve">Quotient</w:t>
+      </w:r>
+    </w:p>
+    <w:p>
+      <w:pPr>
+        <w:pStyle w:val="Heading2"/>
+        <w:spacing w:after="80" w:before="180"/>
+      </w:pPr>
+      <w:r>
+        <w:rPr>
+          <w:b/>
+          <w:bCs/>
+          <w:color w:val="12355B"/>
+          <w:sz w:val="24"/>
+          <w:szCs w:val="24"/>
+        </w:rPr>
+        <w:t xml:space="preserve">Worked Notes (I Do / We Do)</w:t>
+      </w:r>
+    </w:p>
+    <w:p>
+      <w:pPr>
+        <w:spacing w:after="80"/>
+      </w:pPr>
+      <w:r>
+        <w:rPr>
+          <w:b/>
+          <w:bCs/>
+          <w:sz w:val="21"/>
+          <w:szCs w:val="21"/>
+        </w:rPr>
+        <w:t xml:space="preserve">I Do:  </w:t>
+      </w:r>
+      <w:r>
+        <w:rPr>
+          <w:sz w:val="21"/>
+          <w:szCs w:val="21"/>
+        </w:rPr>
+        <w:t xml:space="preserve">A. 18</w:t>
+      </w:r>
+    </w:p>
+    <w:p>
+      <w:pPr>
+        <w:spacing w:after="80"/>
+      </w:pPr>
+      <w:r>
+        <w:rPr>
+          <w:b/>
+          <w:bCs/>
+          <w:sz w:val="21"/>
+          <w:szCs w:val="21"/>
+        </w:rPr>
+        <w:t xml:space="preserve">We Do:  </w:t>
+      </w:r>
+      <w:r>
+        <w:rPr>
+          <w:sz w:val="21"/>
+          <w:szCs w:val="21"/>
+        </w:rPr>
+        <w:t xml:space="preserve">A. 15</w:t>
+      </w:r>
+    </w:p>
+    <w:p>
+      <w:pPr>
+        <w:pStyle w:val="Heading2"/>
+        <w:spacing w:after="80" w:before="180"/>
+      </w:pPr>
+      <w:r>
+        <w:rPr>
+          <w:b/>
+          <w:bCs/>
+          <w:color w:val="12355B"/>
+          <w:sz w:val="24"/>
+          <w:szCs w:val="24"/>
+        </w:rPr>
+        <w:t xml:space="preserve">Independent Practice</w:t>
+      </w:r>
+    </w:p>
+    <w:p>
+      <w:pPr>
+        <w:spacing w:after="80"/>
+      </w:pPr>
+      <w:r>
+        <w:rPr>
+          <w:b/>
+          <w:bCs/>
+          <w:sz w:val="21"/>
+          <w:szCs w:val="21"/>
+        </w:rPr>
+        <w:t xml:space="preserve">1.  </w:t>
+      </w:r>
+      <w:r>
+        <w:rPr>
+          <w:sz w:val="21"/>
+          <w:szCs w:val="21"/>
+        </w:rPr>
+        <w:t xml:space="preserve">A)  40</w:t>
+      </w:r>
       <w:r>
         <w:rPr>
           <w:i/>
@@ -3245,23 +3270,7 @@
           <w:sz w:val="19"/>
           <w:szCs w:val="19"/>
         </w:rPr>
-        <w:t xml:space="preserve">Teacher reference — remove or fold back before distributing to students.</w:t>
-      </w:r>
-    </w:p>
-    <w:p>
-      <w:pPr>
-        <w:pStyle w:val="Heading2"/>
-        <w:spacing w:after="80" w:before="180"/>
-      </w:pPr>
-      <w:r>
-        <w:rPr>
-          <w:b/>
-          <w:bCs/>
-          <w:color w:val="12355B"/>
-          <w:sz w:val="24"/>
-          <w:szCs w:val="24"/>
-        </w:rPr>
-        <w:t xml:space="preserve">Worked Notes (I Do / We Do)</w:t>
+        <w:t xml:space="preserve">  — 10 ÷ 1/4 = 10 × 4/1 = 40. There are 40 quarter-size pieces in 10 wholes.</w:t>
       </w:r>
     </w:p>
     <w:p>
@@ -3275,72 +3284,14 @@
           <w:sz w:val="21"/>
           <w:szCs w:val="21"/>
         </w:rPr>
-        <w:t xml:space="preserve">I Do:  </w:t>
-      </w:r>
-      <w:r>
-        <w:rPr>
-          <w:sz w:val="21"/>
-          <w:szCs w:val="21"/>
-        </w:rPr>
-        <w:t xml:space="preserve">A. 18</w:t>
-      </w:r>
-    </w:p>
-    <w:p>
-      <w:pPr>
-        <w:spacing w:after="80"/>
-      </w:pPr>
-      <w:r>
-        <w:rPr>
-          <w:b/>
-          <w:bCs/>
-          <w:sz w:val="21"/>
-          <w:szCs w:val="21"/>
-        </w:rPr>
-        <w:t xml:space="preserve">We Do:  </w:t>
-      </w:r>
-      <w:r>
-        <w:rPr>
-          <w:sz w:val="21"/>
-          <w:szCs w:val="21"/>
-        </w:rPr>
-        <w:t xml:space="preserve">A. 15</w:t>
-      </w:r>
-    </w:p>
-    <w:p>
-      <w:pPr>
-        <w:pStyle w:val="Heading2"/>
-        <w:spacing w:after="80" w:before="180"/>
-      </w:pPr>
-      <w:r>
-        <w:rPr>
-          <w:b/>
-          <w:bCs/>
-          <w:color w:val="12355B"/>
-          <w:sz w:val="24"/>
-          <w:szCs w:val="24"/>
-        </w:rPr>
-        <w:t xml:space="preserve">Independent Practice</w:t>
-      </w:r>
-    </w:p>
-    <w:p>
-      <w:pPr>
-        <w:spacing w:after="80"/>
-      </w:pPr>
-      <w:r>
-        <w:rPr>
-          <w:b/>
-          <w:bCs/>
-          <w:sz w:val="21"/>
-          <w:szCs w:val="21"/>
-        </w:rPr>
-        <w:t xml:space="preserve">1.  </w:t>
-      </w:r>
-      <w:r>
-        <w:rPr>
-          <w:sz w:val="21"/>
-          <w:szCs w:val="21"/>
-        </w:rPr>
-        <w:t xml:space="preserve">A)  40</w:t>
+        <w:t xml:space="preserve">2.  </w:t>
+      </w:r>
+      <w:r>
+        <w:rPr>
+          <w:sz w:val="21"/>
+          <w:szCs w:val="21"/>
+        </w:rPr>
+        <w:t xml:space="preserve">A)  10</w:t>
       </w:r>
       <w:r>
         <w:rPr>
@@ -3350,7 +3301,7 @@
           <w:sz w:val="19"/>
           <w:szCs w:val="19"/>
         </w:rPr>
-        <w:t xml:space="preserve">  — 10 ÷ 1/4 = 10 × 4/1 = 40. There are 40 quarter-size pieces in 10 wholes.</w:t>
+        <w:t xml:space="preserve">  — 5 ÷ 1/2 = 5 × 2/1 = 10. There are 10 halves in 5 wholes.</w:t>
       </w:r>
     </w:p>
     <w:p>
@@ -3364,14 +3315,14 @@
           <w:sz w:val="21"/>
           <w:szCs w:val="21"/>
         </w:rPr>
-        <w:t xml:space="preserve">2.  </w:t>
-      </w:r>
-      <w:r>
-        <w:rPr>
-          <w:sz w:val="21"/>
-          <w:szCs w:val="21"/>
-        </w:rPr>
-        <w:t xml:space="preserve">A)  10</w:t>
+        <w:t xml:space="preserve">3.  </w:t>
+      </w:r>
+      <w:r>
+        <w:rPr>
+          <w:sz w:val="21"/>
+          <w:szCs w:val="21"/>
+        </w:rPr>
+        <w:t xml:space="preserve">A)  9</w:t>
       </w:r>
       <w:r>
         <w:rPr>
@@ -3381,7 +3332,7 @@
           <w:sz w:val="19"/>
           <w:szCs w:val="19"/>
         </w:rPr>
-        <w:t xml:space="preserve">  — 5 ÷ 1/2 = 5 × 2/1 = 10. There are 10 halves in 5 wholes.</w:t>
+        <w:t xml:space="preserve">  — 6 ÷ 2/3 = 6 × 3/2 = 18/2 = 9. Keep 6, change ÷ to ×, flip 2/3 to 3/2.</w:t>
       </w:r>
     </w:p>
     <w:p>
@@ -3395,14 +3346,14 @@
           <w:sz w:val="21"/>
           <w:szCs w:val="21"/>
         </w:rPr>
-        <w:t xml:space="preserve">3.  </w:t>
-      </w:r>
-      <w:r>
-        <w:rPr>
-          <w:sz w:val="21"/>
-          <w:szCs w:val="21"/>
-        </w:rPr>
-        <w:t xml:space="preserve">A)  9</w:t>
+        <w:t xml:space="preserve">4.  </w:t>
+      </w:r>
+      <w:r>
+        <w:rPr>
+          <w:sz w:val="21"/>
+          <w:szCs w:val="21"/>
+        </w:rPr>
+        <w:t xml:space="preserve">A)  8</w:t>
       </w:r>
       <w:r>
         <w:rPr>
@@ -3412,7 +3363,23 @@
           <w:sz w:val="19"/>
           <w:szCs w:val="19"/>
         </w:rPr>
-        <w:t xml:space="preserve">  — 6 ÷ 2/3 = 6 × 3/2 = 18/2 = 9. Keep 6, change ÷ to ×, flip 2/3 to 3/2.</w:t>
+        <w:t xml:space="preserve">  — 4 ÷ 1/2 = 4 × 2/1 = 8 batches. Each cup makes 2 half-cup batches.</w:t>
+      </w:r>
+    </w:p>
+    <w:p>
+      <w:pPr>
+        <w:pStyle w:val="Heading2"/>
+        <w:spacing w:after="80" w:before="180"/>
+      </w:pPr>
+      <w:r>
+        <w:rPr>
+          <w:b/>
+          <w:bCs/>
+          <w:color w:val="12355B"/>
+          <w:sz w:val="24"/>
+          <w:szCs w:val="24"/>
+        </w:rPr>
+        <w:t xml:space="preserve">Exit Ticket</w:t>
       </w:r>
     </w:p>
     <w:p>
@@ -3421,19 +3388,10 @@
       </w:pPr>
       <w:r>
         <w:rPr>
-          <w:b/>
-          <w:bCs/>
-          <w:sz w:val="21"/>
-          <w:szCs w:val="21"/>
-        </w:rPr>
-        <w:t xml:space="preserve">4.  </w:t>
-      </w:r>
-      <w:r>
-        <w:rPr>
-          <w:sz w:val="21"/>
-          <w:szCs w:val="21"/>
-        </w:rPr>
-        <w:t xml:space="preserve">A)  20</w:t>
+          <w:sz w:val="21"/>
+          <w:szCs w:val="21"/>
+        </w:rPr>
+        <w:t xml:space="preserve">A)  27</w:t>
       </w:r>
       <w:r>
         <w:rPr>
@@ -3443,173 +3401,7 @@
           <w:sz w:val="19"/>
           <w:szCs w:val="19"/>
         </w:rPr>
-        <w:t xml:space="preserve">  — Dividing by 1/4 means multiplying by 4: 5 × 4 = 20.</w:t>
-      </w:r>
-    </w:p>
-    <w:p>
-      <w:pPr>
-        <w:pStyle w:val="Heading2"/>
-        <w:spacing w:after="80" w:before="180"/>
-      </w:pPr>
-      <w:r>
-        <w:rPr>
-          <w:b/>
-          <w:bCs/>
-          <w:color w:val="12355B"/>
-          <w:sz w:val="24"/>
-          <w:szCs w:val="24"/>
-        </w:rPr>
-        <w:t xml:space="preserve">Exit Ticket</w:t>
-      </w:r>
-    </w:p>
-    <w:p>
-      <w:pPr>
-        <w:spacing w:after="80"/>
-      </w:pPr>
-      <w:r>
-        <w:rPr>
-          <w:sz w:val="21"/>
-          <w:szCs w:val="21"/>
-        </w:rPr>
-        <w:t xml:space="preserve">A)  27</w:t>
-      </w:r>
-      <w:r>
-        <w:rPr>
-          <w:i/>
-          <w:iCs/>
-          <w:color w:val="5F6F80"/>
-          <w:sz w:val="19"/>
-          <w:szCs w:val="19"/>
-        </w:rPr>
         <w:t xml:space="preserve">  — 9 ÷ 1/3 = 9 × 3/1 = 27. There are 27 thirds in 9 wholes.</w:t>
-      </w:r>
-    </w:p>
-    <w:p>
-      <w:pPr>
-        <w:pStyle w:val="Heading2"/>
-        <w:spacing w:after="80" w:before="180"/>
-      </w:pPr>
-      <w:r>
-        <w:rPr>
-          <w:b/>
-          <w:bCs/>
-          <w:color w:val="12355B"/>
-          <w:sz w:val="24"/>
-          <w:szCs w:val="24"/>
-        </w:rPr>
-        <w:t xml:space="preserve">Writing (TWR) — what to look for</w:t>
-      </w:r>
-    </w:p>
-    <w:p>
-      <w:pPr>
-        <w:spacing w:after="80"/>
-      </w:pPr>
-      <w:r>
-        <w:rPr>
-          <w:sz w:val="20"/>
-          <w:szCs w:val="20"/>
-        </w:rPr>
-        <w:t xml:space="preserve">Kernel sentence: a complete sentence needs a subject and a verb. Example: Whole Number is a counting number with no fraction or decimal, like 0, 1, 2, 3.</w:t>
-      </w:r>
-    </w:p>
-    <w:p>
-      <w:pPr>
-        <w:spacing w:after="80"/>
-      </w:pPr>
-      <w:r>
-        <w:rPr>
-          <w:sz w:val="20"/>
-          <w:szCs w:val="20"/>
-        </w:rPr>
-        <w:t xml:space="preserve">Expansion: because = reason, but = contrast/exception, so = result. Answers vary; each must keep the kernel idea.</w:t>
-      </w:r>
-    </w:p>
-    <w:p>
-      <w:pPr>
-        <w:pStyle w:val="Heading2"/>
-        <w:spacing w:after="80" w:before="180"/>
-      </w:pPr>
-      <w:r>
-        <w:rPr>
-          <w:b/>
-          <w:bCs/>
-          <w:color w:val="12355B"/>
-          <w:sz w:val="24"/>
-          <w:szCs w:val="24"/>
-        </w:rPr>
-        <w:t xml:space="preserve">Turn &amp; Talk — listen for</w:t>
-      </w:r>
-    </w:p>
-    <w:p>
-      <w:pPr>
-        <w:spacing w:after="80"/>
-      </w:pPr>
-      <w:r>
-        <w:rPr>
-          <w:b/>
-          <w:bCs/>
-          <w:sz w:val="19"/>
-          <w:szCs w:val="19"/>
-        </w:rPr>
-        <w:t xml:space="preserve">1.  </w:t>
-      </w:r>
-      <w:r>
-        <w:rPr>
-          <w:i/>
-          <w:iCs/>
-          <w:color w:val="5F6F80"/>
-          <w:sz w:val="19"/>
-          <w:szCs w:val="19"/>
-        </w:rPr>
-        <w:t xml:space="preserve">Students see that 4 ÷ 1/2 = 8 and explain there are 2 halves in each whole pound.</w:t>
-      </w:r>
-    </w:p>
-    <w:p>
-      <w:pPr>
-        <w:spacing w:after="80"/>
-      </w:pPr>
-      <w:r>
-        <w:rPr>
-          <w:b/>
-          <w:bCs/>
-          <w:sz w:val="19"/>
-          <w:szCs w:val="19"/>
-        </w:rPr>
-        <w:t xml:space="preserve">2.  </w:t>
-      </w:r>
-      <w:r>
-        <w:rPr>
-          <w:i/>
-          <w:iCs/>
-          <w:color w:val="5F6F80"/>
-          <w:sz w:val="19"/>
-          <w:szCs w:val="19"/>
-        </w:rPr>
-        <w:t xml:space="preserve">Students correctly flip the divisor to its reciprocal (3) and explain multiplying by the reciprocal gives the same result as dividing.</w:t>
-      </w:r>
-    </w:p>
-    <w:p>
-      <w:pPr>
-        <w:spacing w:after="80"/>
-      </w:pPr>
-      <w:r>
-        <w:rPr>
-          <w:b/>
-          <w:bCs/>
-          <w:sz w:val="19"/>
-          <w:szCs w:val="19"/>
-        </w:rPr>
-        <w:t xml:space="preserve">3.  </w:t>
-      </w:r>
-      <w:r>
-        <w:rPr>
-          <w:i/>
-          <w:iCs/>
-          <w:color w:val="5F6F80"/>
-          <w:sz w:val="19"/>
-          <w:szCs w:val="19"/>
-        </w:rPr>
-        <w:t xml:space="preserve">Students give a realistic portion/serving scenario and set it up as whole ÷ fraction.</w:t>
       </w:r>
     </w:p>
     <w:sectPr>

--- a/lessons/2-2/downloads/2-2-notes.docx
+++ b/lessons/2-2/downloads/2-2-notes.docx
@@ -3010,398 +3010,6 @@
       </w:pPr>
       <w:r>
         <w:t xml:space="preserve"/>
-      </w:r>
-    </w:p>
-    <w:p>
-      <w:pPr>
-        <w:pStyle w:val="Heading1"/>
-        <w:pageBreakBefore/>
-        <w:pBdr>
-          <w:bottom w:val="single" w:color="1FA6A2" w:sz="14" w:space="6"/>
-        </w:pBdr>
-        <w:spacing w:after="140" w:before="0"/>
-      </w:pPr>
-      <w:r>
-        <w:rPr>
-          <w:b/>
-          <w:bCs/>
-          <w:color w:val="12355B"/>
-          <w:sz w:val="30"/>
-          <w:szCs w:val="30"/>
-        </w:rPr>
-        <w:t xml:space="preserve">Answer Key &amp; Teacher Guide</w:t>
-      </w:r>
-    </w:p>
-    <w:p>
-      <w:pPr>
-        <w:spacing w:after="100"/>
-      </w:pPr>
-      <w:r>
-        <w:rPr>
-          <w:i/>
-          <w:iCs/>
-          <w:color w:val="5F6F80"/>
-          <w:sz w:val="19"/>
-          <w:szCs w:val="19"/>
-        </w:rPr>
-        <w:t xml:space="preserve">Teacher reference — remove or fold back before distributing to students.</w:t>
-      </w:r>
-    </w:p>
-    <w:p>
-      <w:pPr>
-        <w:pStyle w:val="Heading2"/>
-        <w:spacing w:after="80" w:before="180"/>
-      </w:pPr>
-      <w:r>
-        <w:rPr>
-          <w:b/>
-          <w:bCs/>
-          <w:color w:val="12355B"/>
-          <w:sz w:val="24"/>
-          <w:szCs w:val="24"/>
-        </w:rPr>
-        <w:t xml:space="preserve">Guided Notes (Fill-in)</w:t>
-      </w:r>
-    </w:p>
-    <w:p>
-      <w:pPr>
-        <w:spacing w:after="80"/>
-      </w:pPr>
-      <w:r>
-        <w:rPr>
-          <w:b/>
-          <w:bCs/>
-          <w:sz w:val="21"/>
-          <w:szCs w:val="21"/>
-        </w:rPr>
-        <w:t xml:space="preserve">Notes 1:  </w:t>
-      </w:r>
-      <w:r>
-        <w:rPr>
-          <w:sz w:val="21"/>
-          <w:szCs w:val="21"/>
-        </w:rPr>
-        <w:t xml:space="preserve">Whole Number</w:t>
-      </w:r>
-    </w:p>
-    <w:p>
-      <w:pPr>
-        <w:spacing w:after="80"/>
-      </w:pPr>
-      <w:r>
-        <w:rPr>
-          <w:b/>
-          <w:bCs/>
-          <w:sz w:val="21"/>
-          <w:szCs w:val="21"/>
-        </w:rPr>
-        <w:t xml:space="preserve">Notes 2:  </w:t>
-      </w:r>
-      <w:r>
-        <w:rPr>
-          <w:sz w:val="21"/>
-          <w:szCs w:val="21"/>
-        </w:rPr>
-        <w:t xml:space="preserve">Fraction</w:t>
-      </w:r>
-    </w:p>
-    <w:p>
-      <w:pPr>
-        <w:spacing w:after="80"/>
-      </w:pPr>
-      <w:r>
-        <w:rPr>
-          <w:b/>
-          <w:bCs/>
-          <w:sz w:val="21"/>
-          <w:szCs w:val="21"/>
-        </w:rPr>
-        <w:t xml:space="preserve">Notes 3:  </w:t>
-      </w:r>
-      <w:r>
-        <w:rPr>
-          <w:sz w:val="21"/>
-          <w:szCs w:val="21"/>
-        </w:rPr>
-        <w:t xml:space="preserve">Reciprocal</w:t>
-      </w:r>
-    </w:p>
-    <w:p>
-      <w:pPr>
-        <w:spacing w:after="80"/>
-      </w:pPr>
-      <w:r>
-        <w:rPr>
-          <w:b/>
-          <w:bCs/>
-          <w:sz w:val="21"/>
-          <w:szCs w:val="21"/>
-        </w:rPr>
-        <w:t xml:space="preserve">Notes 4:  </w:t>
-      </w:r>
-      <w:r>
-        <w:rPr>
-          <w:sz w:val="21"/>
-          <w:szCs w:val="21"/>
-        </w:rPr>
-        <w:t xml:space="preserve">Keep, Change, Flip</w:t>
-      </w:r>
-    </w:p>
-    <w:p>
-      <w:pPr>
-        <w:spacing w:after="80"/>
-      </w:pPr>
-      <w:r>
-        <w:rPr>
-          <w:b/>
-          <w:bCs/>
-          <w:sz w:val="21"/>
-          <w:szCs w:val="21"/>
-        </w:rPr>
-        <w:t xml:space="preserve">Notes 5:  </w:t>
-      </w:r>
-      <w:r>
-        <w:rPr>
-          <w:sz w:val="21"/>
-          <w:szCs w:val="21"/>
-        </w:rPr>
-        <w:t xml:space="preserve">Quotient</w:t>
-      </w:r>
-    </w:p>
-    <w:p>
-      <w:pPr>
-        <w:pStyle w:val="Heading2"/>
-        <w:spacing w:after="80" w:before="180"/>
-      </w:pPr>
-      <w:r>
-        <w:rPr>
-          <w:b/>
-          <w:bCs/>
-          <w:color w:val="12355B"/>
-          <w:sz w:val="24"/>
-          <w:szCs w:val="24"/>
-        </w:rPr>
-        <w:t xml:space="preserve">Worked Notes (I Do / We Do)</w:t>
-      </w:r>
-    </w:p>
-    <w:p>
-      <w:pPr>
-        <w:spacing w:after="80"/>
-      </w:pPr>
-      <w:r>
-        <w:rPr>
-          <w:b/>
-          <w:bCs/>
-          <w:sz w:val="21"/>
-          <w:szCs w:val="21"/>
-        </w:rPr>
-        <w:t xml:space="preserve">I Do:  </w:t>
-      </w:r>
-      <w:r>
-        <w:rPr>
-          <w:sz w:val="21"/>
-          <w:szCs w:val="21"/>
-        </w:rPr>
-        <w:t xml:space="preserve">A. 18</w:t>
-      </w:r>
-    </w:p>
-    <w:p>
-      <w:pPr>
-        <w:spacing w:after="80"/>
-      </w:pPr>
-      <w:r>
-        <w:rPr>
-          <w:b/>
-          <w:bCs/>
-          <w:sz w:val="21"/>
-          <w:szCs w:val="21"/>
-        </w:rPr>
-        <w:t xml:space="preserve">We Do:  </w:t>
-      </w:r>
-      <w:r>
-        <w:rPr>
-          <w:sz w:val="21"/>
-          <w:szCs w:val="21"/>
-        </w:rPr>
-        <w:t xml:space="preserve">A. 15</w:t>
-      </w:r>
-    </w:p>
-    <w:p>
-      <w:pPr>
-        <w:pStyle w:val="Heading2"/>
-        <w:spacing w:after="80" w:before="180"/>
-      </w:pPr>
-      <w:r>
-        <w:rPr>
-          <w:b/>
-          <w:bCs/>
-          <w:color w:val="12355B"/>
-          <w:sz w:val="24"/>
-          <w:szCs w:val="24"/>
-        </w:rPr>
-        <w:t xml:space="preserve">Independent Practice</w:t>
-      </w:r>
-    </w:p>
-    <w:p>
-      <w:pPr>
-        <w:spacing w:after="80"/>
-      </w:pPr>
-      <w:r>
-        <w:rPr>
-          <w:b/>
-          <w:bCs/>
-          <w:sz w:val="21"/>
-          <w:szCs w:val="21"/>
-        </w:rPr>
-        <w:t xml:space="preserve">1.  </w:t>
-      </w:r>
-      <w:r>
-        <w:rPr>
-          <w:sz w:val="21"/>
-          <w:szCs w:val="21"/>
-        </w:rPr>
-        <w:t xml:space="preserve">A)  40</w:t>
-      </w:r>
-      <w:r>
-        <w:rPr>
-          <w:i/>
-          <w:iCs/>
-          <w:color w:val="5F6F80"/>
-          <w:sz w:val="19"/>
-          <w:szCs w:val="19"/>
-        </w:rPr>
-        <w:t xml:space="preserve">  — 10 ÷ 1/4 = 10 × 4/1 = 40. There are 40 quarter-size pieces in 10 wholes.</w:t>
-      </w:r>
-    </w:p>
-    <w:p>
-      <w:pPr>
-        <w:spacing w:after="80"/>
-      </w:pPr>
-      <w:r>
-        <w:rPr>
-          <w:b/>
-          <w:bCs/>
-          <w:sz w:val="21"/>
-          <w:szCs w:val="21"/>
-        </w:rPr>
-        <w:t xml:space="preserve">2.  </w:t>
-      </w:r>
-      <w:r>
-        <w:rPr>
-          <w:sz w:val="21"/>
-          <w:szCs w:val="21"/>
-        </w:rPr>
-        <w:t xml:space="preserve">A)  10</w:t>
-      </w:r>
-      <w:r>
-        <w:rPr>
-          <w:i/>
-          <w:iCs/>
-          <w:color w:val="5F6F80"/>
-          <w:sz w:val="19"/>
-          <w:szCs w:val="19"/>
-        </w:rPr>
-        <w:t xml:space="preserve">  — 5 ÷ 1/2 = 5 × 2/1 = 10. There are 10 halves in 5 wholes.</w:t>
-      </w:r>
-    </w:p>
-    <w:p>
-      <w:pPr>
-        <w:spacing w:after="80"/>
-      </w:pPr>
-      <w:r>
-        <w:rPr>
-          <w:b/>
-          <w:bCs/>
-          <w:sz w:val="21"/>
-          <w:szCs w:val="21"/>
-        </w:rPr>
-        <w:t xml:space="preserve">3.  </w:t>
-      </w:r>
-      <w:r>
-        <w:rPr>
-          <w:sz w:val="21"/>
-          <w:szCs w:val="21"/>
-        </w:rPr>
-        <w:t xml:space="preserve">A)  9</w:t>
-      </w:r>
-      <w:r>
-        <w:rPr>
-          <w:i/>
-          <w:iCs/>
-          <w:color w:val="5F6F80"/>
-          <w:sz w:val="19"/>
-          <w:szCs w:val="19"/>
-        </w:rPr>
-        <w:t xml:space="preserve">  — 6 ÷ 2/3 = 6 × 3/2 = 18/2 = 9. Keep 6, change ÷ to ×, flip 2/3 to 3/2.</w:t>
-      </w:r>
-    </w:p>
-    <w:p>
-      <w:pPr>
-        <w:spacing w:after="80"/>
-      </w:pPr>
-      <w:r>
-        <w:rPr>
-          <w:b/>
-          <w:bCs/>
-          <w:sz w:val="21"/>
-          <w:szCs w:val="21"/>
-        </w:rPr>
-        <w:t xml:space="preserve">4.  </w:t>
-      </w:r>
-      <w:r>
-        <w:rPr>
-          <w:sz w:val="21"/>
-          <w:szCs w:val="21"/>
-        </w:rPr>
-        <w:t xml:space="preserve">A)  8</w:t>
-      </w:r>
-      <w:r>
-        <w:rPr>
-          <w:i/>
-          <w:iCs/>
-          <w:color w:val="5F6F80"/>
-          <w:sz w:val="19"/>
-          <w:szCs w:val="19"/>
-        </w:rPr>
-        <w:t xml:space="preserve">  — 4 ÷ 1/2 = 4 × 2/1 = 8 batches. Each cup makes 2 half-cup batches.</w:t>
-      </w:r>
-    </w:p>
-    <w:p>
-      <w:pPr>
-        <w:pStyle w:val="Heading2"/>
-        <w:spacing w:after="80" w:before="180"/>
-      </w:pPr>
-      <w:r>
-        <w:rPr>
-          <w:b/>
-          <w:bCs/>
-          <w:color w:val="12355B"/>
-          <w:sz w:val="24"/>
-          <w:szCs w:val="24"/>
-        </w:rPr>
-        <w:t xml:space="preserve">Exit Ticket</w:t>
-      </w:r>
-    </w:p>
-    <w:p>
-      <w:pPr>
-        <w:spacing w:after="80"/>
-      </w:pPr>
-      <w:r>
-        <w:rPr>
-          <w:sz w:val="21"/>
-          <w:szCs w:val="21"/>
-        </w:rPr>
-        <w:t xml:space="preserve">A)  27</w:t>
-      </w:r>
-      <w:r>
-        <w:rPr>
-          <w:i/>
-          <w:iCs/>
-          <w:color w:val="5F6F80"/>
-          <w:sz w:val="19"/>
-          <w:szCs w:val="19"/>
-        </w:rPr>
-        <w:t xml:space="preserve">  — 9 ÷ 1/3 = 9 × 3/1 = 27. There are 27 thirds in 9 wholes.</w:t>
       </w:r>
     </w:p>
     <w:sectPr>

--- a/lessons/2-2/downloads/2-2-notes.docx
+++ b/lessons/2-2/downloads/2-2-notes.docx
@@ -14,7 +14,7 @@
           <w:sz w:val="18"/>
           <w:szCs w:val="18"/>
         </w:rPr>
-        <w:t xml:space="preserve">UNIT 2  ·  LESSON 2      STANDARD 6.NS.1</w:t>
+        <w:t xml:space="preserve">UNIT 2  ·  LESSON 2      STANDARD 6.NOS.1</w:t>
       </w:r>
     </w:p>
     <w:p>
@@ -2377,6 +2377,32 @@
     </w:p>
     <w:p>
       <w:pPr>
+        <w:pStyle w:val="Heading2"/>
+        <w:spacing w:after="80" w:before="180"/>
+      </w:pPr>
+      <w:r>
+        <w:rPr>
+          <w:b/>
+          <w:bCs/>
+          <w:color w:val="12355B"/>
+          <w:sz w:val="24"/>
+          <w:szCs w:val="24"/>
+        </w:rPr>
+        <w:t xml:space="preserve">Level 1 Support</w:t>
+      </w:r>
+      <w:r>
+        <w:rPr>
+          <w:i/>
+          <w:iCs/>
+          <w:color w:val="1FA6A2"/>
+          <w:sz w:val="19"/>
+          <w:szCs w:val="19"/>
+        </w:rPr>
+        <w:t xml:space="preserve">   extra scaffolding</w:t>
+      </w:r>
+    </w:p>
+    <w:p>
+      <w:pPr>
         <w:keepNext/>
         <w:spacing w:after="60" w:before="160"/>
       </w:pPr>
@@ -2637,6 +2663,32 @@
     </w:tbl>
     <w:p>
       <w:pPr>
+        <w:pStyle w:val="Heading2"/>
+        <w:spacing w:after="80" w:before="180"/>
+      </w:pPr>
+      <w:r>
+        <w:rPr>
+          <w:b/>
+          <w:bCs/>
+          <w:color w:val="12355B"/>
+          <w:sz w:val="24"/>
+          <w:szCs w:val="24"/>
+        </w:rPr>
+        <w:t xml:space="preserve">On Level</w:t>
+      </w:r>
+      <w:r>
+        <w:rPr>
+          <w:i/>
+          <w:iCs/>
+          <w:color w:val="12355B"/>
+          <w:sz w:val="19"/>
+          <w:szCs w:val="19"/>
+        </w:rPr>
+        <w:t xml:space="preserve">   grade-level practice</w:t>
+      </w:r>
+    </w:p>
+    <w:p>
+      <w:pPr>
         <w:keepNext/>
         <w:spacing w:after="60" w:before="160"/>
       </w:pPr>
@@ -2710,136 +2762,6 @@
           <w:szCs w:val="20"/>
         </w:rPr>
         <w:t xml:space="preserve">D)  2/18</w:t>
-      </w:r>
-    </w:p>
-    <w:p>
-      <w:pPr>
-        <w:spacing w:after="20"/>
-      </w:pPr>
-      <w:r>
-        <w:t xml:space="preserve"/>
-      </w:r>
-    </w:p>
-    <w:tbl>
-      <w:tblPr>
-        <w:tblW w:type="pct" w:w="100%"/>
-        <w:tblBorders>
-          <w:top w:val="single" w:color="C7D2DD" w:sz="6"/>
-          <w:left w:val="single" w:color="C7D2DD" w:sz="6"/>
-          <w:bottom w:val="single" w:color="C7D2DD" w:sz="6"/>
-          <w:right w:val="single" w:color="C7D2DD" w:sz="6"/>
-          <w:insideH w:val="single" w:color="auto" w:sz="4"/>
-          <w:insideV w:val="single" w:color="auto" w:sz="4"/>
-        </w:tblBorders>
-      </w:tblPr>
-      <w:tblGrid>
-        <w:gridCol w:w="100"/>
-      </w:tblGrid>
-      <w:tr>
-        <w:tc>
-          <w:tcPr>
-            <w:shd w:fill="FBF3E2" w:color="auto" w:val="clear"/>
-            <w:tcMar>
-              <w:top w:type="dxa" w:w="60"/>
-              <w:left w:type="dxa" w:w="120"/>
-              <w:bottom w:type="dxa" w:w="60"/>
-              <w:right w:type="dxa" w:w="120"/>
-            </w:tcMar>
-          </w:tcPr>
-          <w:p>
-            <w:pPr>
-              <w:spacing w:after="0" w:line="320"/>
-            </w:pPr>
-            <w:r>
-              <w:t xml:space="preserve"/>
-            </w:r>
-          </w:p>
-          <w:p>
-            <w:pPr>
-              <w:spacing w:after="0" w:line="320"/>
-            </w:pPr>
-            <w:r>
-              <w:t xml:space="preserve"/>
-            </w:r>
-          </w:p>
-        </w:tc>
-      </w:tr>
-    </w:tbl>
-    <w:p>
-      <w:pPr>
-        <w:keepNext/>
-        <w:spacing w:after="60" w:before="160"/>
-      </w:pPr>
-      <w:r>
-        <w:rPr>
-          <w:b/>
-          <w:bCs/>
-          <w:color w:val="12355B"/>
-          <w:sz w:val="22"/>
-          <w:szCs w:val="22"/>
-        </w:rPr>
-        <w:t xml:space="preserve">4.  </w:t>
-      </w:r>
-      <w:r>
-        <w:rPr>
-          <w:b/>
-          <w:bCs/>
-          <w:sz w:val="21"/>
-          <w:szCs w:val="21"/>
-        </w:rPr>
-        <w:t xml:space="preserve">Detective Park has 4 cups of flour. Each batch of evidence-cookies needs 1/2 cup. How many batches can he make?</w:t>
-      </w:r>
-    </w:p>
-    <w:p>
-      <w:pPr>
-        <w:spacing w:after="40"/>
-        <w:ind w:left="420"/>
-      </w:pPr>
-      <w:r>
-        <w:rPr>
-          <w:sz w:val="20"/>
-          <w:szCs w:val="20"/>
-        </w:rPr>
-        <w:t xml:space="preserve">A)  8</w:t>
-      </w:r>
-    </w:p>
-    <w:p>
-      <w:pPr>
-        <w:spacing w:after="40"/>
-        <w:ind w:left="420"/>
-      </w:pPr>
-      <w:r>
-        <w:rPr>
-          <w:sz w:val="20"/>
-          <w:szCs w:val="20"/>
-        </w:rPr>
-        <w:t xml:space="preserve">B)  2</w:t>
-      </w:r>
-    </w:p>
-    <w:p>
-      <w:pPr>
-        <w:spacing w:after="40"/>
-        <w:ind w:left="420"/>
-      </w:pPr>
-      <w:r>
-        <w:rPr>
-          <w:sz w:val="20"/>
-          <w:szCs w:val="20"/>
-        </w:rPr>
-        <w:t xml:space="preserve">C)  4</w:t>
-      </w:r>
-    </w:p>
-    <w:p>
-      <w:pPr>
-        <w:spacing w:after="40"/>
-        <w:ind w:left="420"/>
-      </w:pPr>
-      <w:r>
-        <w:rPr>
-          <w:sz w:val="20"/>
-          <w:szCs w:val="20"/>
-        </w:rPr>
-        <w:t xml:space="preserve">D)  6</w:t>
       </w:r>
     </w:p>
     <w:p>

--- a/lessons/2-2/downloads/2-2-notes.docx
+++ b/lessons/2-2/downloads/2-2-notes.docx
@@ -1228,6 +1228,1302 @@
           <w:szCs w:val="22"/>
         </w:rPr>
         <w:t xml:space="preserve">The answer to a division problem is the ___.</w:t>
+      </w:r>
+    </w:p>
+    <w:p>
+      <w:pPr>
+        <w:pStyle w:val="Heading1"/>
+        <w:pageBreakBefore/>
+        <w:pBdr>
+          <w:bottom w:val="single" w:color="1FA6A2" w:sz="14" w:space="6"/>
+        </w:pBdr>
+        <w:spacing w:after="140" w:before="0"/>
+      </w:pPr>
+      <w:r>
+        <w:rPr>
+          <w:b/>
+          <w:bCs/>
+          <w:color w:val="12355B"/>
+          <w:sz w:val="30"/>
+          <w:szCs w:val="30"/>
+        </w:rPr>
+        <w:t xml:space="preserve">Write About the Math</w:t>
+      </w:r>
+    </w:p>
+    <w:p>
+      <w:pPr>
+        <w:spacing w:after="100"/>
+      </w:pPr>
+      <w:r>
+        <w:rPr>
+          <w:i/>
+          <w:iCs/>
+          <w:color w:val="5F6F80"/>
+          <w:sz w:val="19"/>
+          <w:szCs w:val="19"/>
+        </w:rPr>
+        <w:t xml:space="preserve">Use the support level you need. Every level answers the same math question.</w:t>
+      </w:r>
+    </w:p>
+    <w:p>
+      <w:pPr>
+        <w:pStyle w:val="Heading2"/>
+        <w:spacing w:after="80" w:before="180"/>
+      </w:pPr>
+      <w:r>
+        <w:rPr>
+          <w:b/>
+          <w:bCs/>
+          <w:color w:val="12355B"/>
+          <w:sz w:val="24"/>
+          <w:szCs w:val="24"/>
+        </w:rPr>
+        <w:t xml:space="preserve">1. Understand the Question</w:t>
+      </w:r>
+      <w:r>
+        <w:rPr>
+          <w:i/>
+          <w:iCs/>
+          <w:color w:val="B97A12"/>
+          <w:sz w:val="19"/>
+          <w:szCs w:val="19"/>
+        </w:rPr>
+        <w:t xml:space="preserve">   explain</w:t>
+      </w:r>
+    </w:p>
+    <w:tbl>
+      <w:tblPr>
+        <w:tblW w:type="pct" w:w="100%"/>
+        <w:tblBorders>
+          <w:top w:val="single" w:color="1FA6A2" w:sz="8"/>
+          <w:left w:val="single" w:color="1FA6A2" w:sz="8"/>
+          <w:bottom w:val="single" w:color="1FA6A2" w:sz="8"/>
+          <w:right w:val="single" w:color="1FA6A2" w:sz="8"/>
+          <w:insideH w:val="single" w:color="auto" w:sz="4"/>
+          <w:insideV w:val="single" w:color="auto" w:sz="4"/>
+        </w:tblBorders>
+      </w:tblPr>
+      <w:tblGrid>
+        <w:gridCol w:w="100"/>
+      </w:tblGrid>
+      <w:tr>
+        <w:tc>
+          <w:tcPr>
+            <w:shd w:fill="E6F4F3" w:color="auto" w:val="clear"/>
+            <w:tcMar>
+              <w:top w:type="dxa" w:w="120"/>
+              <w:left w:type="dxa" w:w="180"/>
+              <w:bottom w:type="dxa" w:w="120"/>
+              <w:right w:type="dxa" w:w="180"/>
+            </w:tcMar>
+          </w:tcPr>
+          <w:p>
+            <w:pPr>
+              <w:spacing w:after="60"/>
+            </w:pPr>
+            <w:r>
+              <w:rPr>
+                <w:color w:val="1A2733"/>
+                <w:sz w:val="21"/>
+                <w:szCs w:val="21"/>
+              </w:rPr>
+              <w:t xml:space="preserve">How does 'Keep, Change, Flip' turn 6 ÷ 1/3 into a multiplication problem?</w:t>
+            </w:r>
+          </w:p>
+          <w:p>
+            <w:pPr>
+              <w:spacing w:after="0"/>
+            </w:pPr>
+            <w:r>
+              <w:rPr>
+                <w:b/>
+                <w:bCs/>
+                <w:color w:val="12355B"/>
+                <w:sz w:val="20"/>
+                <w:szCs w:val="20"/>
+              </w:rPr>
+              <w:t xml:space="preserve">Your job:  </w:t>
+            </w:r>
+            <w:r>
+              <w:rPr>
+                <w:sz w:val="20"/>
+                <w:szCs w:val="20"/>
+              </w:rPr>
+              <w:t xml:space="preserve">Answer the question. Use math evidence. Explain how the evidence proves your answer.</w:t>
+            </w:r>
+            <w:r>
+              <w:rPr>
+                <w:i/>
+                <w:iCs/>
+                <w:color w:val="5F6F80"/>
+                <w:sz w:val="18"/>
+                <w:szCs w:val="18"/>
+              </w:rPr>
+              <w:br/>
+              <w:t xml:space="preserve">Responde la pregunta. Usa evidencia matemática. Explica cómo la evidencia demuestra tu respuesta.</w:t>
+            </w:r>
+          </w:p>
+        </w:tc>
+      </w:tr>
+    </w:tbl>
+    <w:p>
+      <w:pPr>
+        <w:pStyle w:val="Heading2"/>
+        <w:spacing w:after="80" w:before="180"/>
+      </w:pPr>
+      <w:r>
+        <w:rPr>
+          <w:b/>
+          <w:bCs/>
+          <w:color w:val="12355B"/>
+          <w:sz w:val="24"/>
+          <w:szCs w:val="24"/>
+        </w:rPr>
+        <w:t xml:space="preserve">2. Plan Your Math Words</w:t>
+      </w:r>
+      <w:r>
+        <w:rPr>
+          <w:i/>
+          <w:iCs/>
+          <w:color w:val="1FA6A2"/>
+          <w:sz w:val="19"/>
+          <w:szCs w:val="19"/>
+        </w:rPr>
+        <w:t xml:space="preserve">   check at least two</w:t>
+      </w:r>
+    </w:p>
+    <w:p>
+      <w:pPr>
+        <w:spacing w:after="60"/>
+      </w:pPr>
+      <w:r>
+        <w:rPr>
+          <w:b/>
+          <w:bCs/>
+          <w:color w:val="1FA6A2"/>
+          <w:sz w:val="22"/>
+          <w:szCs w:val="22"/>
+        </w:rPr>
+        <w:t xml:space="preserve">☐  </w:t>
+      </w:r>
+      <w:r>
+        <w:rPr>
+          <w:b/>
+          <w:bCs/>
+          <w:color w:val="12355B"/>
+          <w:sz w:val="20"/>
+          <w:szCs w:val="20"/>
+        </w:rPr>
+        <w:t xml:space="preserve">Reciprocal — </w:t>
+      </w:r>
+      <w:r>
+        <w:rPr>
+          <w:sz w:val="20"/>
+          <w:szCs w:val="20"/>
+        </w:rPr>
+        <w:t xml:space="preserve">A fraction turned upside down.</w:t>
+      </w:r>
+      <w:r>
+        <w:rPr>
+          <w:i/>
+          <w:iCs/>
+          <w:color w:val="5F6F80"/>
+          <w:sz w:val="18"/>
+          <w:szCs w:val="18"/>
+        </w:rPr>
+        <w:br/>
+        <w:t xml:space="preserve">Recíproco — Una fracción volteada de arriba abajo.</w:t>
+      </w:r>
+    </w:p>
+    <w:p>
+      <w:pPr>
+        <w:spacing w:after="60"/>
+      </w:pPr>
+      <w:r>
+        <w:rPr>
+          <w:b/>
+          <w:bCs/>
+          <w:color w:val="1FA6A2"/>
+          <w:sz w:val="22"/>
+          <w:szCs w:val="22"/>
+        </w:rPr>
+        <w:t xml:space="preserve">☐  </w:t>
+      </w:r>
+      <w:r>
+        <w:rPr>
+          <w:b/>
+          <w:bCs/>
+          <w:color w:val="12355B"/>
+          <w:sz w:val="20"/>
+          <w:szCs w:val="20"/>
+        </w:rPr>
+        <w:t xml:space="preserve">Keep, Change, Flip — </w:t>
+      </w:r>
+      <w:r>
+        <w:rPr>
+          <w:sz w:val="20"/>
+          <w:szCs w:val="20"/>
+        </w:rPr>
+        <w:t xml:space="preserve">A way to divide fractions: keep the first, change ÷ to ×, flip the second.</w:t>
+      </w:r>
+      <w:r>
+        <w:rPr>
+          <w:i/>
+          <w:iCs/>
+          <w:color w:val="5F6F80"/>
+          <w:sz w:val="18"/>
+          <w:szCs w:val="18"/>
+        </w:rPr>
+        <w:br/>
+        <w:t xml:space="preserve">Mantener, cambiar, invertir — Una manera de dividir fracciones: deja la primera, cambia ÷ por ×, voltea la segunda.</w:t>
+      </w:r>
+    </w:p>
+    <w:p>
+      <w:pPr>
+        <w:spacing w:after="60"/>
+      </w:pPr>
+      <w:r>
+        <w:rPr>
+          <w:b/>
+          <w:bCs/>
+          <w:color w:val="1FA6A2"/>
+          <w:sz w:val="22"/>
+          <w:szCs w:val="22"/>
+        </w:rPr>
+        <w:t xml:space="preserve">☐  </w:t>
+      </w:r>
+      <w:r>
+        <w:rPr>
+          <w:b/>
+          <w:bCs/>
+          <w:color w:val="12355B"/>
+          <w:sz w:val="20"/>
+          <w:szCs w:val="20"/>
+        </w:rPr>
+        <w:t xml:space="preserve">Quotient — </w:t>
+      </w:r>
+      <w:r>
+        <w:rPr>
+          <w:sz w:val="20"/>
+          <w:szCs w:val="20"/>
+        </w:rPr>
+        <w:t xml:space="preserve">The answer when you divide.</w:t>
+      </w:r>
+      <w:r>
+        <w:rPr>
+          <w:i/>
+          <w:iCs/>
+          <w:color w:val="5F6F80"/>
+          <w:sz w:val="18"/>
+          <w:szCs w:val="18"/>
+        </w:rPr>
+        <w:br/>
+        <w:t xml:space="preserve">Cociente — La respuesta cuando divides.</w:t>
+      </w:r>
+    </w:p>
+    <w:p>
+      <w:pPr>
+        <w:spacing w:after="60"/>
+      </w:pPr>
+      <w:r>
+        <w:rPr>
+          <w:b/>
+          <w:bCs/>
+          <w:color w:val="1FA6A2"/>
+          <w:sz w:val="22"/>
+          <w:szCs w:val="22"/>
+        </w:rPr>
+        <w:t xml:space="preserve">☐  </w:t>
+      </w:r>
+      <w:r>
+        <w:rPr>
+          <w:b/>
+          <w:bCs/>
+          <w:color w:val="12355B"/>
+          <w:sz w:val="20"/>
+          <w:szCs w:val="20"/>
+        </w:rPr>
+        <w:t xml:space="preserve">Whole Number — </w:t>
+      </w:r>
+      <w:r>
+        <w:rPr>
+          <w:sz w:val="20"/>
+          <w:szCs w:val="20"/>
+        </w:rPr>
+        <w:t xml:space="preserve">A counting number with no fraction or decimal, like 0, 1, 2, 3.</w:t>
+      </w:r>
+      <w:r>
+        <w:rPr>
+          <w:i/>
+          <w:iCs/>
+          <w:color w:val="5F6F80"/>
+          <w:sz w:val="18"/>
+          <w:szCs w:val="18"/>
+        </w:rPr>
+        <w:br/>
+        <w:t xml:space="preserve">Número entero — Un número de contar sin fracción ni decimal, como 0, 1, 2, 3.</w:t>
+      </w:r>
+    </w:p>
+    <w:p>
+      <w:pPr>
+        <w:spacing w:after="60"/>
+      </w:pPr>
+      <w:r>
+        <w:rPr>
+          <w:b/>
+          <w:bCs/>
+          <w:color w:val="1FA6A2"/>
+          <w:sz w:val="22"/>
+          <w:szCs w:val="22"/>
+        </w:rPr>
+        <w:t xml:space="preserve">☐  </w:t>
+      </w:r>
+      <w:r>
+        <w:rPr>
+          <w:b/>
+          <w:bCs/>
+          <w:color w:val="12355B"/>
+          <w:sz w:val="20"/>
+          <w:szCs w:val="20"/>
+        </w:rPr>
+        <w:t xml:space="preserve">Fraction — </w:t>
+      </w:r>
+      <w:r>
+        <w:rPr>
+          <w:sz w:val="20"/>
+          <w:szCs w:val="20"/>
+        </w:rPr>
+        <w:t xml:space="preserve">A number that shows part of a whole, like 3/4.</w:t>
+      </w:r>
+      <w:r>
+        <w:rPr>
+          <w:i/>
+          <w:iCs/>
+          <w:color w:val="5F6F80"/>
+          <w:sz w:val="18"/>
+          <w:szCs w:val="18"/>
+        </w:rPr>
+        <w:br/>
+        <w:t xml:space="preserve">Fracción — Un número que muestra una parte de un todo, como 3/4.</w:t>
+      </w:r>
+    </w:p>
+    <w:tbl>
+      <w:tblPr>
+        <w:tblW w:type="pct" w:w="100%"/>
+        <w:tblBorders>
+          <w:top w:val="single" w:color="1FA6A2" w:sz="8"/>
+          <w:left w:val="single" w:color="1FA6A2" w:sz="8"/>
+          <w:bottom w:val="single" w:color="1FA6A2" w:sz="8"/>
+          <w:right w:val="single" w:color="1FA6A2" w:sz="8"/>
+          <w:insideH w:val="single" w:color="auto" w:sz="4"/>
+          <w:insideV w:val="single" w:color="auto" w:sz="4"/>
+        </w:tblBorders>
+      </w:tblPr>
+      <w:tblGrid>
+        <w:gridCol w:w="100"/>
+      </w:tblGrid>
+      <w:tr>
+        <w:tc>
+          <w:tcPr>
+            <w:shd w:fill="F7FFFD" w:color="auto" w:val="clear"/>
+            <w:tcMar>
+              <w:top w:type="dxa" w:w="120"/>
+              <w:left w:type="dxa" w:w="180"/>
+              <w:bottom w:type="dxa" w:w="120"/>
+              <w:right w:type="dxa" w:w="180"/>
+            </w:tcMar>
+          </w:tcPr>
+          <w:p>
+            <w:pPr>
+              <w:spacing w:after="50"/>
+            </w:pPr>
+            <w:r>
+              <w:rPr>
+                <w:b/>
+                <w:bCs/>
+                <w:color w:val="1FA6A2"/>
+                <w:sz w:val="20"/>
+                <w:szCs w:val="20"/>
+              </w:rPr>
+              <w:t xml:space="preserve">Say it first:  </w:t>
+            </w:r>
+            <w:r>
+              <w:rPr>
+                <w:sz w:val="20"/>
+                <w:szCs w:val="20"/>
+              </w:rPr>
+              <w:t xml:space="preserve">Say your idea to a partner or quietly to yourself before you write.</w:t>
+            </w:r>
+          </w:p>
+          <w:p>
+            <w:pPr>
+              <w:spacing w:after="60"/>
+            </w:pPr>
+            <w:r>
+              <w:rPr>
+                <w:color w:val="1A2733"/>
+                <w:sz w:val="21"/>
+                <w:szCs w:val="21"/>
+              </w:rPr>
+              <w:t xml:space="preserve">I keep ___, change the sign to ___, and flip ___ to ___.</w:t>
+            </w:r>
+            <w:r>
+              <w:rPr>
+                <w:i/>
+                <w:iCs/>
+                <w:color w:val="5F6F80"/>
+                <w:sz w:val="19"/>
+                <w:szCs w:val="19"/>
+              </w:rPr>
+              <w:br/>
+              <w:t xml:space="preserve">Mantengo ___, cambio el signo a ___, y volteo ___ a ___.</w:t>
+            </w:r>
+          </w:p>
+        </w:tc>
+      </w:tr>
+    </w:tbl>
+    <w:p>
+      <w:pPr>
+        <w:pStyle w:val="Heading2"/>
+        <w:spacing w:after="80" w:before="180"/>
+      </w:pPr>
+      <w:r>
+        <w:rPr>
+          <w:b/>
+          <w:bCs/>
+          <w:color w:val="12355B"/>
+          <w:sz w:val="24"/>
+          <w:szCs w:val="24"/>
+        </w:rPr>
+        <w:t xml:space="preserve">3. Build Your Explanation</w:t>
+      </w:r>
+      <w:r>
+        <w:rPr>
+          <w:i/>
+          <w:iCs/>
+          <w:color w:val="B97A12"/>
+          <w:sz w:val="19"/>
+          <w:szCs w:val="19"/>
+        </w:rPr>
+        <w:t xml:space="preserve">   choose your support</w:t>
+      </w:r>
+    </w:p>
+    <w:tbl>
+      <w:tblPr>
+        <w:tblW w:type="pct" w:w="100%"/>
+        <w:tblBorders>
+          <w:top w:val="single" w:color="BBD0DE" w:sz="8"/>
+          <w:left w:val="single" w:color="BBD0DE" w:sz="8"/>
+          <w:bottom w:val="single" w:color="BBD0DE" w:sz="8"/>
+          <w:right w:val="single" w:color="BBD0DE" w:sz="8"/>
+          <w:insideH w:val="single" w:color="auto" w:sz="4"/>
+          <w:insideV w:val="single" w:color="auto" w:sz="4"/>
+        </w:tblBorders>
+      </w:tblPr>
+      <w:tblGrid>
+        <w:gridCol w:w="100"/>
+      </w:tblGrid>
+      <w:tr>
+        <w:tc>
+          <w:tcPr>
+            <w:shd w:fill="EEF4F8" w:color="auto" w:val="clear"/>
+            <w:tcMar>
+              <w:top w:type="dxa" w:w="120"/>
+              <w:left w:type="dxa" w:w="180"/>
+              <w:bottom w:type="dxa" w:w="120"/>
+              <w:right w:type="dxa" w:w="180"/>
+            </w:tcMar>
+          </w:tcPr>
+          <w:p>
+            <w:pPr>
+              <w:spacing w:after="50"/>
+            </w:pPr>
+            <w:r>
+              <w:rPr>
+                <w:i/>
+                <w:iCs/>
+                <w:color w:val="5F6F80"/>
+                <w:sz w:val="19"/>
+                <w:szCs w:val="19"/>
+              </w:rPr>
+              <w:t xml:space="preserve">This model shows the parts of an explanation. It does not answer your writing question.</w:t>
+            </w:r>
+          </w:p>
+          <w:p>
+            <w:pPr>
+              <w:spacing w:after="80"/>
+            </w:pPr>
+            <w:r>
+              <w:rPr>
+                <w:b/>
+                <w:bCs/>
+                <w:color w:val="12355B"/>
+                <w:sz w:val="19"/>
+                <w:szCs w:val="19"/>
+              </w:rPr>
+              <w:t xml:space="preserve">Claim:  </w:t>
+            </w:r>
+            <w:r>
+              <w:rPr>
+                <w:sz w:val="19"/>
+                <w:szCs w:val="19"/>
+              </w:rPr>
+              <w:t xml:space="preserve">Each whole pound makes 2 half-pound bags, so 4 pounds makes 8 bags.</w:t>
+            </w:r>
+          </w:p>
+          <w:p>
+            <w:pPr>
+              <w:spacing w:after="80"/>
+            </w:pPr>
+            <w:r>
+              <w:rPr>
+                <w:b/>
+                <w:bCs/>
+                <w:color w:val="12355B"/>
+                <w:sz w:val="19"/>
+                <w:szCs w:val="19"/>
+              </w:rPr>
+              <w:t xml:space="preserve">Evidence:  </w:t>
+            </w:r>
+            <w:r>
+              <w:rPr>
+                <w:sz w:val="19"/>
+                <w:szCs w:val="19"/>
+              </w:rPr>
+              <w:t xml:space="preserve">Students see that 4 ÷ 1/2 = 8 and explain there are 2 halves in each whole pound.</w:t>
+            </w:r>
+          </w:p>
+          <w:p>
+            <w:pPr>
+              <w:spacing w:after="80"/>
+            </w:pPr>
+            <w:r>
+              <w:rPr>
+                <w:b/>
+                <w:bCs/>
+                <w:color w:val="12355B"/>
+                <w:sz w:val="19"/>
+                <w:szCs w:val="19"/>
+              </w:rPr>
+              <w:t xml:space="preserve">Reasoning:  </w:t>
+            </w:r>
+            <w:r>
+              <w:rPr>
+                <w:sz w:val="19"/>
+                <w:szCs w:val="19"/>
+              </w:rPr>
+              <w:t xml:space="preserve">This evidence connects the definition of whole number to the mathematical claim.</w:t>
+            </w:r>
+          </w:p>
+        </w:tc>
+      </w:tr>
+    </w:tbl>
+    <w:p>
+      <w:pPr>
+        <w:pStyle w:val="Heading2"/>
+        <w:spacing w:after="80" w:before="180"/>
+      </w:pPr>
+      <w:r>
+        <w:rPr>
+          <w:b/>
+          <w:bCs/>
+          <w:color w:val="12355B"/>
+          <w:sz w:val="24"/>
+          <w:szCs w:val="24"/>
+        </w:rPr>
+        <w:t xml:space="preserve">Start</w:t>
+      </w:r>
+      <w:r>
+        <w:rPr>
+          <w:i/>
+          <w:iCs/>
+          <w:color w:val="1FA6A2"/>
+          <w:sz w:val="19"/>
+          <w:szCs w:val="19"/>
+        </w:rPr>
+        <w:t xml:space="preserve">   Most language support</w:t>
+      </w:r>
+    </w:p>
+    <w:p>
+      <w:pPr>
+        <w:spacing w:after="60"/>
+      </w:pPr>
+      <w:r>
+        <w:rPr>
+          <w:color w:val="1A2733"/>
+          <w:sz w:val="21"/>
+          <w:szCs w:val="21"/>
+        </w:rPr>
+        <w:t xml:space="preserve">Complete the frames. Use the word bank.</w:t>
+      </w:r>
+      <w:r>
+        <w:rPr>
+          <w:i/>
+          <w:iCs/>
+          <w:color w:val="5F6F80"/>
+          <w:sz w:val="19"/>
+          <w:szCs w:val="19"/>
+        </w:rPr>
+        <w:br/>
+        <w:t xml:space="preserve">Completa las oraciones. Usa el banco de palabras.</w:t>
+      </w:r>
+    </w:p>
+    <w:p>
+      <w:pPr>
+        <w:spacing w:after="60"/>
+      </w:pPr>
+      <w:r>
+        <w:rPr>
+          <w:color w:val="1A2733"/>
+          <w:sz w:val="21"/>
+          <w:szCs w:val="21"/>
+        </w:rPr>
+        <w:t xml:space="preserve">I keep ___, change the sign to ___, and flip ___ to ___.</w:t>
+      </w:r>
+      <w:r>
+        <w:rPr>
+          <w:i/>
+          <w:iCs/>
+          <w:color w:val="5F6F80"/>
+          <w:sz w:val="19"/>
+          <w:szCs w:val="19"/>
+        </w:rPr>
+        <w:br/>
+        <w:t xml:space="preserve">Mantengo ___, cambio el signo a ___, y volteo ___ a ___.</w:t>
+      </w:r>
+    </w:p>
+    <w:p>
+      <w:pPr>
+        <w:spacing w:after="60"/>
+      </w:pPr>
+      <w:r>
+        <w:rPr>
+          <w:color w:val="1A2733"/>
+          <w:sz w:val="21"/>
+          <w:szCs w:val="21"/>
+        </w:rPr>
+        <w:t xml:space="preserve">So 6 ÷ 1/3 becomes 6 × ___, which equals ___.</w:t>
+      </w:r>
+      <w:r>
+        <w:rPr>
+          <w:i/>
+          <w:iCs/>
+          <w:color w:val="5F6F80"/>
+          <w:sz w:val="19"/>
+          <w:szCs w:val="19"/>
+        </w:rPr>
+        <w:br/>
+        <w:t xml:space="preserve">Entonces 6 ÷ 1/3 se convierte en 6 × ___, que es igual a ___.</w:t>
+      </w:r>
+    </w:p>
+    <w:tbl>
+      <w:tblPr>
+        <w:tblW w:type="pct" w:w="100%"/>
+        <w:tblBorders>
+          <w:top w:val="single" w:color="C7D2DD" w:sz="6"/>
+          <w:left w:val="single" w:color="C7D2DD" w:sz="6"/>
+          <w:bottom w:val="single" w:color="C7D2DD" w:sz="6"/>
+          <w:right w:val="single" w:color="C7D2DD" w:sz="6"/>
+          <w:insideH w:val="single" w:color="auto" w:sz="4"/>
+          <w:insideV w:val="single" w:color="auto" w:sz="4"/>
+        </w:tblBorders>
+      </w:tblPr>
+      <w:tblGrid>
+        <w:gridCol w:w="100"/>
+      </w:tblGrid>
+      <w:tr>
+        <w:tc>
+          <w:tcPr>
+            <w:shd w:fill="FBF3E2" w:color="auto" w:val="clear"/>
+            <w:tcMar>
+              <w:top w:type="dxa" w:w="60"/>
+              <w:left w:type="dxa" w:w="120"/>
+              <w:bottom w:type="dxa" w:w="60"/>
+              <w:right w:type="dxa" w:w="120"/>
+            </w:tcMar>
+          </w:tcPr>
+          <w:p>
+            <w:pPr>
+              <w:spacing w:after="0" w:line="320"/>
+            </w:pPr>
+            <w:r>
+              <w:t xml:space="preserve"/>
+            </w:r>
+          </w:p>
+          <w:p>
+            <w:pPr>
+              <w:spacing w:after="0" w:line="320"/>
+            </w:pPr>
+            <w:r>
+              <w:t xml:space="preserve"/>
+            </w:r>
+          </w:p>
+          <w:p>
+            <w:pPr>
+              <w:spacing w:after="0" w:line="320"/>
+            </w:pPr>
+            <w:r>
+              <w:t xml:space="preserve"/>
+            </w:r>
+          </w:p>
+        </w:tc>
+      </w:tr>
+    </w:tbl>
+    <w:p>
+      <w:pPr>
+        <w:pStyle w:val="Heading2"/>
+        <w:spacing w:after="80" w:before="180"/>
+      </w:pPr>
+      <w:r>
+        <w:rPr>
+          <w:b/>
+          <w:bCs/>
+          <w:color w:val="12355B"/>
+          <w:sz w:val="24"/>
+          <w:szCs w:val="24"/>
+        </w:rPr>
+        <w:t xml:space="preserve">Build</w:t>
+      </w:r>
+      <w:r>
+        <w:rPr>
+          <w:i/>
+          <w:iCs/>
+          <w:color w:val="B97A12"/>
+          <w:sz w:val="19"/>
+          <w:szCs w:val="19"/>
+        </w:rPr>
+        <w:t xml:space="preserve">   Some language support</w:t>
+      </w:r>
+    </w:p>
+    <w:p>
+      <w:pPr>
+        <w:spacing w:after="60"/>
+      </w:pPr>
+      <w:r>
+        <w:rPr>
+          <w:color w:val="1A2733"/>
+          <w:sz w:val="21"/>
+          <w:szCs w:val="21"/>
+        </w:rPr>
+        <w:t xml:space="preserve">Write two connected sentences. Use because, so, or but.</w:t>
+      </w:r>
+      <w:r>
+        <w:rPr>
+          <w:i/>
+          <w:iCs/>
+          <w:color w:val="5F6F80"/>
+          <w:sz w:val="19"/>
+          <w:szCs w:val="19"/>
+        </w:rPr>
+        <w:br/>
+        <w:t xml:space="preserve">Escribe dos oraciones conectadas. Usa porque, entonces o pero.</w:t>
+      </w:r>
+    </w:p>
+    <w:p>
+      <w:pPr>
+        <w:spacing w:after="60"/>
+      </w:pPr>
+      <w:r>
+        <w:rPr>
+          <w:color w:val="1A2733"/>
+          <w:sz w:val="21"/>
+          <w:szCs w:val="21"/>
+        </w:rPr>
+        <w:t xml:space="preserve">My claim is ___.</w:t>
+      </w:r>
+      <w:r>
+        <w:rPr>
+          <w:i/>
+          <w:iCs/>
+          <w:color w:val="5F6F80"/>
+          <w:sz w:val="19"/>
+          <w:szCs w:val="19"/>
+        </w:rPr>
+        <w:br/>
+        <w:t xml:space="preserve">Mi afirmación es ___.</w:t>
+      </w:r>
+    </w:p>
+    <w:p>
+      <w:pPr>
+        <w:spacing w:after="60"/>
+      </w:pPr>
+      <w:r>
+        <w:rPr>
+          <w:color w:val="1A2733"/>
+          <w:sz w:val="21"/>
+          <w:szCs w:val="21"/>
+        </w:rPr>
+        <w:t xml:space="preserve">I know because ___.</w:t>
+      </w:r>
+      <w:r>
+        <w:rPr>
+          <w:i/>
+          <w:iCs/>
+          <w:color w:val="5F6F80"/>
+          <w:sz w:val="19"/>
+          <w:szCs w:val="19"/>
+        </w:rPr>
+        <w:br/>
+        <w:t xml:space="preserve">Lo sé porque ___.</w:t>
+      </w:r>
+    </w:p>
+    <w:p>
+      <w:pPr>
+        <w:spacing w:after="60"/>
+      </w:pPr>
+      <w:r>
+        <w:rPr>
+          <w:color w:val="1A2733"/>
+          <w:sz w:val="21"/>
+          <w:szCs w:val="21"/>
+        </w:rPr>
+        <w:t xml:space="preserve">So ___.</w:t>
+      </w:r>
+      <w:r>
+        <w:rPr>
+          <w:i/>
+          <w:iCs/>
+          <w:color w:val="5F6F80"/>
+          <w:sz w:val="19"/>
+          <w:szCs w:val="19"/>
+        </w:rPr>
+        <w:br/>
+        <w:t xml:space="preserve">Entonces ___.</w:t>
+      </w:r>
+    </w:p>
+    <w:tbl>
+      <w:tblPr>
+        <w:tblW w:type="pct" w:w="100%"/>
+        <w:tblBorders>
+          <w:top w:val="single" w:color="C7D2DD" w:sz="6"/>
+          <w:left w:val="single" w:color="C7D2DD" w:sz="6"/>
+          <w:bottom w:val="single" w:color="C7D2DD" w:sz="6"/>
+          <w:right w:val="single" w:color="C7D2DD" w:sz="6"/>
+          <w:insideH w:val="single" w:color="auto" w:sz="4"/>
+          <w:insideV w:val="single" w:color="auto" w:sz="4"/>
+        </w:tblBorders>
+      </w:tblPr>
+      <w:tblGrid>
+        <w:gridCol w:w="100"/>
+      </w:tblGrid>
+      <w:tr>
+        <w:tc>
+          <w:tcPr>
+            <w:shd w:fill="FBF3E2" w:color="auto" w:val="clear"/>
+            <w:tcMar>
+              <w:top w:type="dxa" w:w="60"/>
+              <w:left w:type="dxa" w:w="120"/>
+              <w:bottom w:type="dxa" w:w="60"/>
+              <w:right w:type="dxa" w:w="120"/>
+            </w:tcMar>
+          </w:tcPr>
+          <w:p>
+            <w:pPr>
+              <w:spacing w:after="0" w:line="320"/>
+            </w:pPr>
+            <w:r>
+              <w:t xml:space="preserve"/>
+            </w:r>
+          </w:p>
+          <w:p>
+            <w:pPr>
+              <w:spacing w:after="0" w:line="320"/>
+            </w:pPr>
+            <w:r>
+              <w:t xml:space="preserve"/>
+            </w:r>
+          </w:p>
+          <w:p>
+            <w:pPr>
+              <w:spacing w:after="0" w:line="320"/>
+            </w:pPr>
+            <w:r>
+              <w:t xml:space="preserve"/>
+            </w:r>
+          </w:p>
+        </w:tc>
+      </w:tr>
+    </w:tbl>
+    <w:p>
+      <w:pPr>
+        <w:pStyle w:val="Heading2"/>
+        <w:spacing w:after="80" w:before="180"/>
+      </w:pPr>
+      <w:r>
+        <w:rPr>
+          <w:b/>
+          <w:bCs/>
+          <w:color w:val="12355B"/>
+          <w:sz w:val="24"/>
+          <w:szCs w:val="24"/>
+        </w:rPr>
+        <w:t xml:space="preserve">Explain</w:t>
+      </w:r>
+      <w:r>
+        <w:rPr>
+          <w:i/>
+          <w:iCs/>
+          <w:color w:val="B97A12"/>
+          <w:sz w:val="19"/>
+          <w:szCs w:val="19"/>
+        </w:rPr>
+        <w:t xml:space="preserve">   Light language support</w:t>
+      </w:r>
+    </w:p>
+    <w:p>
+      <w:pPr>
+        <w:spacing w:after="60"/>
+      </w:pPr>
+      <w:r>
+        <w:rPr>
+          <w:color w:val="1A2733"/>
+          <w:sz w:val="21"/>
+          <w:szCs w:val="21"/>
+        </w:rPr>
+        <w:t xml:space="preserve">Write a claim, give math evidence, and explain your reasoning.</w:t>
+      </w:r>
+      <w:r>
+        <w:rPr>
+          <w:i/>
+          <w:iCs/>
+          <w:color w:val="5F6F80"/>
+          <w:sz w:val="19"/>
+          <w:szCs w:val="19"/>
+        </w:rPr>
+        <w:br/>
+        <w:t xml:space="preserve">Escribe una afirmación, da evidencia matemática y explica tu razonamiento.</w:t>
+      </w:r>
+    </w:p>
+    <w:p>
+      <w:pPr>
+        <w:spacing w:after="60"/>
+      </w:pPr>
+      <w:r>
+        <w:rPr>
+          <w:color w:val="1A2733"/>
+          <w:sz w:val="21"/>
+          <w:szCs w:val="21"/>
+        </w:rPr>
+        <w:t xml:space="preserve">My claim is ___.</w:t>
+      </w:r>
+      <w:r>
+        <w:rPr>
+          <w:i/>
+          <w:iCs/>
+          <w:color w:val="5F6F80"/>
+          <w:sz w:val="19"/>
+          <w:szCs w:val="19"/>
+        </w:rPr>
+        <w:br/>
+        <w:t xml:space="preserve">Mi afirmación es ___.</w:t>
+      </w:r>
+    </w:p>
+    <w:p>
+      <w:pPr>
+        <w:spacing w:after="60"/>
+      </w:pPr>
+      <w:r>
+        <w:rPr>
+          <w:color w:val="1A2733"/>
+          <w:sz w:val="21"/>
+          <w:szCs w:val="21"/>
+        </w:rPr>
+        <w:t xml:space="preserve">My math evidence is ___.</w:t>
+      </w:r>
+      <w:r>
+        <w:rPr>
+          <w:i/>
+          <w:iCs/>
+          <w:color w:val="5F6F80"/>
+          <w:sz w:val="19"/>
+          <w:szCs w:val="19"/>
+        </w:rPr>
+        <w:br/>
+        <w:t xml:space="preserve">Mi evidencia matemática es ___.</w:t>
+      </w:r>
+    </w:p>
+    <w:p>
+      <w:pPr>
+        <w:spacing w:after="60"/>
+      </w:pPr>
+      <w:r>
+        <w:rPr>
+          <w:color w:val="1A2733"/>
+          <w:sz w:val="21"/>
+          <w:szCs w:val="21"/>
+        </w:rPr>
+        <w:t xml:space="preserve">This proves ___ because ___.</w:t>
+      </w:r>
+      <w:r>
+        <w:rPr>
+          <w:i/>
+          <w:iCs/>
+          <w:color w:val="5F6F80"/>
+          <w:sz w:val="19"/>
+          <w:szCs w:val="19"/>
+        </w:rPr>
+        <w:br/>
+        <w:t xml:space="preserve">Esto demuestra ___ porque ___.</w:t>
+      </w:r>
+    </w:p>
+    <w:tbl>
+      <w:tblPr>
+        <w:tblW w:type="pct" w:w="100%"/>
+        <w:tblBorders>
+          <w:top w:val="single" w:color="C7D2DD" w:sz="6"/>
+          <w:left w:val="single" w:color="C7D2DD" w:sz="6"/>
+          <w:bottom w:val="single" w:color="C7D2DD" w:sz="6"/>
+          <w:right w:val="single" w:color="C7D2DD" w:sz="6"/>
+          <w:insideH w:val="single" w:color="auto" w:sz="4"/>
+          <w:insideV w:val="single" w:color="auto" w:sz="4"/>
+        </w:tblBorders>
+      </w:tblPr>
+      <w:tblGrid>
+        <w:gridCol w:w="100"/>
+      </w:tblGrid>
+      <w:tr>
+        <w:tc>
+          <w:tcPr>
+            <w:shd w:fill="FBF3E2" w:color="auto" w:val="clear"/>
+            <w:tcMar>
+              <w:top w:type="dxa" w:w="60"/>
+              <w:left w:type="dxa" w:w="120"/>
+              <w:bottom w:type="dxa" w:w="60"/>
+              <w:right w:type="dxa" w:w="120"/>
+            </w:tcMar>
+          </w:tcPr>
+          <w:p>
+            <w:pPr>
+              <w:spacing w:after="0" w:line="320"/>
+            </w:pPr>
+            <w:r>
+              <w:t xml:space="preserve"/>
+            </w:r>
+          </w:p>
+          <w:p>
+            <w:pPr>
+              <w:spacing w:after="0" w:line="320"/>
+            </w:pPr>
+            <w:r>
+              <w:t xml:space="preserve"/>
+            </w:r>
+          </w:p>
+          <w:p>
+            <w:pPr>
+              <w:spacing w:after="0" w:line="320"/>
+            </w:pPr>
+            <w:r>
+              <w:t xml:space="preserve"/>
+            </w:r>
+          </w:p>
+          <w:p>
+            <w:pPr>
+              <w:spacing w:after="0" w:line="320"/>
+            </w:pPr>
+            <w:r>
+              <w:t xml:space="preserve"/>
+            </w:r>
+          </w:p>
+          <w:p>
+            <w:pPr>
+              <w:spacing w:after="0" w:line="320"/>
+            </w:pPr>
+            <w:r>
+              <w:t xml:space="preserve"/>
+            </w:r>
+          </w:p>
+        </w:tc>
+      </w:tr>
+    </w:tbl>
+    <w:p>
+      <w:pPr>
+        <w:pStyle w:val="Heading2"/>
+        <w:spacing w:after="80" w:before="180"/>
+      </w:pPr>
+      <w:r>
+        <w:rPr>
+          <w:b/>
+          <w:bCs/>
+          <w:color w:val="12355B"/>
+          <w:sz w:val="24"/>
+          <w:szCs w:val="24"/>
+        </w:rPr>
+        <w:t xml:space="preserve">4. Check Your Explanation</w:t>
+      </w:r>
+      <w:r>
+        <w:rPr>
+          <w:i/>
+          <w:iCs/>
+          <w:color w:val="1FA6A2"/>
+          <w:sz w:val="19"/>
+          <w:szCs w:val="19"/>
+        </w:rPr>
+        <w:t xml:space="preserve">   five quick checks</w:t>
+      </w:r>
+    </w:p>
+    <w:p>
+      <w:pPr>
+        <w:spacing w:after="80"/>
+      </w:pPr>
+      <w:r>
+        <w:rPr>
+          <w:b/>
+          <w:bCs/>
+          <w:color w:val="1FA6A2"/>
+          <w:sz w:val="22"/>
+          <w:szCs w:val="22"/>
+        </w:rPr>
+        <w:t xml:space="preserve">☐  </w:t>
+      </w:r>
+      <w:r>
+        <w:rPr>
+          <w:sz w:val="20"/>
+          <w:szCs w:val="20"/>
+        </w:rPr>
+        <w:t xml:space="preserve">I answered the question.</w:t>
+      </w:r>
+      <w:r>
+        <w:rPr>
+          <w:i/>
+          <w:iCs/>
+          <w:color w:val="5F6F80"/>
+          <w:sz w:val="18"/>
+          <w:szCs w:val="18"/>
+        </w:rPr>
+        <w:br/>
+        <w:t xml:space="preserve">Respondí la pregunta.</w:t>
+      </w:r>
+    </w:p>
+    <w:p>
+      <w:pPr>
+        <w:spacing w:after="80"/>
+      </w:pPr>
+      <w:r>
+        <w:rPr>
+          <w:b/>
+          <w:bCs/>
+          <w:color w:val="1FA6A2"/>
+          <w:sz w:val="22"/>
+          <w:szCs w:val="22"/>
+        </w:rPr>
+        <w:t xml:space="preserve">☐  </w:t>
+      </w:r>
+      <w:r>
+        <w:rPr>
+          <w:sz w:val="20"/>
+          <w:szCs w:val="20"/>
+        </w:rPr>
+        <w:t xml:space="preserve">I used math evidence: numbers, an equation, a model, or a comparison.</w:t>
+      </w:r>
+      <w:r>
+        <w:rPr>
+          <w:i/>
+          <w:iCs/>
+          <w:color w:val="5F6F80"/>
+          <w:sz w:val="18"/>
+          <w:szCs w:val="18"/>
+        </w:rPr>
+        <w:br/>
+        <w:t xml:space="preserve">Usé evidencia matemática: números, una ecuación, un modelo o una comparación.</w:t>
+      </w:r>
+    </w:p>
+    <w:p>
+      <w:pPr>
+        <w:spacing w:after="80"/>
+      </w:pPr>
+      <w:r>
+        <w:rPr>
+          <w:b/>
+          <w:bCs/>
+          <w:color w:val="1FA6A2"/>
+          <w:sz w:val="22"/>
+          <w:szCs w:val="22"/>
+        </w:rPr>
+        <w:t xml:space="preserve">☐  </w:t>
+      </w:r>
+      <w:r>
+        <w:rPr>
+          <w:sz w:val="20"/>
+          <w:szCs w:val="20"/>
+        </w:rPr>
+        <w:t xml:space="preserve">I explained how the evidence proves my answer.</w:t>
+      </w:r>
+      <w:r>
+        <w:rPr>
+          <w:i/>
+          <w:iCs/>
+          <w:color w:val="5F6F80"/>
+          <w:sz w:val="18"/>
+          <w:szCs w:val="18"/>
+        </w:rPr>
+        <w:br/>
+        <w:t xml:space="preserve">Expliqué cómo la evidencia demuestra mi respuesta.</w:t>
+      </w:r>
+    </w:p>
+    <w:p>
+      <w:pPr>
+        <w:spacing w:after="80"/>
+      </w:pPr>
+      <w:r>
+        <w:rPr>
+          <w:b/>
+          <w:bCs/>
+          <w:color w:val="1FA6A2"/>
+          <w:sz w:val="22"/>
+          <w:szCs w:val="22"/>
+        </w:rPr>
+        <w:t xml:space="preserve">☐  </w:t>
+      </w:r>
+      <w:r>
+        <w:rPr>
+          <w:sz w:val="20"/>
+          <w:szCs w:val="20"/>
+        </w:rPr>
+        <w:t xml:space="preserve">I used at least two math words.</w:t>
+      </w:r>
+      <w:r>
+        <w:rPr>
+          <w:i/>
+          <w:iCs/>
+          <w:color w:val="5F6F80"/>
+          <w:sz w:val="18"/>
+          <w:szCs w:val="18"/>
+        </w:rPr>
+        <w:br/>
+        <w:t xml:space="preserve">Usé por lo menos dos palabras matemáticas.</w:t>
+      </w:r>
+    </w:p>
+    <w:p>
+      <w:pPr>
+        <w:spacing w:after="80"/>
+      </w:pPr>
+      <w:r>
+        <w:rPr>
+          <w:b/>
+          <w:bCs/>
+          <w:color w:val="1FA6A2"/>
+          <w:sz w:val="22"/>
+          <w:szCs w:val="22"/>
+        </w:rPr>
+        <w:t xml:space="preserve">☐  </w:t>
+      </w:r>
+      <w:r>
+        <w:rPr>
+          <w:sz w:val="20"/>
+          <w:szCs w:val="20"/>
+        </w:rPr>
+        <w:t xml:space="preserve">I reread complete sentences and punctuation.</w:t>
+      </w:r>
+      <w:r>
+        <w:rPr>
+          <w:i/>
+          <w:iCs/>
+          <w:color w:val="5F6F80"/>
+          <w:sz w:val="18"/>
+          <w:szCs w:val="18"/>
+        </w:rPr>
+        <w:br/>
+        <w:t xml:space="preserve">Volví a leer mis oraciones completas y la puntuación.</w:t>
       </w:r>
     </w:p>
     <w:p>

--- a/lessons/2-2/downloads/2-2-notes.docx
+++ b/lessons/2-2/downloads/2-2-notes.docx
@@ -1293,7 +1293,7 @@
           <w:sz w:val="22"/>
           <w:szCs w:val="22"/>
         </w:rPr>
-        <w:t xml:space="preserve">__________  —  Group numerical data into intervals and show each interval's frequency with a bar.</w:t>
+        <w:t xml:space="preserve">A histogram groups numerical data into equal ___ and shows each one's ___.</w:t>
       </w:r>
     </w:p>
     <w:p>

--- a/lessons/2-2/downloads/2-2-notes.docx
+++ b/lessons/2-2/downloads/2-2-notes.docx
@@ -219,10 +219,12 @@
     <w:p>
       <w:pPr>
         <w:pStyle w:val="Heading1"/>
+        <w:keepNext/>
+        <w:keepLines/>
         <w:pBdr>
           <w:bottom w:val="single" w:color="1FA6A2" w:sz="14" w:space="6"/>
         </w:pBdr>
-        <w:spacing w:after="140" w:before="260"/>
+        <w:spacing w:after="140" w:before="300"/>
       </w:pPr>
       <w:r>
         <w:rPr>
@@ -1177,10 +1179,12 @@
     <w:p>
       <w:pPr>
         <w:pStyle w:val="Heading1"/>
+        <w:keepNext/>
+        <w:keepLines/>
         <w:pBdr>
           <w:bottom w:val="single" w:color="1FA6A2" w:sz="14" w:space="6"/>
         </w:pBdr>
-        <w:spacing w:after="140" w:before="260"/>
+        <w:spacing w:after="140" w:before="300"/>
       </w:pPr>
       <w:r>
         <w:rPr>
@@ -1276,7 +1280,8 @@
     </w:p>
     <w:p>
       <w:pPr>
-        <w:spacing w:after="120" w:before="80"/>
+        <w:keepLines/>
+        <w:spacing w:after="260" w:before="200"/>
       </w:pPr>
       <w:r>
         <w:rPr>
@@ -1293,56 +1298,41 @@
           <w:sz w:val="22"/>
           <w:szCs w:val="22"/>
         </w:rPr>
-        <w:t xml:space="preserve">A histogram groups numerical data into equal ___ and shows each one's ___.</w:t>
-      </w:r>
-    </w:p>
-    <w:p>
-      <w:pPr>
-        <w:spacing w:after="120" w:before="80"/>
-      </w:pPr>
-      <w:r>
-        <w:rPr>
-          <w:b/>
-          <w:bCs/>
-          <w:color w:val="12355B"/>
+        <w:t xml:space="preserve">A histogram groups numerical data into equal </w:t>
+      </w:r>
+      <w:r>
+        <w:rPr>
           <w:sz w:val="22"/>
           <w:szCs w:val="22"/>
         </w:rPr>
-        <w:t xml:space="preserve">2.  </w:t>
+        <w:t xml:space="preserve">________________</w:t>
       </w:r>
       <w:r>
         <w:rPr>
           <w:sz w:val="22"/>
           <w:szCs w:val="22"/>
         </w:rPr>
-        <w:t xml:space="preserve">A bar graph that shows how often data falls into equal intervals is a ___.</w:t>
-      </w:r>
-    </w:p>
-    <w:p>
-      <w:pPr>
-        <w:spacing w:after="120" w:before="80"/>
-      </w:pPr>
-      <w:r>
-        <w:rPr>
-          <w:b/>
-          <w:bCs/>
-          <w:color w:val="12355B"/>
+        <w:t xml:space="preserve"> and shows each one's </w:t>
+      </w:r>
+      <w:r>
+        <w:rPr>
           <w:sz w:val="22"/>
           <w:szCs w:val="22"/>
         </w:rPr>
-        <w:t xml:space="preserve">3.  </w:t>
+        <w:t xml:space="preserve">________________</w:t>
       </w:r>
       <w:r>
         <w:rPr>
           <w:sz w:val="22"/>
           <w:szCs w:val="22"/>
         </w:rPr>
-        <w:t xml:space="preserve">How many data values fall in an interval is the ___.</w:t>
-      </w:r>
-    </w:p>
-    <w:p>
-      <w:pPr>
-        <w:spacing w:after="120" w:before="80"/>
+        <w:t xml:space="preserve">.</w:t>
+      </w:r>
+    </w:p>
+    <w:p>
+      <w:pPr>
+        <w:keepLines/>
+        <w:spacing w:after="260" w:before="200"/>
       </w:pPr>
       <w:r>
         <w:rPr>
@@ -1352,41 +1342,34 @@
           <w:sz w:val="22"/>
           <w:szCs w:val="22"/>
         </w:rPr>
-        <w:t xml:space="preserve">4.  </w:t>
+        <w:t xml:space="preserve">2.  </w:t>
       </w:r>
       <w:r>
         <w:rPr>
           <w:sz w:val="22"/>
           <w:szCs w:val="22"/>
         </w:rPr>
-        <w:t xml:space="preserve">An equal-sized range of values used to group data is an ___.</w:t>
-      </w:r>
-    </w:p>
-    <w:p>
-      <w:pPr>
-        <w:spacing w:after="120" w:before="80"/>
-      </w:pPr>
-      <w:r>
-        <w:rPr>
-          <w:b/>
-          <w:bCs/>
-          <w:color w:val="12355B"/>
+        <w:t xml:space="preserve">A bar graph that shows how often data falls into equal intervals is a </w:t>
+      </w:r>
+      <w:r>
+        <w:rPr>
           <w:sz w:val="22"/>
           <w:szCs w:val="22"/>
         </w:rPr>
-        <w:t xml:space="preserve">5.  </w:t>
+        <w:t xml:space="preserve">________________</w:t>
       </w:r>
       <w:r>
         <w:rPr>
           <w:sz w:val="22"/>
           <w:szCs w:val="22"/>
         </w:rPr>
-        <w:t xml:space="preserve">The overall pattern of how data is spread out is the ___.</w:t>
-      </w:r>
-    </w:p>
-    <w:p>
-      <w:pPr>
-        <w:spacing w:after="120" w:before="80"/>
+        <w:t xml:space="preserve">.</w:t>
+      </w:r>
+    </w:p>
+    <w:p>
+      <w:pPr>
+        <w:keepLines/>
+        <w:spacing w:after="260" w:before="200"/>
       </w:pPr>
       <w:r>
         <w:rPr>
@@ -1396,24 +1379,150 @@
           <w:sz w:val="22"/>
           <w:szCs w:val="22"/>
         </w:rPr>
-        <w:t xml:space="preserve">6.  </w:t>
+        <w:t xml:space="preserve">3.  </w:t>
       </w:r>
       <w:r>
         <w:rPr>
           <w:sz w:val="22"/>
           <w:szCs w:val="22"/>
         </w:rPr>
-        <w:t xml:space="preserve">How much the data values differ is the ___.</w:t>
+        <w:t xml:space="preserve">How many data values fall in an interval is the </w:t>
+      </w:r>
+      <w:r>
+        <w:rPr>
+          <w:sz w:val="22"/>
+          <w:szCs w:val="22"/>
+        </w:rPr>
+        <w:t xml:space="preserve">________________</w:t>
+      </w:r>
+      <w:r>
+        <w:rPr>
+          <w:sz w:val="22"/>
+          <w:szCs w:val="22"/>
+        </w:rPr>
+        <w:t xml:space="preserve">.</w:t>
+      </w:r>
+    </w:p>
+    <w:p>
+      <w:pPr>
+        <w:keepLines/>
+        <w:spacing w:after="260" w:before="200"/>
+      </w:pPr>
+      <w:r>
+        <w:rPr>
+          <w:b/>
+          <w:bCs/>
+          <w:color w:val="12355B"/>
+          <w:sz w:val="22"/>
+          <w:szCs w:val="22"/>
+        </w:rPr>
+        <w:t xml:space="preserve">4.  </w:t>
+      </w:r>
+      <w:r>
+        <w:rPr>
+          <w:sz w:val="22"/>
+          <w:szCs w:val="22"/>
+        </w:rPr>
+        <w:t xml:space="preserve">An equal-sized range of values used to group data is an </w:t>
+      </w:r>
+      <w:r>
+        <w:rPr>
+          <w:sz w:val="22"/>
+          <w:szCs w:val="22"/>
+        </w:rPr>
+        <w:t xml:space="preserve">________________</w:t>
+      </w:r>
+      <w:r>
+        <w:rPr>
+          <w:sz w:val="22"/>
+          <w:szCs w:val="22"/>
+        </w:rPr>
+        <w:t xml:space="preserve">.</w:t>
+      </w:r>
+    </w:p>
+    <w:p>
+      <w:pPr>
+        <w:keepLines/>
+        <w:spacing w:after="260" w:before="200"/>
+      </w:pPr>
+      <w:r>
+        <w:rPr>
+          <w:b/>
+          <w:bCs/>
+          <w:color w:val="12355B"/>
+          <w:sz w:val="22"/>
+          <w:szCs w:val="22"/>
+        </w:rPr>
+        <w:t xml:space="preserve">5.  </w:t>
+      </w:r>
+      <w:r>
+        <w:rPr>
+          <w:sz w:val="22"/>
+          <w:szCs w:val="22"/>
+        </w:rPr>
+        <w:t xml:space="preserve">The overall pattern of how data is spread out is the </w:t>
+      </w:r>
+      <w:r>
+        <w:rPr>
+          <w:sz w:val="22"/>
+          <w:szCs w:val="22"/>
+        </w:rPr>
+        <w:t xml:space="preserve">________________</w:t>
+      </w:r>
+      <w:r>
+        <w:rPr>
+          <w:sz w:val="22"/>
+          <w:szCs w:val="22"/>
+        </w:rPr>
+        <w:t xml:space="preserve">.</w:t>
+      </w:r>
+    </w:p>
+    <w:p>
+      <w:pPr>
+        <w:keepLines/>
+        <w:spacing w:after="260" w:before="200"/>
+      </w:pPr>
+      <w:r>
+        <w:rPr>
+          <w:b/>
+          <w:bCs/>
+          <w:color w:val="12355B"/>
+          <w:sz w:val="22"/>
+          <w:szCs w:val="22"/>
+        </w:rPr>
+        <w:t xml:space="preserve">6.  </w:t>
+      </w:r>
+      <w:r>
+        <w:rPr>
+          <w:sz w:val="22"/>
+          <w:szCs w:val="22"/>
+        </w:rPr>
+        <w:t xml:space="preserve">How much the data values differ is the </w:t>
+      </w:r>
+      <w:r>
+        <w:rPr>
+          <w:sz w:val="22"/>
+          <w:szCs w:val="22"/>
+        </w:rPr>
+        <w:t xml:space="preserve">________________</w:t>
+      </w:r>
+      <w:r>
+        <w:rPr>
+          <w:sz w:val="22"/>
+          <w:szCs w:val="22"/>
+        </w:rPr>
+        <w:t xml:space="preserve">.</w:t>
       </w:r>
     </w:p>
     <w:p>
       <w:pPr>
         <w:pStyle w:val="Heading1"/>
-        <w:pageBreakBefore/>
+        <w:keepNext/>
+        <w:keepLines/>
         <w:pBdr>
           <w:bottom w:val="single" w:color="1FA6A2" w:sz="14" w:space="6"/>
         </w:pBdr>
-        <w:spacing w:after="140" w:before="0"/>
+        <w:spacing w:after="140" w:before="300"/>
       </w:pPr>
       <w:r>
         <w:rPr>
@@ -2694,11 +2803,12 @@
     <w:p>
       <w:pPr>
         <w:pStyle w:val="Heading1"/>
-        <w:pageBreakBefore/>
+        <w:keepNext/>
+        <w:keepLines/>
         <w:pBdr>
           <w:bottom w:val="single" w:color="1FA6A2" w:sz="14" w:space="6"/>
         </w:pBdr>
-        <w:spacing w:after="140" w:before="0"/>
+        <w:spacing w:after="140" w:before="300"/>
       </w:pPr>
       <w:r>
         <w:rPr>
@@ -3031,11 +3141,12 @@
     <w:p>
       <w:pPr>
         <w:pStyle w:val="Heading1"/>
-        <w:pageBreakBefore/>
+        <w:keepNext/>
+        <w:keepLines/>
         <w:pBdr>
           <w:bottom w:val="single" w:color="1FA6A2" w:sz="14" w:space="6"/>
         </w:pBdr>
-        <w:spacing w:after="140" w:before="0"/>
+        <w:spacing w:after="140" w:before="300"/>
       </w:pPr>
       <w:r>
         <w:rPr>
@@ -3837,11 +3948,12 @@
     <w:p>
       <w:pPr>
         <w:pStyle w:val="Heading1"/>
-        <w:pageBreakBefore/>
+        <w:keepNext/>
+        <w:keepLines/>
         <w:pBdr>
           <w:bottom w:val="single" w:color="1FA6A2" w:sz="14" w:space="6"/>
         </w:pBdr>
-        <w:spacing w:after="140" w:before="0"/>
+        <w:spacing w:after="140" w:before="300"/>
       </w:pPr>
       <w:r>
         <w:rPr>
@@ -4756,11 +4868,12 @@
     <w:p>
       <w:pPr>
         <w:pStyle w:val="Heading1"/>
-        <w:pageBreakBefore/>
+        <w:keepNext/>
+        <w:keepLines/>
         <w:pBdr>
           <w:bottom w:val="single" w:color="1FA6A2" w:sz="14" w:space="6"/>
         </w:pBdr>
-        <w:spacing w:after="140" w:before="0"/>
+        <w:spacing w:after="140" w:before="300"/>
       </w:pPr>
       <w:r>
         <w:rPr>

--- a/lessons/2-2/downloads/2-2-notes.docx
+++ b/lessons/2-2/downloads/2-2-notes.docx
@@ -1535,47 +1535,6 @@
         <w:t xml:space="preserve">Write About the Math</w:t>
       </w:r>
     </w:p>
-    <w:p>
-      <w:pPr>
-        <w:spacing w:after="100"/>
-      </w:pPr>
-      <w:r>
-        <w:rPr>
-          <w:i/>
-          <w:iCs/>
-          <w:color w:val="5F6F80"/>
-          <w:sz w:val="19"/>
-          <w:szCs w:val="19"/>
-        </w:rPr>
-        <w:t xml:space="preserve">Use the support level you need. Every level answers the same math question.</w:t>
-      </w:r>
-    </w:p>
-    <w:p>
-      <w:pPr>
-        <w:pStyle w:val="Heading2"/>
-        <w:spacing w:after="80" w:before="180"/>
-      </w:pPr>
-      <w:r>
-        <w:rPr>
-          <w:b/>
-          <w:bCs/>
-          <w:color w:val="12355B"/>
-          <w:sz w:val="24"/>
-          <w:szCs w:val="24"/>
-        </w:rPr>
-        <w:t xml:space="preserve">1. Understand the Question</w:t>
-      </w:r>
-      <w:r>
-        <w:rPr>
-          <w:i/>
-          <w:iCs/>
-          <w:color w:val="B97A12"/>
-          <w:sz w:val="19"/>
-          <w:szCs w:val="19"/>
-        </w:rPr>
-        <w:t xml:space="preserve">   explain</w:t>
-      </w:r>
-    </w:p>
     <w:tbl>
       <w:tblPr>
         <w:tblW w:type="pct" w:w="100%"/>
@@ -1614,344 +1573,6 @@
               </w:rPr>
               <w:t xml:space="preserve">Does the histogram support the coach's claim? What does the shape of the data tell you?</w:t>
             </w:r>
-          </w:p>
-          <w:p>
-            <w:pPr>
-              <w:spacing w:after="0"/>
-            </w:pPr>
-            <w:r>
-              <w:rPr>
-                <w:b/>
-                <w:bCs/>
-                <w:color w:val="12355B"/>
-                <w:sz w:val="20"/>
-                <w:szCs w:val="20"/>
-              </w:rPr>
-              <w:t xml:space="preserve">Your job:  </w:t>
-            </w:r>
-            <w:r>
-              <w:rPr>
-                <w:sz w:val="20"/>
-                <w:szCs w:val="20"/>
-              </w:rPr>
-              <w:t xml:space="preserve">Answer the question. Use math evidence. Explain how the evidence proves your answer.</w:t>
-            </w:r>
-            <w:r>
-              <w:rPr>
-                <w:i/>
-                <w:iCs/>
-                <w:color w:val="5F6F80"/>
-                <w:sz w:val="18"/>
-                <w:szCs w:val="18"/>
-              </w:rPr>
-              <w:br/>
-              <w:t xml:space="preserve">Responde la pregunta. Usa evidencia matemática. Explica cómo la evidencia demuestra tu respuesta.</w:t>
-            </w:r>
-          </w:p>
-        </w:tc>
-      </w:tr>
-    </w:tbl>
-    <w:p>
-      <w:pPr>
-        <w:pStyle w:val="Heading2"/>
-        <w:spacing w:after="80" w:before="180"/>
-      </w:pPr>
-      <w:r>
-        <w:rPr>
-          <w:b/>
-          <w:bCs/>
-          <w:color w:val="12355B"/>
-          <w:sz w:val="24"/>
-          <w:szCs w:val="24"/>
-        </w:rPr>
-        <w:t xml:space="preserve">2. Plan Your Math Words</w:t>
-      </w:r>
-      <w:r>
-        <w:rPr>
-          <w:i/>
-          <w:iCs/>
-          <w:color w:val="1FA6A2"/>
-          <w:sz w:val="19"/>
-          <w:szCs w:val="19"/>
-        </w:rPr>
-        <w:t xml:space="preserve">   check at least two</w:t>
-      </w:r>
-    </w:p>
-    <w:p>
-      <w:pPr>
-        <w:spacing w:after="60"/>
-      </w:pPr>
-      <w:r>
-        <w:rPr>
-          <w:b/>
-          <w:bCs/>
-          <w:color w:val="1FA6A2"/>
-          <w:sz w:val="22"/>
-          <w:szCs w:val="22"/>
-        </w:rPr>
-        <w:t xml:space="preserve">☐  </w:t>
-      </w:r>
-      <w:r>
-        <w:rPr>
-          <w:b/>
-          <w:bCs/>
-          <w:color w:val="12355B"/>
-          <w:sz w:val="20"/>
-          <w:szCs w:val="20"/>
-        </w:rPr>
-        <w:t xml:space="preserve">Display Data with Histograms — </w:t>
-      </w:r>
-      <w:r>
-        <w:rPr>
-          <w:sz w:val="20"/>
-          <w:szCs w:val="20"/>
-        </w:rPr>
-        <w:t xml:space="preserve">Group numerical data into intervals and show each interval's frequency with a bar.</w:t>
-      </w:r>
-      <w:r>
-        <w:rPr>
-          <w:i/>
-          <w:iCs/>
-          <w:color w:val="5F6F80"/>
-          <w:sz w:val="18"/>
-          <w:szCs w:val="18"/>
-        </w:rPr>
-        <w:br/>
-        <w:t xml:space="preserve">Representar datos con histogramas — Agrupar datos numéricos en intervalos y mostrar la frecuencia de cada intervalo con una barra.</w:t>
-      </w:r>
-    </w:p>
-    <w:p>
-      <w:pPr>
-        <w:spacing w:after="60"/>
-      </w:pPr>
-      <w:r>
-        <w:rPr>
-          <w:b/>
-          <w:bCs/>
-          <w:color w:val="1FA6A2"/>
-          <w:sz w:val="22"/>
-          <w:szCs w:val="22"/>
-        </w:rPr>
-        <w:t xml:space="preserve">☐  </w:t>
-      </w:r>
-      <w:r>
-        <w:rPr>
-          <w:b/>
-          <w:bCs/>
-          <w:color w:val="12355B"/>
-          <w:sz w:val="20"/>
-          <w:szCs w:val="20"/>
-        </w:rPr>
-        <w:t xml:space="preserve">Histogram — </w:t>
-      </w:r>
-      <w:r>
-        <w:rPr>
-          <w:sz w:val="20"/>
-          <w:szCs w:val="20"/>
-        </w:rPr>
-        <w:t xml:space="preserve">A bar graph that groups data into equal ranges. The bars touch.</w:t>
-      </w:r>
-      <w:r>
-        <w:rPr>
-          <w:i/>
-          <w:iCs/>
-          <w:color w:val="5F6F80"/>
-          <w:sz w:val="18"/>
-          <w:szCs w:val="18"/>
-        </w:rPr>
-        <w:br/>
-        <w:t xml:space="preserve">Histograma — Una gráfica de barras que agrupa datos en rangos iguales. Las barras se tocan.</w:t>
-      </w:r>
-    </w:p>
-    <w:p>
-      <w:pPr>
-        <w:spacing w:after="60"/>
-      </w:pPr>
-      <w:r>
-        <w:rPr>
-          <w:b/>
-          <w:bCs/>
-          <w:color w:val="1FA6A2"/>
-          <w:sz w:val="22"/>
-          <w:szCs w:val="22"/>
-        </w:rPr>
-        <w:t xml:space="preserve">☐  </w:t>
-      </w:r>
-      <w:r>
-        <w:rPr>
-          <w:b/>
-          <w:bCs/>
-          <w:color w:val="12355B"/>
-          <w:sz w:val="20"/>
-          <w:szCs w:val="20"/>
-        </w:rPr>
-        <w:t xml:space="preserve">Frequency — </w:t>
-      </w:r>
-      <w:r>
-        <w:rPr>
-          <w:sz w:val="20"/>
-          <w:szCs w:val="20"/>
-        </w:rPr>
-        <w:t xml:space="preserve">How many times a value shows up.</w:t>
-      </w:r>
-      <w:r>
-        <w:rPr>
-          <w:i/>
-          <w:iCs/>
-          <w:color w:val="5F6F80"/>
-          <w:sz w:val="18"/>
-          <w:szCs w:val="18"/>
-        </w:rPr>
-        <w:br/>
-        <w:t xml:space="preserve">Frecuencia — Cuántas veces aparece un valor.</w:t>
-      </w:r>
-    </w:p>
-    <w:p>
-      <w:pPr>
-        <w:spacing w:after="60"/>
-      </w:pPr>
-      <w:r>
-        <w:rPr>
-          <w:b/>
-          <w:bCs/>
-          <w:color w:val="1FA6A2"/>
-          <w:sz w:val="22"/>
-          <w:szCs w:val="22"/>
-        </w:rPr>
-        <w:t xml:space="preserve">☐  </w:t>
-      </w:r>
-      <w:r>
-        <w:rPr>
-          <w:b/>
-          <w:bCs/>
-          <w:color w:val="12355B"/>
-          <w:sz w:val="20"/>
-          <w:szCs w:val="20"/>
-        </w:rPr>
-        <w:t xml:space="preserve">Interval — </w:t>
-      </w:r>
-      <w:r>
-        <w:rPr>
-          <w:sz w:val="20"/>
-          <w:szCs w:val="20"/>
-        </w:rPr>
-        <w:t xml:space="preserve">A range of numbers used to group data.</w:t>
-      </w:r>
-      <w:r>
-        <w:rPr>
-          <w:i/>
-          <w:iCs/>
-          <w:color w:val="5F6F80"/>
-          <w:sz w:val="18"/>
-          <w:szCs w:val="18"/>
-        </w:rPr>
-        <w:br/>
-        <w:t xml:space="preserve">Intervalo — Un rango de números para agrupar datos.</w:t>
-      </w:r>
-    </w:p>
-    <w:p>
-      <w:pPr>
-        <w:spacing w:after="60"/>
-      </w:pPr>
-      <w:r>
-        <w:rPr>
-          <w:b/>
-          <w:bCs/>
-          <w:color w:val="1FA6A2"/>
-          <w:sz w:val="22"/>
-          <w:szCs w:val="22"/>
-        </w:rPr>
-        <w:t xml:space="preserve">☐  </w:t>
-      </w:r>
-      <w:r>
-        <w:rPr>
-          <w:b/>
-          <w:bCs/>
-          <w:color w:val="12355B"/>
-          <w:sz w:val="20"/>
-          <w:szCs w:val="20"/>
-        </w:rPr>
-        <w:t xml:space="preserve">Distribution — </w:t>
-      </w:r>
-      <w:r>
-        <w:rPr>
-          <w:sz w:val="20"/>
-          <w:szCs w:val="20"/>
-        </w:rPr>
-        <w:t xml:space="preserve">How the data is spread out.</w:t>
-      </w:r>
-      <w:r>
-        <w:rPr>
-          <w:i/>
-          <w:iCs/>
-          <w:color w:val="5F6F80"/>
-          <w:sz w:val="18"/>
-          <w:szCs w:val="18"/>
-        </w:rPr>
-        <w:br/>
-        <w:t xml:space="preserve">Distribución — Cómo están repartidos los datos.</w:t>
-      </w:r>
-    </w:p>
-    <w:tbl>
-      <w:tblPr>
-        <w:tblW w:type="pct" w:w="100%"/>
-        <w:tblBorders>
-          <w:top w:val="single" w:color="1FA6A2" w:sz="8"/>
-          <w:left w:val="single" w:color="1FA6A2" w:sz="8"/>
-          <w:bottom w:val="single" w:color="1FA6A2" w:sz="8"/>
-          <w:right w:val="single" w:color="1FA6A2" w:sz="8"/>
-          <w:insideH w:val="single" w:color="auto" w:sz="4"/>
-          <w:insideV w:val="single" w:color="auto" w:sz="4"/>
-        </w:tblBorders>
-      </w:tblPr>
-      <w:tblGrid>
-        <w:gridCol w:w="100"/>
-      </w:tblGrid>
-      <w:tr>
-        <w:tc>
-          <w:tcPr>
-            <w:shd w:fill="F7FFFD" w:color="auto" w:val="clear"/>
-            <w:tcMar>
-              <w:top w:type="dxa" w:w="120"/>
-              <w:left w:type="dxa" w:w="180"/>
-              <w:bottom w:type="dxa" w:w="120"/>
-              <w:right w:type="dxa" w:w="180"/>
-            </w:tcMar>
-          </w:tcPr>
-          <w:p>
-            <w:pPr>
-              <w:spacing w:after="50"/>
-            </w:pPr>
-            <w:r>
-              <w:rPr>
-                <w:b/>
-                <w:bCs/>
-                <w:color w:val="1FA6A2"/>
-                <w:sz w:val="20"/>
-                <w:szCs w:val="20"/>
-              </w:rPr>
-              <w:t xml:space="preserve">Say it first:  </w:t>
-            </w:r>
-            <w:r>
-              <w:rPr>
-                <w:sz w:val="20"/>
-                <w:szCs w:val="20"/>
-              </w:rPr>
-              <w:t xml:space="preserve">Say your idea to a partner or quietly to yourself before you write.</w:t>
-            </w:r>
-          </w:p>
-          <w:p>
-            <w:pPr>
-              <w:spacing w:after="60"/>
-            </w:pPr>
-            <w:r>
-              <w:rPr>
-                <w:color w:val="1A2733"/>
-                <w:sz w:val="21"/>
-                <w:szCs w:val="21"/>
-              </w:rPr>
-              <w:t xml:space="preserve">The histogram peaks at the ___ interval with ___ players. The shape is approximately ___. This ___ the coach's claim because ___.</w:t>
-            </w:r>
             <w:r>
               <w:rPr>
                 <w:i/>
@@ -1961,7 +1582,7 @@
                 <w:szCs w:val="19"/>
               </w:rPr>
               <w:br/>
-              <w:t xml:space="preserve">Di tu respuesta primero: Mi respuesta es ___ porque ___.</w:t>
+              <w:t xml:space="preserve">¿El histograma apoya lo que dice el entrenador? ¿Qué te dice la forma de los datos?</w:t>
             </w:r>
           </w:p>
         </w:tc>
@@ -1969,28 +1590,192 @@
     </w:tbl>
     <w:p>
       <w:pPr>
-        <w:pStyle w:val="Heading2"/>
-        <w:spacing w:after="80" w:before="180"/>
-      </w:pPr>
-      <w:r>
-        <w:rPr>
-          <w:b/>
-          <w:bCs/>
-          <w:color w:val="12355B"/>
-          <w:sz w:val="24"/>
-          <w:szCs w:val="24"/>
-        </w:rPr>
-        <w:t xml:space="preserve">3. Build Your Explanation</w:t>
-      </w:r>
+        <w:spacing w:after="100"/>
+      </w:pPr>
       <w:r>
         <w:rPr>
           <w:i/>
           <w:iCs/>
-          <w:color w:val="B97A12"/>
+          <w:color w:val="5F6F80"/>
           <w:sz w:val="19"/>
           <w:szCs w:val="19"/>
         </w:rPr>
-        <w:t xml:space="preserve">   choose your support</w:t>
+        <w:t xml:space="preserve">Say your answer to a partner first. Then write it, using at least two of these words:</w:t>
+      </w:r>
+    </w:p>
+    <w:p>
+      <w:pPr>
+        <w:spacing w:after="40"/>
+      </w:pPr>
+      <w:r>
+        <w:rPr>
+          <w:b/>
+          <w:bCs/>
+          <w:color w:val="1FA6A2"/>
+          <w:sz w:val="22"/>
+          <w:szCs w:val="22"/>
+        </w:rPr>
+        <w:t xml:space="preserve">☐  </w:t>
+      </w:r>
+      <w:r>
+        <w:rPr>
+          <w:b/>
+          <w:bCs/>
+          <w:color w:val="12355B"/>
+          <w:sz w:val="20"/>
+          <w:szCs w:val="20"/>
+        </w:rPr>
+        <w:t xml:space="preserve">Histogram</w:t>
+      </w:r>
+      <w:r>
+        <w:rPr>
+          <w:i/>
+          <w:iCs/>
+          <w:color w:val="5F6F80"/>
+          <w:sz w:val="18"/>
+          <w:szCs w:val="18"/>
+        </w:rPr>
+        <w:t xml:space="preserve">  ·  Histograma</w:t>
+      </w:r>
+    </w:p>
+    <w:p>
+      <w:pPr>
+        <w:spacing w:after="40"/>
+      </w:pPr>
+      <w:r>
+        <w:rPr>
+          <w:b/>
+          <w:bCs/>
+          <w:color w:val="1FA6A2"/>
+          <w:sz w:val="22"/>
+          <w:szCs w:val="22"/>
+        </w:rPr>
+        <w:t xml:space="preserve">☐  </w:t>
+      </w:r>
+      <w:r>
+        <w:rPr>
+          <w:b/>
+          <w:bCs/>
+          <w:color w:val="12355B"/>
+          <w:sz w:val="20"/>
+          <w:szCs w:val="20"/>
+        </w:rPr>
+        <w:t xml:space="preserve">Frequency</w:t>
+      </w:r>
+      <w:r>
+        <w:rPr>
+          <w:i/>
+          <w:iCs/>
+          <w:color w:val="5F6F80"/>
+          <w:sz w:val="18"/>
+          <w:szCs w:val="18"/>
+        </w:rPr>
+        <w:t xml:space="preserve">  ·  Frecuencia</w:t>
+      </w:r>
+    </w:p>
+    <w:p>
+      <w:pPr>
+        <w:spacing w:after="40"/>
+      </w:pPr>
+      <w:r>
+        <w:rPr>
+          <w:b/>
+          <w:bCs/>
+          <w:color w:val="1FA6A2"/>
+          <w:sz w:val="22"/>
+          <w:szCs w:val="22"/>
+        </w:rPr>
+        <w:t xml:space="preserve">☐  </w:t>
+      </w:r>
+      <w:r>
+        <w:rPr>
+          <w:b/>
+          <w:bCs/>
+          <w:color w:val="12355B"/>
+          <w:sz w:val="20"/>
+          <w:szCs w:val="20"/>
+        </w:rPr>
+        <w:t xml:space="preserve">Interval</w:t>
+      </w:r>
+      <w:r>
+        <w:rPr>
+          <w:i/>
+          <w:iCs/>
+          <w:color w:val="5F6F80"/>
+          <w:sz w:val="18"/>
+          <w:szCs w:val="18"/>
+        </w:rPr>
+        <w:t xml:space="preserve">  ·  Intervalo</w:t>
+      </w:r>
+    </w:p>
+    <w:p>
+      <w:pPr>
+        <w:spacing w:after="40"/>
+      </w:pPr>
+      <w:r>
+        <w:rPr>
+          <w:b/>
+          <w:bCs/>
+          <w:color w:val="1FA6A2"/>
+          <w:sz w:val="22"/>
+          <w:szCs w:val="22"/>
+        </w:rPr>
+        <w:t xml:space="preserve">☐  </w:t>
+      </w:r>
+      <w:r>
+        <w:rPr>
+          <w:b/>
+          <w:bCs/>
+          <w:color w:val="12355B"/>
+          <w:sz w:val="20"/>
+          <w:szCs w:val="20"/>
+        </w:rPr>
+        <w:t xml:space="preserve">Distribution</w:t>
+      </w:r>
+      <w:r>
+        <w:rPr>
+          <w:i/>
+          <w:iCs/>
+          <w:color w:val="5F6F80"/>
+          <w:sz w:val="18"/>
+          <w:szCs w:val="18"/>
+        </w:rPr>
+        <w:t xml:space="preserve">  ·  Distribución</w:t>
+      </w:r>
+    </w:p>
+    <w:p>
+      <w:pPr>
+        <w:spacing w:after="40"/>
+      </w:pPr>
+      <w:r>
+        <w:rPr>
+          <w:b/>
+          <w:bCs/>
+          <w:color w:val="1FA6A2"/>
+          <w:sz w:val="22"/>
+          <w:szCs w:val="22"/>
+        </w:rPr>
+        <w:t xml:space="preserve">☐  </w:t>
+      </w:r>
+      <w:r>
+        <w:rPr>
+          <w:b/>
+          <w:bCs/>
+          <w:color w:val="12355B"/>
+          <w:sz w:val="20"/>
+          <w:szCs w:val="20"/>
+        </w:rPr>
+        <w:t xml:space="preserve">Variability</w:t>
+      </w:r>
+      <w:r>
+        <w:rPr>
+          <w:i/>
+          <w:iCs/>
+          <w:color w:val="5F6F80"/>
+          <w:sz w:val="18"/>
+          <w:szCs w:val="18"/>
+        </w:rPr>
+        <w:t xml:space="preserve">  ·  Variabilidad</w:t>
       </w:r>
     </w:p>
     <w:tbl>
@@ -2021,21 +1806,6 @@
           </w:tcPr>
           <w:p>
             <w:pPr>
-              <w:spacing w:after="50"/>
-            </w:pPr>
-            <w:r>
-              <w:rPr>
-                <w:i/>
-                <w:iCs/>
-                <w:color w:val="5F6F80"/>
-                <w:sz w:val="19"/>
-                <w:szCs w:val="19"/>
-              </w:rPr>
-              <w:t xml:space="preserve">This model shows the parts of an explanation. It does not answer your writing question.</w:t>
-            </w:r>
-          </w:p>
-          <w:p>
-            <w:pPr>
               <w:spacing w:after="80"/>
             </w:pPr>
             <w:r>
@@ -2046,58 +1816,14 @@
                 <w:sz w:val="19"/>
                 <w:szCs w:val="19"/>
               </w:rPr>
-              <w:t xml:space="preserve">Claim:  </w:t>
+              <w:t xml:space="preserve">Model:  </w:t>
             </w:r>
             <w:r>
               <w:rPr>
                 <w:sz w:val="19"/>
                 <w:szCs w:val="19"/>
               </w:rPr>
-              <w:t xml:space="preserve">A histogram groups data into equal intervals so large data sets become readable.</w:t>
-            </w:r>
-          </w:p>
-          <w:p>
-            <w:pPr>
-              <w:spacing w:after="80"/>
-            </w:pPr>
-            <w:r>
-              <w:rPr>
-                <w:b/>
-                <w:bCs/>
-                <w:color w:val="12355B"/>
-                <w:sz w:val="19"/>
-                <w:szCs w:val="19"/>
-              </w:rPr>
-              <w:t xml:space="preserve">Evidence:  </w:t>
-            </w:r>
-            <w:r>
-              <w:rPr>
-                <w:sz w:val="19"/>
-                <w:szCs w:val="19"/>
-              </w:rPr>
-              <w:t xml:space="preserve">Students explain grouping into intervals makes 30 values readable and that each bar's height is the frequency for that interval.</w:t>
-            </w:r>
-          </w:p>
-          <w:p>
-            <w:pPr>
-              <w:spacing w:after="80"/>
-            </w:pPr>
-            <w:r>
-              <w:rPr>
-                <w:b/>
-                <w:bCs/>
-                <w:color w:val="12355B"/>
-                <w:sz w:val="19"/>
-                <w:szCs w:val="19"/>
-              </w:rPr>
-              <w:t xml:space="preserve">Reasoning:  </w:t>
-            </w:r>
-            <w:r>
-              <w:rPr>
-                <w:sz w:val="19"/>
-                <w:szCs w:val="19"/>
-              </w:rPr>
-              <w:t xml:space="preserve">This evidence connects the definition of histogram to the mathematical claim.</w:t>
+              <w:t xml:space="preserve">A histogram groups data into equal intervals so large data sets become readable. — Students explain grouping into intervals makes 30 values readable and that each bar's height is the frequency for that interval.</w:t>
             </w:r>
           </w:p>
         </w:tc>
@@ -2176,7 +1902,7 @@
           <w:sz w:val="21"/>
           <w:szCs w:val="21"/>
         </w:rPr>
-        <w:t xml:space="preserve">My answer is ___.</w:t>
+        <w:t xml:space="preserve">My answer is ___ because ___.</w:t>
       </w:r>
       <w:r>
         <w:rPr>
@@ -2187,7 +1913,7 @@
           <w:szCs w:val="19"/>
         </w:rPr>
         <w:br/>
-        <w:t xml:space="preserve">Mi respuesta es ___.</w:t>
+        <w:t xml:space="preserve">Mi respuesta es ___ porque ___.</w:t>
       </w:r>
     </w:p>
     <w:tbl>
@@ -2327,7 +2053,7 @@
           <w:sz w:val="21"/>
           <w:szCs w:val="21"/>
         </w:rPr>
-        <w:t xml:space="preserve">I know because ___.</w:t>
+        <w:t xml:space="preserve">My evidence is ___, so ___.</w:t>
       </w:r>
       <w:r>
         <w:rPr>
@@ -2338,31 +2064,7 @@
           <w:szCs w:val="19"/>
         </w:rPr>
         <w:br/>
-        <w:t xml:space="preserve">Lo sé porque ___.</w:t>
-      </w:r>
-    </w:p>
-    <w:p>
-      <w:pPr>
-        <w:spacing w:after="60"/>
-      </w:pPr>
-      <w:r>
-        <w:rPr>
-          <w:color w:val="1A2733"/>
-          <w:sz w:val="21"/>
-          <w:szCs w:val="21"/>
-        </w:rPr>
-        <w:t xml:space="preserve">So ___.</w:t>
-      </w:r>
-      <w:r>
-        <w:rPr>
-          <w:i/>
-          <w:iCs/>
-          <w:color w:val="5F6F80"/>
-          <w:sz w:val="19"/>
-          <w:szCs w:val="19"/>
-        </w:rPr>
-        <w:br/>
-        <w:t xml:space="preserve">Entonces ___.</w:t>
+        <w:t xml:space="preserve">Mi evidencia es ___, entonces ___.</w:t>
       </w:r>
     </w:p>
     <w:tbl>
@@ -2468,78 +2170,6 @@
         <w:t xml:space="preserve">Escribe una afirmación, da evidencia matemática y explica tu razonamiento.</w:t>
       </w:r>
     </w:p>
-    <w:p>
-      <w:pPr>
-        <w:spacing w:after="60"/>
-      </w:pPr>
-      <w:r>
-        <w:rPr>
-          <w:color w:val="1A2733"/>
-          <w:sz w:val="21"/>
-          <w:szCs w:val="21"/>
-        </w:rPr>
-        <w:t xml:space="preserve">My claim is ___.</w:t>
-      </w:r>
-      <w:r>
-        <w:rPr>
-          <w:i/>
-          <w:iCs/>
-          <w:color w:val="5F6F80"/>
-          <w:sz w:val="19"/>
-          <w:szCs w:val="19"/>
-        </w:rPr>
-        <w:br/>
-        <w:t xml:space="preserve">Mi afirmación es ___.</w:t>
-      </w:r>
-    </w:p>
-    <w:p>
-      <w:pPr>
-        <w:spacing w:after="60"/>
-      </w:pPr>
-      <w:r>
-        <w:rPr>
-          <w:color w:val="1A2733"/>
-          <w:sz w:val="21"/>
-          <w:szCs w:val="21"/>
-        </w:rPr>
-        <w:t xml:space="preserve">My math evidence is ___.</w:t>
-      </w:r>
-      <w:r>
-        <w:rPr>
-          <w:i/>
-          <w:iCs/>
-          <w:color w:val="5F6F80"/>
-          <w:sz w:val="19"/>
-          <w:szCs w:val="19"/>
-        </w:rPr>
-        <w:br/>
-        <w:t xml:space="preserve">Mi evidencia matemática es ___.</w:t>
-      </w:r>
-    </w:p>
-    <w:p>
-      <w:pPr>
-        <w:spacing w:after="60"/>
-      </w:pPr>
-      <w:r>
-        <w:rPr>
-          <w:color w:val="1A2733"/>
-          <w:sz w:val="21"/>
-          <w:szCs w:val="21"/>
-        </w:rPr>
-        <w:t xml:space="preserve">This proves ___ because ___.</w:t>
-      </w:r>
-      <w:r>
-        <w:rPr>
-          <w:i/>
-          <w:iCs/>
-          <w:color w:val="5F6F80"/>
-          <w:sz w:val="19"/>
-          <w:szCs w:val="19"/>
-        </w:rPr>
-        <w:br/>
-        <w:t xml:space="preserve">Esto demuestra ___ porque ___.</w:t>
-      </w:r>
-    </w:p>
     <w:tbl>
       <w:tblPr>
         <w:tblW w:type="pct" w:w="100%"/>
@@ -2622,7 +2252,7 @@
           <w:sz w:val="24"/>
           <w:szCs w:val="24"/>
         </w:rPr>
-        <w:t xml:space="preserve">4. Check Your Explanation</w:t>
+        <w:t xml:space="preserve">Check Your Explanation</w:t>
       </w:r>
       <w:r>
         <w:rPr>
@@ -2632,7 +2262,7 @@
           <w:sz w:val="19"/>
           <w:szCs w:val="19"/>
         </w:rPr>
-        <w:t xml:space="preserve">   five quick checks</w:t>
+        <w:t xml:space="preserve">   three quick checks</w:t>
       </w:r>
     </w:p>
     <w:p>
@@ -2656,17 +2286,6 @@
         </w:rPr>
         <w:t xml:space="preserve">I answered the question.</w:t>
       </w:r>
-      <w:r>
-        <w:rPr>
-          <w:i/>
-          <w:iCs/>
-          <w:color w:val="5F6F80"/>
-          <w:sz w:val="18"/>
-          <w:szCs w:val="18"/>
-        </w:rPr>
-        <w:br/>
-        <w:t xml:space="preserve">Respondí la pregunta.</w:t>
-      </w:r>
     </w:p>
     <w:p>
       <w:pPr>
@@ -2687,18 +2306,7 @@
           <w:sz w:val="20"/>
           <w:szCs w:val="20"/>
         </w:rPr>
-        <w:t xml:space="preserve">I used math evidence: numbers, an equation, a model, or a comparison.</w:t>
-      </w:r>
-      <w:r>
-        <w:rPr>
-          <w:i/>
-          <w:iCs/>
-          <w:color w:val="5F6F80"/>
-          <w:sz w:val="18"/>
-          <w:szCs w:val="18"/>
-        </w:rPr>
-        <w:br/>
-        <w:t xml:space="preserve">Usé evidencia matemática: números, una ecuación, un modelo o una comparación.</w:t>
+        <w:t xml:space="preserve">I used math evidence: numbers, an equation, or a model.</w:t>
       </w:r>
     </w:p>
     <w:p>
@@ -2720,84 +2328,7 @@
           <w:sz w:val="20"/>
           <w:szCs w:val="20"/>
         </w:rPr>
-        <w:t xml:space="preserve">I explained how the evidence proves my answer.</w:t>
-      </w:r>
-      <w:r>
-        <w:rPr>
-          <w:i/>
-          <w:iCs/>
-          <w:color w:val="5F6F80"/>
-          <w:sz w:val="18"/>
-          <w:szCs w:val="18"/>
-        </w:rPr>
-        <w:br/>
-        <w:t xml:space="preserve">Expliqué cómo la evidencia demuestra mi respuesta.</w:t>
-      </w:r>
-    </w:p>
-    <w:p>
-      <w:pPr>
-        <w:spacing w:after="80"/>
-      </w:pPr>
-      <w:r>
-        <w:rPr>
-          <w:b/>
-          <w:bCs/>
-          <w:color w:val="1FA6A2"/>
-          <w:sz w:val="22"/>
-          <w:szCs w:val="22"/>
-        </w:rPr>
-        <w:t xml:space="preserve">☐  </w:t>
-      </w:r>
-      <w:r>
-        <w:rPr>
-          <w:sz w:val="20"/>
-          <w:szCs w:val="20"/>
-        </w:rPr>
         <w:t xml:space="preserve">I used at least two math words.</w:t>
-      </w:r>
-      <w:r>
-        <w:rPr>
-          <w:i/>
-          <w:iCs/>
-          <w:color w:val="5F6F80"/>
-          <w:sz w:val="18"/>
-          <w:szCs w:val="18"/>
-        </w:rPr>
-        <w:br/>
-        <w:t xml:space="preserve">Usé por lo menos dos palabras matemáticas.</w:t>
-      </w:r>
-    </w:p>
-    <w:p>
-      <w:pPr>
-        <w:spacing w:after="80"/>
-      </w:pPr>
-      <w:r>
-        <w:rPr>
-          <w:b/>
-          <w:bCs/>
-          <w:color w:val="1FA6A2"/>
-          <w:sz w:val="22"/>
-          <w:szCs w:val="22"/>
-        </w:rPr>
-        <w:t xml:space="preserve">☐  </w:t>
-      </w:r>
-      <w:r>
-        <w:rPr>
-          <w:sz w:val="20"/>
-          <w:szCs w:val="20"/>
-        </w:rPr>
-        <w:t xml:space="preserve">I reread complete sentences and punctuation.</w:t>
-      </w:r>
-      <w:r>
-        <w:rPr>
-          <w:i/>
-          <w:iCs/>
-          <w:color w:val="5F6F80"/>
-          <w:sz w:val="18"/>
-          <w:szCs w:val="18"/>
-        </w:rPr>
-        <w:br/>
-        <w:t xml:space="preserve">Volví a leer mis oraciones completas y la puntuación.</w:t>
       </w:r>
     </w:p>
     <w:p>
